--- a/paper/WISS_Template_2026_demo.docx
+++ b/paper/WISS_Template_2026_demo.docx
@@ -5,6 +5,7 @@
     <w:p>
       <w:pPr>
         <w:pStyle w:val="WISS"/>
+        <w:ind w:leftChars="0" w:left="0"/>
         <w:rPr>
           <w:color w:val="FF0000"/>
         </w:rPr>
@@ -243,7 +244,7 @@
           </mc:Choice>
           <mc:Fallback>
             <w:pict>
-              <v:group w14:anchorId="3D7C6D16" id="Group 121" o:spid="_x0000_s1026" style="position:absolute;left:0;text-align:left;margin-left:.8pt;margin-top:0;width:481.35pt;height:20.4pt;z-index:251661824" coordorigin="1147,1719" coordsize="9627,408" o:gfxdata="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">
+              <v:group w14:anchorId="3D7C6D16" id="Group 121" o:spid="_x0000_s1026" style="position:absolute;margin-left:.8pt;margin-top:0;width:481.35pt;height:20.4pt;z-index:251661824" coordorigin="1147,1719" coordsize="9627,408" o:gfxdata="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">
                 <v:shapetype id="_x0000_t202" coordsize="21600,21600" o:spt="202" path="m,l,21600r21600,l21600,xe">
                   <v:stroke joinstyle="miter"/>
                   <v:path gradientshapeok="t" o:connecttype="rect"/>
@@ -427,7 +428,6 @@
                                 <w:spacing w:line="220" w:lineRule="exact"/>
                                 <w:ind w:right="73" w:firstLineChars="50" w:firstLine="87"/>
                                 <w:rPr>
-                                  <w:rFonts w:hint="eastAsia"/>
                                   <w:spacing w:val="-16"/>
                                   <w:szCs w:val="16"/>
                                 </w:rPr>
@@ -471,61 +471,6 @@
                                   <w:szCs w:val="16"/>
                                 </w:rPr>
                                 <w:t xml:space="preserve">* </w:t>
-                              </w:r>
-                              <w:r>
-                                <w:rPr>
-                                  <w:rFonts w:hint="eastAsia"/>
-                                  <w:spacing w:val="-16"/>
-                                  <w:szCs w:val="16"/>
-                                </w:rPr>
-                                <w:t>明治</w:t>
-                              </w:r>
-                              <w:r>
-                                <w:rPr>
-                                  <w:rFonts w:hint="eastAsia"/>
-                                  <w:spacing w:val="-16"/>
-                                  <w:szCs w:val="16"/>
-                                </w:rPr>
-                                <w:t>大学</w:t>
-                              </w:r>
-                              <w:r>
-                                <w:rPr>
-                                  <w:rFonts w:hint="eastAsia"/>
-                                  <w:spacing w:val="-16"/>
-                                  <w:szCs w:val="16"/>
-                                </w:rPr>
-                                <w:t xml:space="preserve"> (</w:t>
-                              </w:r>
-                              <w:r>
-                                <w:rPr>
-                                  <w:rFonts w:hint="eastAsia"/>
-                                  <w:spacing w:val="-16"/>
-                                  <w:szCs w:val="16"/>
-                                </w:rPr>
-                                <w:t>一年ほど沖縄に住んでいた</w:t>
-                              </w:r>
-                              <w:r>
-                                <w:rPr>
-                                  <w:rFonts w:hint="eastAsia"/>
-                                  <w:spacing w:val="-16"/>
-                                  <w:szCs w:val="16"/>
-                                </w:rPr>
-                                <w:t>)</w:t>
-                              </w:r>
-                              <w:r>
-                                <w:rPr>
-                                  <w:rFonts w:hint="eastAsia"/>
-                                  <w:spacing w:val="-16"/>
-                                  <w:szCs w:val="16"/>
-                                </w:rPr>
-                                <w:t>，</w:t>
-                              </w:r>
-                              <w:r>
-                                <w:rPr>
-                                  <w:rFonts w:hint="eastAsia"/>
-                                  <w:vertAlign w:val="superscript"/>
-                                </w:rPr>
-                                <w:t>†</w:t>
                               </w:r>
                               <w:r>
                                 <w:rPr>
@@ -596,7 +541,7 @@
           </mc:Choice>
           <mc:Fallback>
             <w:pict>
-              <v:group w14:anchorId="499C1B1B" id="Group 87" o:spid="_x0000_s1029" style="position:absolute;left:0;text-align:left;margin-left:-.35pt;margin-top:602.3pt;width:230.4pt;height:76.75pt;z-index:251657728;mso-position-horizontal-relative:margin;mso-position-vertical-relative:margin" coordorigin="1134,14406" coordsize="4608,1062" o:gfxdata="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">
+              <v:group w14:anchorId="499C1B1B" id="Group 87" o:spid="_x0000_s1029" style="position:absolute;margin-left:-.35pt;margin-top:602.3pt;width:230.4pt;height:76.75pt;z-index:251657728;mso-position-horizontal-relative:margin;mso-position-vertical-relative:margin" coordorigin="1134,14406" coordsize="4608,1062" o:gfxdata="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">
                 <v:shape id="Text Box 22" o:spid="_x0000_s1030" type="#_x0000_t202" style="position:absolute;left:1134;top:14406;width:4608;height:1062;visibility:visible;mso-wrap-style:square;v-text-anchor:top" o:gfxdata="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" filled="f" strokecolor="white">
                   <v:textbox inset="5.85pt,.55mm,5.85pt,.7pt">
                     <w:txbxContent>
@@ -605,7 +550,6 @@
                           <w:spacing w:line="220" w:lineRule="exact"/>
                           <w:ind w:right="73" w:firstLineChars="50" w:firstLine="87"/>
                           <w:rPr>
-                            <w:rFonts w:hint="eastAsia"/>
                             <w:spacing w:val="-16"/>
                             <w:szCs w:val="16"/>
                           </w:rPr>
@@ -666,61 +610,6 @@
                           </w:rPr>
                           <w:t>大学</w:t>
                         </w:r>
-                        <w:r>
-                          <w:rPr>
-                            <w:rFonts w:hint="eastAsia"/>
-                            <w:spacing w:val="-16"/>
-                            <w:szCs w:val="16"/>
-                          </w:rPr>
-                          <w:t xml:space="preserve"> (</w:t>
-                        </w:r>
-                        <w:r>
-                          <w:rPr>
-                            <w:rFonts w:hint="eastAsia"/>
-                            <w:spacing w:val="-16"/>
-                            <w:szCs w:val="16"/>
-                          </w:rPr>
-                          <w:t>一年ほど沖縄に住んでいた</w:t>
-                        </w:r>
-                        <w:r>
-                          <w:rPr>
-                            <w:rFonts w:hint="eastAsia"/>
-                            <w:spacing w:val="-16"/>
-                            <w:szCs w:val="16"/>
-                          </w:rPr>
-                          <w:t>)</w:t>
-                        </w:r>
-                        <w:r>
-                          <w:rPr>
-                            <w:rFonts w:hint="eastAsia"/>
-                            <w:spacing w:val="-16"/>
-                            <w:szCs w:val="16"/>
-                          </w:rPr>
-                          <w:t>，</w:t>
-                        </w:r>
-                        <w:r>
-                          <w:rPr>
-                            <w:rFonts w:hint="eastAsia"/>
-                            <w:vertAlign w:val="superscript"/>
-                          </w:rPr>
-                          <w:t>†</w:t>
-                        </w:r>
-                        <w:r>
-                          <w:rPr>
-                            <w:rFonts w:hint="eastAsia"/>
-                            <w:spacing w:val="-16"/>
-                            <w:szCs w:val="16"/>
-                          </w:rPr>
-                          <w:t>明治</w:t>
-                        </w:r>
-                        <w:r>
-                          <w:rPr>
-                            <w:rFonts w:hint="eastAsia"/>
-                            <w:spacing w:val="-16"/>
-                            <w:szCs w:val="16"/>
-                          </w:rPr>
-                          <w:t>大学</w:t>
-                        </w:r>
                       </w:p>
                     </w:txbxContent>
                   </v:textbox>
@@ -814,15 +703,12 @@
           <w:rFonts w:hint="eastAsia"/>
           <w:vertAlign w:val="superscript"/>
         </w:rPr>
-        <w:t>†</w:t>
+        <w:t>*</w:t>
       </w:r>
     </w:p>
     <w:p>
       <w:pPr>
         <w:pStyle w:val="aff0"/>
-        <w:rPr>
-          <w:rFonts w:hint="eastAsia"/>
-        </w:rPr>
       </w:pPr>
       <w:r>
         <w:rPr>
@@ -840,151 +726,175 @@
         <w:rPr>
           <w:rFonts w:hint="eastAsia"/>
         </w:rPr>
-        <w:t>人が生き，成熟を深めてゆく過程の中で，葛藤はかけがえのない時間である．</w:t>
-      </w:r>
-      <w:r>
-        <w:rPr>
-          <w:rFonts w:hint="eastAsia"/>
-        </w:rPr>
-        <w:t>葛藤を育んでゆくにあたって</w:t>
-      </w:r>
-      <w:r>
-        <w:rPr>
-          <w:rFonts w:hint="eastAsia"/>
-        </w:rPr>
-        <w:t>は</w:t>
-      </w:r>
-      <w:r>
-        <w:rPr>
-          <w:rFonts w:hint="eastAsia"/>
-        </w:rPr>
-        <w:t>，まず語りだしてみる</w:t>
-      </w:r>
-      <w:r>
-        <w:rPr>
-          <w:rFonts w:hint="eastAsia"/>
-        </w:rPr>
-        <w:t>こと</w:t>
-      </w:r>
-      <w:r>
-        <w:rPr>
-          <w:rFonts w:hint="eastAsia"/>
-        </w:rPr>
-        <w:t>が欠かせない．しかし</w:t>
-      </w:r>
-      <w:r>
-        <w:rPr>
-          <w:rFonts w:hint="eastAsia"/>
-        </w:rPr>
-        <w:t>現代</w:t>
-      </w:r>
-      <w:r>
-        <w:rPr>
-          <w:rFonts w:hint="eastAsia"/>
-        </w:rPr>
-        <w:t>は</w:t>
-      </w:r>
-      <w:r>
-        <w:rPr>
-          <w:rFonts w:hint="eastAsia"/>
-        </w:rPr>
-        <w:t>，</w:t>
-      </w:r>
-      <w:r>
-        <w:rPr>
-          <w:rFonts w:hint="eastAsia"/>
-        </w:rPr>
-        <w:t>いかなる</w:t>
-      </w:r>
-      <w:r>
-        <w:rPr>
-          <w:rFonts w:hint="eastAsia"/>
-        </w:rPr>
-        <w:t>発言</w:t>
-      </w:r>
-      <w:r>
-        <w:rPr>
-          <w:rFonts w:hint="eastAsia"/>
-        </w:rPr>
-        <w:t>であれ</w:t>
-      </w:r>
-      <w:r>
-        <w:rPr>
-          <w:rFonts w:hint="eastAsia"/>
-        </w:rPr>
-        <w:t>記録</w:t>
-      </w:r>
-      <w:r>
-        <w:rPr>
-          <w:rFonts w:hint="eastAsia"/>
-        </w:rPr>
-        <w:t>が残り得る</w:t>
-      </w:r>
-      <w:r>
-        <w:rPr>
-          <w:rFonts w:hint="eastAsia"/>
-        </w:rPr>
-        <w:t>時代</w:t>
-      </w:r>
-      <w:r>
-        <w:rPr>
-          <w:rFonts w:hint="eastAsia"/>
-        </w:rPr>
-        <w:t>である．</w:t>
-      </w:r>
-      <w:r>
-        <w:rPr>
-          <w:rFonts w:hint="eastAsia"/>
-        </w:rPr>
-        <w:t>また我々は</w:t>
-      </w:r>
-      <w:r>
-        <w:rPr>
-          <w:rFonts w:hint="eastAsia"/>
-        </w:rPr>
-        <w:t>，</w:t>
-      </w:r>
-      <w:r>
-        <w:rPr>
-          <w:rFonts w:hint="eastAsia"/>
-        </w:rPr>
-        <w:t>一人の，一貫した人間であることが多くの場合</w:t>
-      </w:r>
-      <w:r>
-        <w:rPr>
-          <w:rFonts w:hint="eastAsia"/>
-        </w:rPr>
-        <w:t>に</w:t>
-      </w:r>
-      <w:r>
-        <w:rPr>
-          <w:rFonts w:hint="eastAsia"/>
-        </w:rPr>
-        <w:t>前提される．そのため，一度</w:t>
-      </w:r>
-      <w:r>
-        <w:rPr>
-          <w:rFonts w:hint="eastAsia"/>
-        </w:rPr>
-        <w:t>語り</w:t>
-      </w:r>
-      <w:r>
-        <w:rPr>
-          <w:rFonts w:hint="eastAsia"/>
-        </w:rPr>
-        <w:t>出</w:t>
-      </w:r>
-      <w:r>
-        <w:rPr>
-          <w:rFonts w:hint="eastAsia"/>
-        </w:rPr>
-        <w:t>された考えは，</w:t>
-      </w:r>
-      <w:r>
-        <w:rPr>
-          <w:rFonts w:hint="eastAsia"/>
-        </w:rPr>
-        <w:t>いっとき</w:t>
+        <w:t>人が生き，成熟を深めてゆく過程の中で，葛藤はかけがえのない時間である．葛藤を育んでゆくにあたっては，まず語ってみることが欠かせない．しかし現代は，いかなる発言も記録が残り，他者に参照され得る時代である．</w:t>
+      </w:r>
+      <w:r>
+        <w:rPr>
+          <w:rFonts w:hint="eastAsia"/>
+        </w:rPr>
+        <w:t>一度表明した声は，後から</w:t>
+      </w:r>
+      <w:r>
+        <w:rPr>
+          <w:rFonts w:hint="eastAsia"/>
+        </w:rPr>
+        <w:t>「</w:t>
+      </w:r>
+      <w:r>
+        <w:rPr>
+          <w:rFonts w:hint="eastAsia"/>
+        </w:rPr>
+        <w:t>不適切であった</w:t>
+      </w:r>
+      <w:r>
+        <w:rPr>
+          <w:rFonts w:hint="eastAsia"/>
+        </w:rPr>
+        <w:t>」</w:t>
+      </w:r>
+      <w:r>
+        <w:rPr>
+          <w:rFonts w:hint="eastAsia"/>
+        </w:rPr>
+        <w:t>と自覚しようと，</w:t>
+      </w:r>
+      <w:r>
+        <w:rPr>
+          <w:rFonts w:hint="eastAsia"/>
+        </w:rPr>
+        <w:t>自身を代表する</w:t>
+      </w:r>
+      <w:r>
+        <w:rPr>
+          <w:rFonts w:hint="eastAsia"/>
+        </w:rPr>
+        <w:t>意見</w:t>
+      </w:r>
+      <w:r>
+        <w:rPr>
+          <w:rFonts w:hint="eastAsia"/>
+        </w:rPr>
+        <w:t>であると判断され得る恐れを持つ．ここに，</w:t>
+      </w:r>
+      <w:r>
+        <w:rPr>
+          <w:rFonts w:hint="eastAsia"/>
+        </w:rPr>
+        <w:t>葛藤の展開を</w:t>
+      </w:r>
+      <w:r>
+        <w:rPr>
+          <w:rFonts w:hint="eastAsia"/>
+        </w:rPr>
+        <w:t>躊躇させ</w:t>
+      </w:r>
+      <w:r>
+        <w:rPr>
+          <w:rFonts w:hint="eastAsia"/>
+        </w:rPr>
+        <w:t>る構造</w:t>
+      </w:r>
+      <w:r>
+        <w:rPr>
+          <w:rFonts w:hint="eastAsia"/>
+        </w:rPr>
+        <w:t>が</w:t>
+      </w:r>
+      <w:r>
+        <w:rPr>
+          <w:rFonts w:hint="eastAsia"/>
+        </w:rPr>
+        <w:t>ある</w:t>
+      </w:r>
+      <w:r>
+        <w:rPr>
+          <w:rFonts w:hint="eastAsia"/>
+        </w:rPr>
+        <w:t>．本研究は，この困難を「対話篇の執筆」により調停すべく，自己対話型葛藤支援システム</w:t>
+      </w:r>
+      <w:r>
+        <w:rPr>
+          <w:rFonts w:hint="eastAsia"/>
+        </w:rPr>
+        <w:t>MyPolyphony</w:t>
+      </w:r>
+      <w:r>
+        <w:rPr>
+          <w:rFonts w:hint="eastAsia"/>
+        </w:rPr>
+        <w:t>を提案する．</w:t>
+      </w:r>
+      <w:r>
+        <w:rPr>
+          <w:rFonts w:hint="eastAsia"/>
+        </w:rPr>
+        <w:t>MyPolyphony</w:t>
+      </w:r>
+      <w:r>
+        <w:rPr>
+          <w:rFonts w:hint="eastAsia"/>
+        </w:rPr>
+        <w:t>では，ユーザは自ら</w:t>
+      </w:r>
+      <w:r>
+        <w:rPr>
+          <w:rFonts w:hint="eastAsia"/>
+        </w:rPr>
+        <w:t>が</w:t>
+      </w:r>
+      <w:r>
+        <w:rPr>
+          <w:rFonts w:hint="eastAsia"/>
+        </w:rPr>
+        <w:t>問い深めたい主題をめぐり，二人の話者による対話として思考を展開させてゆく．全ての記述には鍵括弧が伴う．ゆえに，展開された葛藤の部分は，括弧の話者による発言として表現される</w:t>
+      </w:r>
+      <w:r>
+        <w:rPr>
+          <w:rFonts w:hint="eastAsia"/>
+        </w:rPr>
+        <w:t>．</w:t>
+      </w:r>
+      <w:r>
+        <w:rPr>
+          <w:rFonts w:hint="eastAsia"/>
+        </w:rPr>
+        <w:t>一方で，執筆された葛藤の全体は，ユーザを対話篇の作者</w:t>
+      </w:r>
+      <w:r>
+        <w:rPr>
+          <w:rFonts w:hint="eastAsia"/>
+        </w:rPr>
+        <w:t>であると</w:t>
+      </w:r>
+      <w:r>
+        <w:rPr>
+          <w:rFonts w:hint="eastAsia"/>
+        </w:rPr>
+        <w:t>示唆</w:t>
+      </w:r>
+      <w:r>
+        <w:rPr>
+          <w:rFonts w:hint="eastAsia"/>
+        </w:rPr>
+        <w:t>している</w:t>
+      </w:r>
+      <w:r>
+        <w:rPr>
+          <w:rFonts w:hint="eastAsia"/>
+        </w:rPr>
+        <w:t>．これにより，ユーザは自身の葛藤を，自己を単一の立場に還元せずに展開させることが可能となる．</w:t>
+      </w:r>
+      <w:r>
+        <w:rPr>
+          <w:rFonts w:hint="eastAsia"/>
+        </w:rPr>
+        <w:t>MyPolyphony</w:t>
+      </w:r>
+      <w:r>
+        <w:rPr>
+          <w:rFonts w:hint="eastAsia"/>
+        </w:rPr>
+        <w:t>は，矛盾する思考をそのままに自身の内において育みつつ，当の葛藤</w:t>
       </w:r>
       <w:r>
         <w:rPr>
@@ -996,241 +906,25 @@
         <w:rPr>
           <w:rFonts w:hint="eastAsia"/>
         </w:rPr>
-        <w:t>声であろうと</w:t>
-      </w:r>
-      <w:r>
-        <w:rPr>
-          <w:rFonts w:hint="eastAsia"/>
-        </w:rPr>
-        <w:t>も</w:t>
-      </w:r>
-      <w:r>
-        <w:rPr>
-          <w:rFonts w:hint="eastAsia"/>
-        </w:rPr>
-        <w:t>，その人自身の考えとして</w:t>
-      </w:r>
-      <w:r>
-        <w:rPr>
-          <w:rFonts w:hint="eastAsia"/>
-        </w:rPr>
-        <w:t>，</w:t>
-      </w:r>
-      <w:r>
-        <w:rPr>
-          <w:rFonts w:hint="eastAsia"/>
-        </w:rPr>
-        <w:t>判断</w:t>
-      </w:r>
-      <w:r>
-        <w:rPr>
-          <w:rFonts w:hint="eastAsia"/>
-        </w:rPr>
-        <w:t>され得る</w:t>
-      </w:r>
-      <w:r>
-        <w:rPr>
-          <w:rFonts w:hint="eastAsia"/>
-        </w:rPr>
-        <w:t>可能性を持つ．</w:t>
-      </w:r>
-      <w:r>
-        <w:rPr>
-          <w:rFonts w:hint="eastAsia"/>
-        </w:rPr>
-        <w:t>本研究では，この困難を「対話篇の執筆」</w:t>
-      </w:r>
-      <w:r>
-        <w:rPr>
-          <w:rFonts w:hint="eastAsia"/>
-        </w:rPr>
-        <w:t>により</w:t>
-      </w:r>
-      <w:r>
-        <w:rPr>
-          <w:rFonts w:hint="eastAsia"/>
-        </w:rPr>
-        <w:t>調停すべく，自己対話型葛藤支援システム</w:t>
-      </w:r>
-      <w:r>
-        <w:rPr>
-          <w:rFonts w:hint="eastAsia"/>
-        </w:rPr>
-        <w:t xml:space="preserve"> MyPolyphony </w:t>
-      </w:r>
-      <w:r>
-        <w:rPr>
-          <w:rFonts w:hint="eastAsia"/>
-        </w:rPr>
-        <w:t>を提案する．</w:t>
-      </w:r>
-      <w:r>
-        <w:rPr>
-          <w:rFonts w:hint="eastAsia"/>
-        </w:rPr>
-        <w:t>MyPolyphony</w:t>
-      </w:r>
-      <w:r>
-        <w:rPr>
-          <w:rFonts w:hint="eastAsia"/>
-        </w:rPr>
-        <w:t>では，ユーザは自らの考えたい主題をめぐって，二人の話者による対話として思考を書き進める．全ての発言は括弧に入れられる．これにより，個々の発言は</w:t>
-      </w:r>
-      <w:r>
-        <w:rPr>
-          <w:rFonts w:hint="eastAsia"/>
-        </w:rPr>
-        <w:t>，</w:t>
-      </w:r>
-      <w:r>
-        <w:rPr>
-          <w:rFonts w:hint="eastAsia"/>
-        </w:rPr>
-        <w:t>鍵括弧の話者のものとして</w:t>
-      </w:r>
-      <w:r>
-        <w:rPr>
-          <w:rFonts w:hint="eastAsia"/>
-        </w:rPr>
-        <w:t>記述され，</w:t>
-      </w:r>
-      <w:r>
-        <w:rPr>
-          <w:rFonts w:hint="eastAsia"/>
-        </w:rPr>
-        <w:t>一方でその対話篇の全体は</w:t>
-      </w:r>
-      <w:r>
-        <w:rPr>
-          <w:rFonts w:hint="eastAsia"/>
-        </w:rPr>
-        <w:t>，</w:t>
-      </w:r>
-      <w:r>
-        <w:rPr>
-          <w:rFonts w:hint="eastAsia"/>
-        </w:rPr>
-        <w:t>ユーザ自身の作品として</w:t>
-      </w:r>
-      <w:r>
-        <w:rPr>
-          <w:rFonts w:hint="eastAsia"/>
-        </w:rPr>
-        <w:t>現れる</w:t>
-      </w:r>
-      <w:r>
-        <w:rPr>
-          <w:rFonts w:hint="eastAsia"/>
-        </w:rPr>
-        <w:t>．すなわち，個々の発言の話者</w:t>
-      </w:r>
-      <w:r>
-        <w:rPr>
-          <w:rFonts w:hint="eastAsia"/>
-        </w:rPr>
-        <w:t>がユーザ</w:t>
-      </w:r>
-      <w:r>
-        <w:rPr>
-          <w:rFonts w:hint="eastAsia"/>
-        </w:rPr>
-        <w:t>である</w:t>
-      </w:r>
-      <w:r>
-        <w:rPr>
-          <w:rFonts w:hint="eastAsia"/>
-        </w:rPr>
-        <w:t>と判断</w:t>
-      </w:r>
-      <w:r>
-        <w:rPr>
-          <w:rFonts w:hint="eastAsia"/>
-        </w:rPr>
-        <w:t>されることを</w:t>
-      </w:r>
-      <w:r>
-        <w:rPr>
-          <w:rFonts w:hint="eastAsia"/>
-        </w:rPr>
-        <w:t>留保</w:t>
-      </w:r>
-      <w:r>
-        <w:rPr>
-          <w:rFonts w:hint="eastAsia"/>
-        </w:rPr>
-        <w:t>しつつ</w:t>
-      </w:r>
-      <w:r>
-        <w:rPr>
-          <w:rFonts w:hint="eastAsia"/>
-        </w:rPr>
-        <w:t>，</w:t>
-      </w:r>
-      <w:r>
-        <w:rPr>
-          <w:rFonts w:hint="eastAsia"/>
-        </w:rPr>
-        <w:t>ユーザは</w:t>
-      </w:r>
-      <w:r>
-        <w:rPr>
-          <w:rFonts w:hint="eastAsia"/>
-        </w:rPr>
-        <w:t>葛藤そのものの作者</w:t>
-      </w:r>
-      <w:r>
-        <w:rPr>
-          <w:rFonts w:hint="eastAsia"/>
-        </w:rPr>
-        <w:t>として</w:t>
-      </w:r>
-      <w:r>
-        <w:rPr>
-          <w:rFonts w:hint="eastAsia"/>
-        </w:rPr>
-        <w:t>同定</w:t>
-      </w:r>
-      <w:r>
-        <w:rPr>
-          <w:rFonts w:hint="eastAsia"/>
-        </w:rPr>
-        <w:t>される</w:t>
-      </w:r>
-      <w:r>
-        <w:rPr>
-          <w:rFonts w:hint="eastAsia"/>
-        </w:rPr>
-        <w:t>こと</w:t>
-      </w:r>
-      <w:r>
-        <w:rPr>
-          <w:rFonts w:hint="eastAsia"/>
-        </w:rPr>
-        <w:t>が期待できる．</w:t>
-      </w:r>
-      <w:r>
-        <w:rPr>
-          <w:rFonts w:hint="eastAsia"/>
-        </w:rPr>
-        <w:t xml:space="preserve"> </w:t>
-      </w:r>
-      <w:r>
-        <w:rPr>
-          <w:rFonts w:hint="eastAsia"/>
-        </w:rPr>
-        <w:t>MyPolyphony</w:t>
-      </w:r>
-      <w:r>
-        <w:rPr>
-          <w:rFonts w:hint="eastAsia"/>
-        </w:rPr>
-        <w:t>は，相容れない複数の考えを育みつつ，それらの間で葛藤する過程そのものを，自己の生として引き受ける</w:t>
-      </w:r>
-      <w:r>
-        <w:rPr>
-          <w:rFonts w:hint="eastAsia"/>
-        </w:rPr>
-        <w:t>ための場を開く．</w:t>
+        <w:t>過程そのものを</w:t>
+      </w:r>
+      <w:r>
+        <w:rPr>
+          <w:rFonts w:hint="eastAsia"/>
+        </w:rPr>
+        <w:t>自分の生として</w:t>
+      </w:r>
+      <w:r>
+        <w:rPr>
+          <w:rFonts w:hint="eastAsia"/>
+        </w:rPr>
+        <w:t>引き受けるための場を開く</w:t>
+      </w:r>
+      <w:r>
+        <w:rPr>
+          <w:rFonts w:hint="eastAsia"/>
+        </w:rPr>
+        <w:t>．</w:t>
       </w:r>
       <w:r>
         <w:t xml:space="preserve"> </w:t>
@@ -1285,7 +979,19 @@
         <w:rPr>
           <w:rFonts w:hint="eastAsia"/>
         </w:rPr>
-        <w:t>人は，相容れない考えを</w:t>
+        <w:t>人は</w:t>
+      </w:r>
+      <w:r>
+        <w:rPr>
+          <w:rFonts w:hint="eastAsia"/>
+        </w:rPr>
+        <w:t>，互いに矛盾する</w:t>
+      </w:r>
+      <w:r>
+        <w:rPr>
+          <w:rFonts w:hint="eastAsia"/>
+        </w:rPr>
+        <w:t>考えを</w:t>
       </w:r>
       <w:r>
         <w:rPr>
@@ -1315,13 +1021,13 @@
         <w:rPr>
           <w:rFonts w:hint="eastAsia"/>
         </w:rPr>
-        <w:t>う一方で</w:t>
-      </w:r>
-      <w:r>
-        <w:rPr>
-          <w:rFonts w:hint="eastAsia"/>
-        </w:rPr>
-        <w:t>，受けた傷を忘れたくない</w:t>
+        <w:t>いながら，</w:t>
+      </w:r>
+      <w:r>
+        <w:rPr>
+          <w:rFonts w:hint="eastAsia"/>
+        </w:rPr>
+        <w:t>受けた傷を忘れたくない</w:t>
       </w:r>
       <w:r>
         <w:rPr>
@@ -1345,25 +1051,25 @@
         <w:rPr>
           <w:rFonts w:hint="eastAsia"/>
         </w:rPr>
-        <w:t>米軍基地</w:t>
-      </w:r>
-      <w:r>
-        <w:rPr>
-          <w:rFonts w:hint="eastAsia"/>
-        </w:rPr>
-        <w:t>の建設</w:t>
-      </w:r>
-      <w:r>
-        <w:rPr>
-          <w:rFonts w:hint="eastAsia"/>
-        </w:rPr>
-        <w:t>といった</w:t>
-      </w:r>
-      <w:r>
-        <w:rPr>
-          <w:rFonts w:hint="eastAsia"/>
-        </w:rPr>
-        <w:t>公共的な問題</w:t>
+        <w:t>国</w:t>
+      </w:r>
+      <w:r>
+        <w:rPr>
+          <w:rFonts w:hint="eastAsia"/>
+        </w:rPr>
+        <w:t>の政策</w:t>
+      </w:r>
+      <w:r>
+        <w:rPr>
+          <w:rFonts w:hint="eastAsia"/>
+        </w:rPr>
+        <w:t>の</w:t>
+      </w:r>
+      <w:r>
+        <w:rPr>
+          <w:rFonts w:hint="eastAsia"/>
+        </w:rPr>
+        <w:t>実施</w:t>
       </w:r>
       <w:r>
         <w:rPr>
@@ -1375,7 +1081,7 @@
         <w:rPr>
           <w:rFonts w:hint="eastAsia"/>
         </w:rPr>
-        <w:t>おいて</w:t>
+        <w:t>あたり</w:t>
       </w:r>
       <w:r>
         <w:rPr>
@@ -1387,96 +1093,36 @@
         <w:rPr>
           <w:rFonts w:hint="eastAsia"/>
         </w:rPr>
-        <w:t>その必要性</w:t>
-      </w:r>
-      <w:r>
-        <w:rPr>
-          <w:rFonts w:hint="eastAsia"/>
-        </w:rPr>
-        <w:t>の</w:t>
-      </w:r>
-      <w:r>
-        <w:rPr>
-          <w:rFonts w:hint="eastAsia"/>
-        </w:rPr>
-        <w:t>理解</w:t>
-      </w:r>
-      <w:r>
-        <w:rPr>
-          <w:rFonts w:hint="eastAsia"/>
-        </w:rPr>
-        <w:t>を試みつつも</w:t>
-      </w:r>
-      <w:r>
-        <w:rPr>
-          <w:rFonts w:hint="eastAsia"/>
-        </w:rPr>
-        <w:t>，</w:t>
-      </w:r>
-      <w:r>
-        <w:rPr>
-          <w:rFonts w:hint="eastAsia"/>
-        </w:rPr>
-        <w:t>しかし</w:t>
-      </w:r>
-      <w:r>
-        <w:rPr>
-          <w:rFonts w:hint="eastAsia"/>
-        </w:rPr>
-        <w:t>負担</w:t>
-      </w:r>
-      <w:r>
-        <w:rPr>
-          <w:rFonts w:hint="eastAsia"/>
-        </w:rPr>
-        <w:t>に身悶えする</w:t>
-      </w:r>
-      <w:r>
-        <w:rPr>
-          <w:rFonts w:hint="eastAsia"/>
-        </w:rPr>
-        <w:t>ことがある</w:t>
-      </w:r>
-      <w:r>
-        <w:rPr>
-          <w:rFonts w:hint="eastAsia"/>
-        </w:rPr>
-        <w:t>(*)</w:t>
-      </w:r>
-      <w:r>
-        <w:rPr>
-          <w:rFonts w:hint="eastAsia"/>
-        </w:rPr>
-        <w:t>．</w:t>
-      </w:r>
-      <w:r>
-        <w:rPr>
-          <w:rFonts w:hint="eastAsia"/>
-        </w:rPr>
-        <w:t>このとき，</w:t>
-      </w:r>
-      <w:r>
-        <w:rPr>
-          <w:rFonts w:hint="eastAsia"/>
-        </w:rPr>
-        <w:t>我々は</w:t>
-      </w:r>
-      <w:r>
-        <w:rPr>
-          <w:rFonts w:hint="eastAsia"/>
-        </w:rPr>
-        <w:t>しばしば</w:t>
-      </w:r>
-      <w:r>
-        <w:rPr>
-          <w:rFonts w:hint="eastAsia"/>
-        </w:rPr>
-        <w:t>葛藤する．</w:t>
+        <w:t>その必要性を理解</w:t>
+      </w:r>
+      <w:r>
+        <w:rPr>
+          <w:rFonts w:hint="eastAsia"/>
+        </w:rPr>
+        <w:t>する一方で，実際の現場での市民への負担に，心を痛めることがある．</w:t>
+      </w:r>
+      <w:r>
+        <w:rPr>
+          <w:rFonts w:hint="eastAsia"/>
+        </w:rPr>
+        <w:t>このとき</w:t>
+      </w:r>
+      <w:r>
+        <w:rPr>
+          <w:rFonts w:hint="eastAsia"/>
+        </w:rPr>
+        <w:t>，我々はしばしば葛藤する．</w:t>
+      </w:r>
+      <w:r>
+        <w:t xml:space="preserve"> </w:t>
       </w:r>
     </w:p>
     <w:p>
       <w:pPr>
         <w:ind w:firstLine="197"/>
+        <w:rPr>
+          <w:rFonts w:hint="eastAsia"/>
+        </w:rPr>
       </w:pPr>
       <w:r>
         <w:rPr>
@@ -1500,13 +1146,13 @@
         <w:rPr>
           <w:rFonts w:hint="eastAsia"/>
         </w:rPr>
-        <w:t>その</w:t>
-      </w:r>
-      <w:r>
-        <w:rPr>
-          <w:rFonts w:hint="eastAsia"/>
-        </w:rPr>
-        <w:t>中で，</w:t>
+        <w:t>それとともに</w:t>
+      </w:r>
+      <w:r>
+        <w:rPr>
+          <w:rFonts w:hint="eastAsia"/>
+        </w:rPr>
+        <w:t>，</w:t>
       </w:r>
       <w:r>
         <w:rPr>
@@ -1530,7 +1176,19 @@
         <w:rPr>
           <w:rFonts w:hint="eastAsia"/>
         </w:rPr>
-        <w:t>ただし，葛藤が最終的に何らかの形で</w:t>
+        <w:t>ただし，葛藤が</w:t>
+      </w:r>
+      <w:r>
+        <w:rPr>
+          <w:rFonts w:hint="eastAsia"/>
+        </w:rPr>
+        <w:t>必ず</w:t>
+      </w:r>
+      <w:r>
+        <w:rPr>
+          <w:rFonts w:hint="eastAsia"/>
+        </w:rPr>
+        <w:t>何らかの形で</w:t>
       </w:r>
       <w:r>
         <w:rPr>
@@ -1542,13 +1200,7 @@
         <w:rPr>
           <w:rFonts w:hint="eastAsia"/>
         </w:rPr>
-        <w:t>解決</w:t>
-      </w:r>
-      <w:r>
-        <w:rPr>
-          <w:rFonts w:hint="eastAsia"/>
-        </w:rPr>
-        <w:t>する</w:t>
+        <w:t>決着を見る</w:t>
       </w:r>
       <w:r>
         <w:rPr>
@@ -1560,7 +1212,19 @@
         <w:rPr>
           <w:rFonts w:hint="eastAsia"/>
         </w:rPr>
-        <w:t>人生の全体にわたり，葛藤を抱え続ける可能性は否定できない．</w:t>
+        <w:t>葛藤を</w:t>
+      </w:r>
+      <w:r>
+        <w:rPr>
+          <w:rFonts w:hint="eastAsia"/>
+        </w:rPr>
+        <w:t>，人生の全体にわたり，抱え続ける可能性は否定できない．</w:t>
+      </w:r>
+      <w:r>
+        <w:rPr>
+          <w:rFonts w:hint="eastAsia"/>
+        </w:rPr>
+        <w:t xml:space="preserve"> </w:t>
       </w:r>
     </w:p>
     <w:p>
@@ -1571,19 +1235,43 @@
         <w:rPr>
           <w:rFonts w:hint="eastAsia"/>
         </w:rPr>
-        <w:t>ここで際立つのは，葛藤それ自体の価値である．葛藤する人間は，相容れない複数の主張を自らの内に</w:t>
-      </w:r>
-      <w:r>
-        <w:rPr>
-          <w:rFonts w:hint="eastAsia"/>
-        </w:rPr>
-        <w:t>抱え持つ</w:t>
-      </w:r>
-      <w:r>
-        <w:rPr>
-          <w:rFonts w:hint="eastAsia"/>
-        </w:rPr>
-        <w:t>．そして，その矛盾を急いで解消せず，それぞれに育み続けることは，異なる立場に生きる他者との間に</w:t>
+        <w:t>ここで</w:t>
+      </w:r>
+      <w:r>
+        <w:rPr>
+          <w:rFonts w:hint="eastAsia"/>
+        </w:rPr>
+        <w:t>着目したい</w:t>
+      </w:r>
+      <w:r>
+        <w:rPr>
+          <w:rFonts w:hint="eastAsia"/>
+        </w:rPr>
+        <w:t>のは，葛藤それ自体の価値である．葛藤する人間は，</w:t>
+      </w:r>
+      <w:r>
+        <w:rPr>
+          <w:rFonts w:hint="eastAsia"/>
+        </w:rPr>
+        <w:t>互いに矛盾する複数の意見を自らの内に抱え持つ．</w:t>
+      </w:r>
+      <w:r>
+        <w:rPr>
+          <w:rFonts w:hint="eastAsia"/>
+        </w:rPr>
+        <w:t>そして，その矛盾を急いで解消せず，それぞれに</w:t>
+      </w:r>
+      <w:r>
+        <w:rPr>
+          <w:rFonts w:hint="eastAsia"/>
+        </w:rPr>
+        <w:t>深め続けてゆく．この</w:t>
+      </w:r>
+      <w:r>
+        <w:rPr>
+          <w:rFonts w:hint="eastAsia"/>
+        </w:rPr>
+        <w:t>ことは，異なる立場に生きる他者との間に</w:t>
       </w:r>
       <w:r>
         <w:rPr>
@@ -1619,25 +1307,55 @@
         <w:rPr>
           <w:rFonts w:hint="eastAsia"/>
         </w:rPr>
-        <w:t>ことに繋がり得る．葛藤する人間は，性急に</w:t>
-      </w:r>
-      <w:r>
-        <w:rPr>
-          <w:rFonts w:hint="eastAsia"/>
-        </w:rPr>
-        <w:t>敵を見定めないという意味で，他者との共生の可能性を</w:t>
-      </w:r>
-      <w:r>
-        <w:rPr>
-          <w:rFonts w:hint="eastAsia"/>
-        </w:rPr>
-        <w:t>より多く保有し得る</w:t>
-      </w:r>
-      <w:r>
-        <w:rPr>
-          <w:rFonts w:hint="eastAsia"/>
-        </w:rPr>
-        <w:t>と言える</w:t>
+        <w:t>ことに繋がり得る．葛藤する人間は</w:t>
+      </w:r>
+      <w:r>
+        <w:rPr>
+          <w:rFonts w:hint="eastAsia"/>
+        </w:rPr>
+        <w:t>，性急に</w:t>
+      </w:r>
+      <w:r>
+        <w:rPr>
+          <w:rFonts w:hint="eastAsia"/>
+        </w:rPr>
+        <w:t>相手と対立しない</w:t>
+      </w:r>
+      <w:r>
+        <w:rPr>
+          <w:rFonts w:hint="eastAsia"/>
+        </w:rPr>
+        <w:t>という意味で，他者との共生の可能性を</w:t>
+      </w:r>
+      <w:r>
+        <w:rPr>
+          <w:rFonts w:hint="eastAsia"/>
+        </w:rPr>
+        <w:t>より多く保有</w:t>
+      </w:r>
+      <w:r>
+        <w:rPr>
+          <w:rFonts w:hint="eastAsia"/>
+        </w:rPr>
+        <w:t>している</w:t>
+      </w:r>
+      <w:r>
+        <w:rPr>
+          <w:rFonts w:hint="eastAsia"/>
+        </w:rPr>
+        <w:t>と</w:t>
+      </w:r>
+      <w:r>
+        <w:rPr>
+          <w:rFonts w:hint="eastAsia"/>
+        </w:rPr>
+        <w:t>捉</w:t>
+      </w:r>
+      <w:r>
+        <w:rPr>
+          <w:rFonts w:hint="eastAsia"/>
+        </w:rPr>
+        <w:t>え得る</w:t>
       </w:r>
       <w:r>
         <w:rPr>
@@ -1654,31 +1372,37 @@
         <w:rPr>
           <w:rFonts w:hint="eastAsia"/>
         </w:rPr>
-        <w:t>しかしながら，現代において葛藤を展開して</w:t>
-      </w:r>
-      <w:r>
-        <w:rPr>
-          <w:rFonts w:hint="eastAsia"/>
-        </w:rPr>
-        <w:t>ゆ</w:t>
-      </w:r>
-      <w:r>
-        <w:rPr>
-          <w:rFonts w:hint="eastAsia"/>
-        </w:rPr>
-        <w:t>く</w:t>
-      </w:r>
-      <w:r>
-        <w:rPr>
-          <w:rFonts w:hint="eastAsia"/>
-        </w:rPr>
-        <w:t>にあたっては</w:t>
-      </w:r>
-      <w:r>
-        <w:rPr>
-          <w:rFonts w:hint="eastAsia"/>
-        </w:rPr>
-        <w:t>，ある構造的な困難さが</w:t>
+        <w:t>しかし</w:t>
+      </w:r>
+      <w:r>
+        <w:rPr>
+          <w:rFonts w:hint="eastAsia"/>
+        </w:rPr>
+        <w:t>ながら</w:t>
+      </w:r>
+      <w:r>
+        <w:rPr>
+          <w:rFonts w:hint="eastAsia"/>
+        </w:rPr>
+        <w:t>，現代で葛藤を展開してゆくに</w:t>
+      </w:r>
+      <w:r>
+        <w:rPr>
+          <w:rFonts w:hint="eastAsia"/>
+        </w:rPr>
+        <w:t>あたって</w:t>
+      </w:r>
+      <w:r>
+        <w:rPr>
+          <w:rFonts w:hint="eastAsia"/>
+        </w:rPr>
+        <w:t>は，</w:t>
+      </w:r>
+      <w:r>
+        <w:rPr>
+          <w:rFonts w:hint="eastAsia"/>
+        </w:rPr>
+        <w:t>ある構造的な困難が</w:t>
       </w:r>
       <w:r>
         <w:rPr>
@@ -1702,10 +1426,37 @@
         <w:t>まず</w:t>
       </w:r>
       <w:r>
-        <w:t>語りだしてみる軽やかさが欠かせな</w:t>
-      </w:r>
-      <w:r>
-        <w:t>い．しかし現代，我々はすべての発言が記録され得る社会に生きて</w:t>
+        <w:t>語りだしてみる軽やかさが欠かせない．しかし，</w:t>
+      </w:r>
+      <w:r>
+        <w:t>我々はすべての発言が記録され</w:t>
+      </w:r>
+      <w:r>
+        <w:rPr>
+          <w:rFonts w:hint="eastAsia"/>
+        </w:rPr>
+        <w:t>，</w:t>
+      </w:r>
+      <w:r>
+        <w:rPr>
+          <w:rFonts w:hint="eastAsia"/>
+        </w:rPr>
+        <w:t>他者に</w:t>
+      </w:r>
+      <w:r>
+        <w:rPr>
+          <w:rFonts w:hint="eastAsia"/>
+        </w:rPr>
+        <w:t>確認され得る</w:t>
+      </w:r>
+      <w:r>
+        <w:rPr>
+          <w:rFonts w:hint="eastAsia"/>
+        </w:rPr>
+        <w:t>時代</w:t>
+      </w:r>
+      <w:r>
+        <w:t>に生きて</w:t>
       </w:r>
       <w:r>
         <w:rPr>
@@ -1723,16 +1474,25 @@
         <w:t>我々は</w:t>
       </w:r>
       <w:r>
-        <w:t>，一人の，一貫した人間であることが</w:t>
-      </w:r>
-      <w:r>
-        <w:rPr>
-          <w:rFonts w:hint="eastAsia"/>
-        </w:rPr>
         <w:t>，</w:t>
       </w:r>
       <w:r>
-        <w:t>多くの場合に前提される．</w:t>
+        <w:rPr>
+          <w:rFonts w:hint="eastAsia"/>
+        </w:rPr>
+        <w:t>一貫した人間であることが</w:t>
+      </w:r>
+      <w:r>
+        <w:rPr>
+          <w:rFonts w:hint="eastAsia"/>
+        </w:rPr>
+        <w:t>，多くの場合に</w:t>
+      </w:r>
+      <w:r>
+        <w:rPr>
+          <w:rFonts w:hint="eastAsia"/>
+        </w:rPr>
+        <w:t>前提される．</w:t>
       </w:r>
       <w:r>
         <w:rPr>
@@ -1741,51 +1501,66 @@
         <w:t>結果として</w:t>
       </w:r>
       <w:r>
-        <w:t>，思考の途上に現れた暫定的な声も，</w:t>
-      </w:r>
-      <w:r>
-        <w:rPr>
-          <w:rFonts w:hint="eastAsia"/>
-        </w:rPr>
-        <w:t>それがどれだけ以前の発言であろうとも，</w:t>
-      </w:r>
-      <w:r>
-        <w:t>その人自身の「考え」として</w:t>
-      </w:r>
-      <w:r>
-        <w:rPr>
-          <w:rFonts w:hint="eastAsia"/>
-        </w:rPr>
-        <w:t>判断</w:t>
-      </w:r>
-      <w:r>
-        <w:rPr>
-          <w:rFonts w:hint="eastAsia"/>
-        </w:rPr>
-        <w:t>，帰責</w:t>
-      </w:r>
-      <w:r>
-        <w:t>され得る</w:t>
-      </w:r>
-      <w:r>
-        <w:rPr>
-          <w:rFonts w:hint="eastAsia"/>
-        </w:rPr>
-        <w:t>状況にある</w:t>
-      </w:r>
-      <w:r>
-        <w:rPr>
-          <w:rFonts w:hint="eastAsia"/>
-        </w:rPr>
-        <w:t>．</w:t>
+        <w:t>，</w:t>
+      </w:r>
+      <w:r>
+        <w:rPr>
+          <w:rFonts w:hint="eastAsia"/>
+        </w:rPr>
+        <w:t>一度表明した声は，</w:t>
+      </w:r>
+      <w:r>
+        <w:rPr>
+          <w:rFonts w:hint="eastAsia"/>
+        </w:rPr>
+        <w:t>後から「不適切であった」と自覚しようと</w:t>
+      </w:r>
+      <w:r>
+        <w:rPr>
+          <w:rFonts w:hint="eastAsia"/>
+        </w:rPr>
+        <w:t>も</w:t>
+      </w:r>
+      <w:r>
+        <w:rPr>
+          <w:rFonts w:hint="eastAsia"/>
+        </w:rPr>
+        <w:t>，</w:t>
+      </w:r>
+      <w:r>
+        <w:rPr>
+          <w:rFonts w:hint="eastAsia"/>
+        </w:rPr>
+        <w:t>自身</w:t>
+      </w:r>
+      <w:r>
+        <w:rPr>
+          <w:rFonts w:hint="eastAsia"/>
+        </w:rPr>
+        <w:t>を代表する</w:t>
+      </w:r>
+      <w:r>
+        <w:rPr>
+          <w:rFonts w:hint="eastAsia"/>
+        </w:rPr>
+        <w:t>意見であると</w:t>
+      </w:r>
+      <w:r>
+        <w:rPr>
+          <w:rFonts w:hint="eastAsia"/>
+        </w:rPr>
+        <w:t>判断され得る恐れを持つ．</w:t>
+      </w:r>
+      <w:r>
+        <w:rPr>
+          <w:rFonts w:hint="eastAsia"/>
+        </w:rPr>
+        <w:t>ここに，語り出すことを躊躇させる構造的な困難を認め得る．</w:t>
       </w:r>
     </w:p>
     <w:p>
       <w:pPr>
         <w:ind w:firstLine="197"/>
-        <w:rPr>
-          <w:rFonts w:hint="eastAsia"/>
-        </w:rPr>
       </w:pPr>
       <w:r>
         <w:rPr>
@@ -1818,34 +1593,7 @@
         <w:t>を提案する．</w:t>
       </w:r>
       <w:r>
-        <w:rPr>
-          <w:rFonts w:hint="eastAsia"/>
-        </w:rPr>
-        <w:t>本システム</w:t>
-      </w:r>
-      <w:r>
-        <w:rPr>
-          <w:rFonts w:hint="eastAsia"/>
-        </w:rPr>
-        <w:t>は，相容れない複数の考えを育</w:t>
-      </w:r>
-      <w:r>
-        <w:rPr>
-          <w:rFonts w:hint="eastAsia"/>
-        </w:rPr>
-        <w:t>て</w:t>
-      </w:r>
-      <w:r>
-        <w:rPr>
-          <w:rFonts w:hint="eastAsia"/>
-        </w:rPr>
-        <w:t>つつ，それらの間で葛藤する過程そのものを，自己の生として引き受ける</w:t>
-      </w:r>
-      <w:r>
-        <w:rPr>
-          <w:rFonts w:hint="eastAsia"/>
-        </w:rPr>
-        <w:t>ための場を開く．</w:t>
+        <w:t xml:space="preserve"> </w:t>
       </w:r>
     </w:p>
     <w:p>
@@ -1868,9 +1616,6 @@
       <w:pPr>
         <w:pStyle w:val="2"/>
         <w:ind w:left="386" w:hanging="386"/>
-        <w:rPr>
-          <w:rFonts w:hint="eastAsia"/>
-        </w:rPr>
       </w:pPr>
       <w:bookmarkStart w:id="0" w:name="_Ref403846598"/>
       <w:r>
@@ -1886,31 +1631,73 @@
         <w:ind w:firstLine="197"/>
       </w:pPr>
       <w:r>
+        <w:rPr>
+          <w:rFonts w:hint="eastAsia"/>
+        </w:rPr>
         <w:t>MyPolyphony</w:t>
       </w:r>
       <w:r>
-        <w:t>は，一人のユーザが二人の話者を往復しながら，自らの考えたい主題について対話篇を執筆するためのブラウザアプリケーションである</w:t>
-      </w:r>
-      <w:r>
-        <w:rPr>
-          <w:rFonts w:hint="eastAsia"/>
-        </w:rPr>
-        <w:t>（図</w:t>
-      </w:r>
-      <w:r>
-        <w:rPr>
-          <w:rFonts w:hint="eastAsia"/>
-        </w:rPr>
-        <w:t>1</w:t>
-      </w:r>
-      <w:r>
-        <w:rPr>
-          <w:rFonts w:hint="eastAsia"/>
-        </w:rPr>
-        <w:t>）</w:t>
-      </w:r>
-      <w:r>
-        <w:t>．二人の発言はともにユーザ自身によって記述され</w:t>
+        <w:rPr>
+          <w:rFonts w:hint="eastAsia"/>
+        </w:rPr>
+        <w:t>は，ユーザが抱える葛藤</w:t>
+      </w:r>
+      <w:r>
+        <w:rPr>
+          <w:rFonts w:hint="eastAsia"/>
+        </w:rPr>
+        <w:t>を</w:t>
+      </w:r>
+      <w:r>
+        <w:rPr>
+          <w:rFonts w:hint="eastAsia"/>
+        </w:rPr>
+        <w:t>，対話篇として展開させることを支援するブラウザアプリケーションである</w:t>
+      </w:r>
+      <w:r>
+        <w:rPr>
+          <w:rFonts w:hint="eastAsia"/>
+        </w:rPr>
+        <w:t>(</w:t>
+      </w:r>
+      <w:r>
+        <w:rPr>
+          <w:rFonts w:hint="eastAsia"/>
+        </w:rPr>
+        <w:t>図</w:t>
+      </w:r>
+      <w:r>
+        <w:rPr>
+          <w:rFonts w:hint="eastAsia"/>
+        </w:rPr>
+        <w:t>1)</w:t>
+      </w:r>
+      <w:r>
+        <w:rPr>
+          <w:rFonts w:hint="eastAsia"/>
+        </w:rPr>
+        <w:t>．本システムにおいてユーザは，二人の話者による対話とし</w:t>
+      </w:r>
+      <w:r>
+        <w:rPr>
+          <w:rFonts w:hint="eastAsia"/>
+        </w:rPr>
+        <w:t>て自らの</w:t>
+      </w:r>
+      <w:r>
+        <w:rPr>
+          <w:rFonts w:hint="eastAsia"/>
+        </w:rPr>
+        <w:t>葛藤を執筆する．</w:t>
+      </w:r>
+      <w:r>
+        <w:rPr>
+          <w:rFonts w:hint="eastAsia"/>
+        </w:rPr>
+        <w:t>両者</w:t>
+      </w:r>
+      <w:r>
+        <w:t>の発言はともにユーザ自身によって記述され</w:t>
       </w:r>
       <w:r>
         <w:rPr>
@@ -1928,87 +1715,199 @@
         <w:rPr>
           <w:rFonts w:hint="eastAsia"/>
         </w:rPr>
-        <w:t>や他のユーザは介在し</w:t>
-      </w:r>
-      <w:r>
-        <w:rPr>
-          <w:rFonts w:hint="eastAsia"/>
-        </w:rPr>
-        <w:t>てい</w:t>
-      </w:r>
-      <w:r>
-        <w:rPr>
-          <w:rFonts w:hint="eastAsia"/>
-        </w:rPr>
-        <w:t>ない．</w:t>
-      </w:r>
-      <w:r>
-        <w:t>ユーザは，ある声を語り，続いてその声へ問いかける別の声を語り，さらにそれに応答することを繰り返しながら，自らの葛藤を対話として展開してゆく</w:t>
-      </w:r>
-      <w:r>
-        <w:rPr>
-          <w:rFonts w:hint="eastAsia"/>
-        </w:rPr>
-        <w:t>(</w:t>
-      </w:r>
-      <w:r>
-        <w:rPr>
-          <w:rFonts w:hint="eastAsia"/>
-        </w:rPr>
-        <w:t>図</w:t>
-      </w:r>
-      <w:r>
-        <w:rPr>
-          <w:rFonts w:hint="eastAsia"/>
-        </w:rPr>
-        <w:t>2)</w:t>
-      </w:r>
-      <w:r>
-        <w:t>．</w:t>
+        <w:t>や他のユーザは介在しない．</w:t>
+      </w:r>
+      <w:r>
+        <w:t>ユーザは，</w:t>
+      </w:r>
+      <w:r>
+        <w:rPr>
+          <w:rFonts w:hint="eastAsia"/>
+        </w:rPr>
+        <w:t>まず自らの声を表明し，続いてそれに応える声を書き連ね，これを繰り返し重ねてゆきながら，自らの葛藤を対話として展開する．</w:t>
+      </w:r>
+      <w:r>
+        <w:t xml:space="preserve"> </w:t>
       </w:r>
     </w:p>
     <w:p>
       <w:pPr>
         <w:ind w:firstLine="197"/>
-        <w:rPr>
-          <w:rFonts w:hint="eastAsia"/>
-        </w:rPr>
-      </w:pPr>
-      <w:r>
-        <w:t>話者の交代には，いくつかの操作方法を用意した．基本となる操作では，</w:t>
-      </w:r>
-      <w:r>
+      </w:pPr>
+      <w:r>
+        <w:rPr>
+          <w:rFonts w:hint="eastAsia"/>
+        </w:rPr>
+        <w:t>発言は</w:t>
+      </w:r>
+      <w:r>
+        <w:rPr>
+          <w:rFonts w:hint="eastAsia"/>
+        </w:rPr>
+        <w:t>，画面下部のテキストボックスに入力し，</w:t>
+      </w:r>
+      <w:r>
+        <w:rPr>
+          <w:rFonts w:hint="eastAsia"/>
+        </w:rPr>
         <w:t>Enter</w:t>
       </w:r>
       <w:r>
-        <w:t>キーによって一つの発言を確定すると，次の話者</w:t>
-      </w:r>
-      <w:r>
-        <w:rPr>
-          <w:rFonts w:hint="eastAsia"/>
-        </w:rPr>
-        <w:t>の発言</w:t>
-      </w:r>
-      <w:r>
-        <w:t>へと移る．一方，</w:t>
+        <w:rPr>
+          <w:rFonts w:hint="eastAsia"/>
+        </w:rPr>
+        <w:t>キー</w:t>
+      </w:r>
+      <w:r>
+        <w:rPr>
+          <w:rFonts w:hint="eastAsia"/>
+        </w:rPr>
+        <w:t>を</w:t>
+      </w:r>
+      <w:r>
+        <w:rPr>
+          <w:rFonts w:hint="eastAsia"/>
+        </w:rPr>
+        <w:t>押下</w:t>
+      </w:r>
+      <w:r>
+        <w:rPr>
+          <w:rFonts w:hint="eastAsia"/>
+        </w:rPr>
+        <w:t>することで</w:t>
+      </w:r>
+      <w:r>
+        <w:rPr>
+          <w:rFonts w:hint="eastAsia"/>
+        </w:rPr>
+        <w:t>確定</w:t>
+      </w:r>
+      <w:r>
+        <w:rPr>
+          <w:rFonts w:hint="eastAsia"/>
+        </w:rPr>
+        <w:t>される．確定された発言は，画面上に鍵括弧を伴って表示される</w:t>
+      </w:r>
+      <w:r>
+        <w:rPr>
+          <w:rFonts w:hint="eastAsia"/>
+        </w:rPr>
+        <w:t>(</w:t>
+      </w:r>
+      <w:r>
+        <w:rPr>
+          <w:rFonts w:hint="eastAsia"/>
+        </w:rPr>
+        <w:t>図</w:t>
+      </w:r>
+      <w:r>
+        <w:rPr>
+          <w:rFonts w:hint="eastAsia"/>
+        </w:rPr>
+        <w:t>2)</w:t>
+      </w:r>
+      <w:r>
+        <w:rPr>
+          <w:rFonts w:hint="eastAsia"/>
+        </w:rPr>
+        <w:t>．</w:t>
+      </w:r>
+      <w:r>
+        <w:rPr>
+          <w:rFonts w:hint="eastAsia"/>
+        </w:rPr>
+        <w:t>入力済みの発言は，後から編集・削除することもできる．</w:t>
+      </w:r>
+      <w:r>
+        <w:t>話者の交代は，いくつかの操作方法を用意した．</w:t>
+      </w:r>
+      <w:r>
+        <w:rPr>
+          <w:rFonts w:hint="eastAsia"/>
+        </w:rPr>
+        <w:t>まず</w:t>
+      </w:r>
+      <w:r>
+        <w:t>基本</w:t>
+      </w:r>
+      <w:r>
+        <w:rPr>
+          <w:rFonts w:hint="eastAsia"/>
+        </w:rPr>
+        <w:t>として</w:t>
+      </w:r>
+      <w:r>
+        <w:t>，</w:t>
+      </w:r>
+      <w:r>
+        <w:t>Enter</w:t>
+      </w:r>
+      <w:r>
+        <w:t>キーによって発言を確定すると，次の話者</w:t>
+      </w:r>
+      <w:r>
+        <w:rPr>
+          <w:rFonts w:hint="eastAsia"/>
+        </w:rPr>
+        <w:t>の発言へと交代できる．</w:t>
+      </w:r>
+      <w:r>
+        <w:t>一方，</w:t>
       </w:r>
       <w:r>
         <w:t>Shift + Enter</w:t>
       </w:r>
       <w:r>
-        <w:t>を用いることで，同じ話者のまま次の発言を書き進めることができる．また，</w:t>
+        <w:t>を用いることで，同じ話者のまま次の</w:t>
+      </w:r>
+      <w:r>
+        <w:lastRenderedPageBreak/>
+        <w:t>発言を書き進めること</w:t>
+      </w:r>
+      <w:r>
+        <w:rPr>
+          <w:rFonts w:hint="eastAsia"/>
+        </w:rPr>
+        <w:t>も</w:t>
+      </w:r>
+      <w:r>
+        <w:t>できる．また，</w:t>
       </w:r>
       <w:r>
         <w:t>Tab</w:t>
       </w:r>
       <w:r>
-        <w:t>キーによって，現在の発言を確定することなく話者のみを切り替えることも可能であ</w:t>
-      </w:r>
-      <w:r>
-        <w:rPr>
-          <w:rFonts w:hint="eastAsia"/>
-        </w:rPr>
-        <w:t>り，</w:t>
+        <w:t>キーによって，</w:t>
+      </w:r>
+      <w:r>
+        <w:rPr>
+          <w:rFonts w:hint="eastAsia"/>
+        </w:rPr>
+        <w:t>発言を確定させることなく</w:t>
+      </w:r>
+      <w:r>
+        <w:t>話者</w:t>
+      </w:r>
+      <w:r>
+        <w:rPr>
+          <w:rFonts w:hint="eastAsia"/>
+        </w:rPr>
+        <w:t>だけ</w:t>
+      </w:r>
+      <w:r>
+        <w:t>を切り替えることも可能であ</w:t>
+      </w:r>
+      <w:r>
+        <w:rPr>
+          <w:rFonts w:hint="eastAsia"/>
+        </w:rPr>
+        <w:t>る．</w:t>
+      </w:r>
+      <w:r>
+        <w:rPr>
+          <w:rFonts w:hint="eastAsia"/>
+        </w:rPr>
+        <w:t>なお，</w:t>
       </w:r>
       <w:r>
         <w:rPr>
@@ -2020,14 +1919,19 @@
         <w:rPr>
           <w:rFonts w:hint="eastAsia"/>
         </w:rPr>
-        <w:t>キーの持つ自</w:t>
-      </w:r>
-      <w:r>
-        <w:rPr>
-          <w:rFonts w:hint="eastAsia"/>
-        </w:rPr>
-        <w:lastRenderedPageBreak/>
-        <w:t>動話者交代機能は，</w:t>
+        <w:t>の持つ話者</w:t>
+      </w:r>
+      <w:r>
+        <w:rPr>
+          <w:rFonts w:hint="eastAsia"/>
+        </w:rPr>
+        <w:t>の自動</w:t>
+      </w:r>
+      <w:r>
+        <w:rPr>
+          <w:rFonts w:hint="eastAsia"/>
+        </w:rPr>
+        <w:t>交代機能は，</w:t>
       </w:r>
       <w:r>
         <w:rPr>
@@ -2039,31 +1943,31 @@
         <w:rPr>
           <w:rFonts w:hint="eastAsia"/>
         </w:rPr>
-        <w:t>キーのダブルタップによって</w:t>
-      </w:r>
-      <w:r>
-        <w:rPr>
-          <w:rFonts w:hint="eastAsia"/>
-        </w:rPr>
-        <w:t>ON</w:t>
-      </w:r>
-      <w:r>
-        <w:rPr>
-          <w:rFonts w:hint="eastAsia"/>
-        </w:rPr>
-        <w:t>と</w:t>
-      </w:r>
-      <w:r>
-        <w:rPr>
-          <w:rFonts w:hint="eastAsia"/>
-        </w:rPr>
-        <w:t>OFF</w:t>
-      </w:r>
-      <w:r>
-        <w:rPr>
-          <w:rFonts w:hint="eastAsia"/>
-        </w:rPr>
-        <w:t>とが切り替え可能である</w:t>
+        <w:t>キー</w:t>
+      </w:r>
+      <w:r>
+        <w:rPr>
+          <w:rFonts w:hint="eastAsia"/>
+        </w:rPr>
+        <w:t>のダブルタップによって</w:t>
+      </w:r>
+      <w:r>
+        <w:rPr>
+          <w:rFonts w:hint="eastAsia"/>
+        </w:rPr>
+        <w:t>有効</w:t>
+      </w:r>
+      <w:r>
+        <w:rPr>
+          <w:rFonts w:hint="eastAsia"/>
+        </w:rPr>
+        <w:t>/</w:t>
+      </w:r>
+      <w:r>
+        <w:rPr>
+          <w:rFonts w:hint="eastAsia"/>
+        </w:rPr>
+        <w:t>無効を切り替えられる</w:t>
       </w:r>
       <w:r>
         <w:t>．</w:t>
@@ -2171,6 +2075,9 @@
         <w:ind w:firstLineChars="0" w:firstLine="0"/>
       </w:pPr>
       <w:r>
+        <w:rPr>
+          <w:noProof/>
+        </w:rPr>
         <w:drawing>
           <wp:inline distT="0" distB="0" distL="0" distR="0" wp14:anchorId="6ED4A789" wp14:editId="3ABB7F94">
             <wp:extent cx="2877185" cy="1407160"/>
@@ -2213,9 +2120,6 @@
         <w:pStyle w:val="af6"/>
         <w:ind w:right="73" w:firstLineChars="0" w:firstLine="0"/>
         <w:jc w:val="left"/>
-        <w:rPr>
-          <w:rFonts w:hint="eastAsia"/>
-        </w:rPr>
       </w:pPr>
       <w:r>
         <w:rPr>
@@ -2267,9 +2171,6 @@
       <w:pPr>
         <w:pStyle w:val="2"/>
         <w:ind w:left="386" w:hanging="386"/>
-        <w:rPr>
-          <w:rFonts w:hint="eastAsia"/>
-        </w:rPr>
       </w:pPr>
       <w:r>
         <w:rPr>
@@ -2316,7 +2217,37 @@
         <w:rPr>
           <w:rFonts w:hint="eastAsia"/>
         </w:rPr>
-        <w:t>に筆者自身であると判断され得る．これに対して，対話篇の</w:t>
+        <w:t>に</w:t>
+      </w:r>
+      <w:r>
+        <w:rPr>
+          <w:rFonts w:hint="eastAsia"/>
+        </w:rPr>
+        <w:t>，</w:t>
+      </w:r>
+      <w:r>
+        <w:rPr>
+          <w:rFonts w:hint="eastAsia"/>
+        </w:rPr>
+        <w:t>執</w:t>
+      </w:r>
+      <w:r>
+        <w:rPr>
+          <w:rFonts w:hint="eastAsia"/>
+        </w:rPr>
+        <w:t>筆者自身である</w:t>
+      </w:r>
+      <w:r>
+        <w:rPr>
+          <w:rFonts w:hint="eastAsia"/>
+        </w:rPr>
+        <w:t>だろう．</w:t>
+      </w:r>
+      <w:r>
+        <w:rPr>
+          <w:rFonts w:hint="eastAsia"/>
+        </w:rPr>
+        <w:t>これに対し，対話篇の</w:t>
       </w:r>
       <w:r>
         <w:rPr>
@@ -2352,81 +2283,159 @@
         <w:rPr>
           <w:rFonts w:hint="eastAsia"/>
         </w:rPr>
-        <w:t>」と記述された場合，その言葉を発したものとして</w:t>
-      </w:r>
-      <w:r>
-        <w:rPr>
-          <w:rFonts w:hint="eastAsia"/>
-        </w:rPr>
-        <w:t>まず</w:t>
-      </w:r>
-      <w:r>
-        <w:rPr>
-          <w:rFonts w:hint="eastAsia"/>
-        </w:rPr>
-        <w:t>現れるのは，作品内部の話者である．</w:t>
-      </w:r>
-      <w:r>
-        <w:rPr>
-          <w:rFonts w:hint="eastAsia"/>
-        </w:rPr>
-        <w:t>しかしながら，</w:t>
-      </w:r>
-      <w:r>
-        <w:rPr>
-          <w:rFonts w:hint="eastAsia"/>
-        </w:rPr>
-        <w:t>対話篇</w:t>
-      </w:r>
-      <w:r>
-        <w:rPr>
-          <w:rFonts w:hint="eastAsia"/>
-        </w:rPr>
-        <w:t>全体の作者としては，執筆者本人を想定し得る</w:t>
-      </w:r>
-      <w:r>
-        <w:rPr>
-          <w:rFonts w:hint="eastAsia"/>
-        </w:rPr>
-        <w:t>余地は残っている</w:t>
-      </w:r>
-      <w:r>
-        <w:rPr>
-          <w:rFonts w:hint="eastAsia"/>
-        </w:rPr>
-        <w:t>．</w:t>
+        <w:t>」と記述された場合，その言葉</w:t>
+      </w:r>
+      <w:r>
+        <w:rPr>
+          <w:rFonts w:hint="eastAsia"/>
+        </w:rPr>
+        <w:t>の</w:t>
+      </w:r>
+      <w:r>
+        <w:rPr>
+          <w:rFonts w:hint="eastAsia"/>
+        </w:rPr>
+        <w:t>発話者は，</w:t>
+      </w:r>
+      <w:r>
+        <w:rPr>
+          <w:rFonts w:hint="eastAsia"/>
+        </w:rPr>
+        <w:t>作品内部の話者</w:t>
+      </w:r>
+      <w:r>
+        <w:rPr>
+          <w:rFonts w:hint="eastAsia"/>
+        </w:rPr>
+        <w:t>であ</w:t>
+      </w:r>
+      <w:r>
+        <w:rPr>
+          <w:rFonts w:hint="eastAsia"/>
+        </w:rPr>
+        <w:t>り，執筆者</w:t>
+      </w:r>
+      <w:r>
+        <w:rPr>
+          <w:rFonts w:hint="eastAsia"/>
+        </w:rPr>
+        <w:t>自身</w:t>
+      </w:r>
+      <w:r>
+        <w:rPr>
+          <w:rFonts w:hint="eastAsia"/>
+        </w:rPr>
+        <w:t>の考えである可能性が留保される．</w:t>
+      </w:r>
+      <w:r>
+        <w:t xml:space="preserve"> </w:t>
       </w:r>
     </w:p>
     <w:p>
       <w:pPr>
         <w:ind w:firstLine="197"/>
-        <w:rPr>
-          <w:rFonts w:hint="eastAsia"/>
-        </w:rPr>
-      </w:pPr>
-      <w:r>
-        <w:rPr>
-          <w:rFonts w:hint="eastAsia"/>
-        </w:rPr>
-        <w:t>以上</w:t>
-      </w:r>
-      <w:r>
-        <w:rPr>
-          <w:rFonts w:hint="eastAsia"/>
-        </w:rPr>
-        <w:t>の考察から</w:t>
-      </w:r>
-      <w:r>
-        <w:rPr>
-          <w:rFonts w:hint="eastAsia"/>
-        </w:rPr>
-        <w:t>，本システム</w:t>
-      </w:r>
-      <w:r>
-        <w:rPr>
-          <w:rFonts w:hint="eastAsia"/>
-        </w:rPr>
-        <w:t>，および対話篇を執筆することには，個々の発言</w:t>
+      </w:pPr>
+      <w:r>
+        <w:t>したがって，</w:t>
+      </w:r>
+      <w:r>
+        <w:rPr>
+          <w:rFonts w:hint="eastAsia"/>
+        </w:rPr>
+        <w:t>対話篇を執筆することには，</w:t>
+      </w:r>
+      <w:r>
+        <w:rPr>
+          <w:rFonts w:hint="eastAsia"/>
+        </w:rPr>
+        <w:t>次の機能があると理解できる．すなわち，</w:t>
+      </w:r>
+      <w:r>
+        <w:t>個々の発言</w:t>
+      </w:r>
+      <w:r>
+        <w:rPr>
+          <w:rFonts w:hint="eastAsia"/>
+        </w:rPr>
+        <w:t>について</w:t>
+      </w:r>
+      <w:r>
+        <w:rPr>
+          <w:rFonts w:hint="eastAsia"/>
+        </w:rPr>
+        <w:t>作者</w:t>
+      </w:r>
+      <w:r>
+        <w:t>への</w:t>
+      </w:r>
+      <w:r>
+        <w:rPr>
+          <w:rFonts w:hint="eastAsia"/>
+        </w:rPr>
+        <w:t>直接的な</w:t>
+      </w:r>
+      <w:r>
+        <w:t>帰責を緩めつつ，</w:t>
+      </w:r>
+      <w:r>
+        <w:rPr>
+          <w:rFonts w:hint="eastAsia"/>
+        </w:rPr>
+        <w:t>葛藤の展開自体を許す機能である．</w:t>
+      </w:r>
+      <w:r>
+        <w:t>当事者研究</w:t>
+      </w:r>
+      <w:r>
+        <w:rPr>
+          <w:rFonts w:hint="eastAsia"/>
+        </w:rPr>
+        <w:t>の文脈</w:t>
+      </w:r>
+      <w:r>
+        <w:t>では，問題をいったん外在化し，責任帰属から「免責」することが，後にそれを自己のものとして「引責」することを可能にする構造が論じられている</w:t>
+      </w:r>
+      <w:r>
+        <w:t>[1]</w:t>
+      </w:r>
+      <w:r>
+        <w:t>．</w:t>
+      </w:r>
+      <w:r>
+        <w:rPr>
+          <w:rFonts w:hint="eastAsia"/>
+        </w:rPr>
+        <w:t>MyPolyphony</w:t>
+      </w:r>
+      <w:r>
+        <w:rPr>
+          <w:rFonts w:hint="eastAsia"/>
+        </w:rPr>
+        <w:t>は，</w:t>
+      </w:r>
+      <w:r>
+        <w:rPr>
+          <w:rFonts w:hint="eastAsia"/>
+        </w:rPr>
+        <w:t>これと</w:t>
+      </w:r>
+      <w:r>
+        <w:rPr>
+          <w:rFonts w:hint="eastAsia"/>
+        </w:rPr>
+        <w:t>相似</w:t>
+      </w:r>
+      <w:r>
+        <w:rPr>
+          <w:rFonts w:hint="eastAsia"/>
+        </w:rPr>
+        <w:t>した</w:t>
+      </w:r>
+      <w:r>
+        <w:rPr>
+          <w:rFonts w:hint="eastAsia"/>
+        </w:rPr>
+        <w:t>構造</w:t>
       </w:r>
       <w:r>
         <w:rPr>
@@ -2438,88 +2447,136 @@
         <w:rPr>
           <w:rFonts w:hint="eastAsia"/>
         </w:rPr>
-        <w:t>話者性を緩めつつ，全体としての作者性を残す機能</w:t>
-      </w:r>
-      <w:r>
-        <w:rPr>
-          <w:rFonts w:hint="eastAsia"/>
-        </w:rPr>
-        <w:t>がある</w:t>
-      </w:r>
-      <w:r>
-        <w:rPr>
-          <w:rFonts w:hint="eastAsia"/>
-        </w:rPr>
-        <w:t>と理解できる．</w:t>
-      </w:r>
-      <w:r>
-        <w:t>当事者研究</w:t>
-      </w:r>
-      <w:r>
-        <w:rPr>
-          <w:rFonts w:hint="eastAsia"/>
-        </w:rPr>
-        <w:t>の文脈</w:t>
-      </w:r>
-      <w:r>
-        <w:t>では，問題をいったん外在化し，責任帰属から「免責」することが，後にそれを自己のものとして「引責」することを可能にする構造が論じられている</w:t>
-      </w:r>
-      <w:r>
-        <w:t>[1]</w:t>
-      </w:r>
-      <w:r>
-        <w:t>．</w:t>
-      </w:r>
-      <w:r>
-        <w:rPr>
-          <w:rFonts w:hint="eastAsia"/>
-        </w:rPr>
-        <w:t>MyPolyphony</w:t>
-      </w:r>
-      <w:r>
-        <w:rPr>
-          <w:rFonts w:hint="eastAsia"/>
-        </w:rPr>
-        <w:t>もまた，</w:t>
-      </w:r>
-      <w:r>
-        <w:rPr>
-          <w:rFonts w:hint="eastAsia"/>
-        </w:rPr>
-        <w:t>これと</w:t>
-      </w:r>
-      <w:r>
-        <w:rPr>
-          <w:rFonts w:hint="eastAsia"/>
-        </w:rPr>
-        <w:t>相似</w:t>
-      </w:r>
-      <w:r>
-        <w:rPr>
-          <w:rFonts w:hint="eastAsia"/>
-        </w:rPr>
-        <w:t>した</w:t>
-      </w:r>
-      <w:r>
-        <w:rPr>
-          <w:rFonts w:hint="eastAsia"/>
-        </w:rPr>
-        <w:t>構造を実現しているように思う</w:t>
-      </w:r>
-      <w:r>
-        <w:rPr>
-          <w:rFonts w:hint="eastAsia"/>
-        </w:rPr>
-        <w:t>．</w:t>
+        <w:t>実現</w:t>
+      </w:r>
+      <w:r>
+        <w:rPr>
+          <w:rFonts w:hint="eastAsia"/>
+        </w:rPr>
+        <w:t>を</w:t>
+      </w:r>
+      <w:r>
+        <w:rPr>
+          <w:rFonts w:hint="eastAsia"/>
+        </w:rPr>
+        <w:t>意図</w:t>
+      </w:r>
+      <w:r>
+        <w:rPr>
+          <w:rFonts w:hint="eastAsia"/>
+        </w:rPr>
+        <w:t>し</w:t>
+      </w:r>
+      <w:r>
+        <w:rPr>
+          <w:rFonts w:hint="eastAsia"/>
+        </w:rPr>
+        <w:t>ているが，</w:t>
+      </w:r>
+      <w:r>
+        <w:rPr>
+          <w:rFonts w:hint="eastAsia"/>
+        </w:rPr>
+        <w:t>成功しているとすれば，</w:t>
+      </w:r>
+      <w:r>
+        <w:rPr>
+          <w:rFonts w:hint="eastAsia"/>
+        </w:rPr>
+        <w:t>ユーザは</w:t>
+      </w:r>
+      <w:r>
+        <w:rPr>
+          <w:rFonts w:hint="eastAsia"/>
+        </w:rPr>
+        <w:t>葛藤過程の全体を作者として</w:t>
+      </w:r>
+      <w:r>
+        <w:rPr>
+          <w:rFonts w:hint="eastAsia"/>
+        </w:rPr>
+        <w:t>引き</w:t>
+      </w:r>
+      <w:r>
+        <w:rPr>
+          <w:rFonts w:hint="eastAsia"/>
+        </w:rPr>
+        <w:t>受け</w:t>
+      </w:r>
+      <w:r>
+        <w:rPr>
+          <w:rFonts w:hint="eastAsia"/>
+        </w:rPr>
+        <w:t>て</w:t>
+      </w:r>
+      <w:r>
+        <w:rPr>
+          <w:rFonts w:hint="eastAsia"/>
+        </w:rPr>
+        <w:t>，</w:t>
+      </w:r>
+      <w:r>
+        <w:rPr>
+          <w:rFonts w:hint="eastAsia"/>
+        </w:rPr>
+        <w:t>対話</w:t>
+      </w:r>
+      <w:r>
+        <w:rPr>
+          <w:rFonts w:hint="eastAsia"/>
+        </w:rPr>
+        <w:t>の余地</w:t>
+      </w:r>
+      <w:r>
+        <w:rPr>
+          <w:rFonts w:hint="eastAsia"/>
+        </w:rPr>
+        <w:t>ある者</w:t>
+      </w:r>
+      <w:r>
+        <w:rPr>
+          <w:rFonts w:hint="eastAsia"/>
+        </w:rPr>
+        <w:t>として</w:t>
+      </w:r>
+      <w:r>
+        <w:rPr>
+          <w:rFonts w:hint="eastAsia"/>
+        </w:rPr>
+        <w:t>，</w:t>
+      </w:r>
+      <w:r>
+        <w:rPr>
+          <w:rFonts w:hint="eastAsia"/>
+        </w:rPr>
+        <w:t>よりよく</w:t>
+      </w:r>
+      <w:r>
+        <w:rPr>
+          <w:rFonts w:hint="eastAsia"/>
+        </w:rPr>
+        <w:t>他者と</w:t>
+      </w:r>
+      <w:r>
+        <w:rPr>
+          <w:rFonts w:hint="eastAsia"/>
+        </w:rPr>
+        <w:t>共生し</w:t>
+      </w:r>
+      <w:r>
+        <w:rPr>
+          <w:rFonts w:hint="eastAsia"/>
+        </w:rPr>
+        <w:t>得るだろう．</w:t>
+      </w:r>
+      <w:r>
+        <w:t xml:space="preserve"> </w:t>
       </w:r>
     </w:p>
     <w:p>
       <w:pPr>
         <w:pStyle w:val="2"/>
         <w:ind w:left="386" w:hanging="386"/>
-        <w:rPr>
-          <w:rFonts w:hint="eastAsia"/>
-        </w:rPr>
       </w:pPr>
       <w:r>
         <w:rPr>
@@ -2536,7 +2593,7 @@
         <w:rPr>
           <w:rFonts w:hint="eastAsia"/>
         </w:rPr>
-        <w:t xml:space="preserve">　本システム</w:t>
+        <w:t>本システム</w:t>
       </w:r>
       <w:r>
         <w:t>は，対話の内容を外部サーバや</w:t>
@@ -2547,11 +2604,9 @@
       <w:r>
         <w:t>へ送信せず，ブラウザの</w:t>
       </w:r>
-      <w:proofErr w:type="spellStart"/>
       <w:r>
         <w:t>localStorage</w:t>
       </w:r>
-      <w:proofErr w:type="spellEnd"/>
       <w:r>
         <w:t>にのみ自動保存する．</w:t>
       </w:r>
@@ -2564,112 +2619,134 @@
     </w:p>
     <w:p>
       <w:pPr>
-        <w:pStyle w:val="1"/>
-        <w:rPr>
-          <w:rFonts w:hint="eastAsia"/>
-        </w:rPr>
-      </w:pPr>
-      <w:r>
-        <w:rPr>
-          <w:rFonts w:hint="eastAsia"/>
-        </w:rPr>
-        <w:t>議論</w:t>
-      </w:r>
+        <w:ind w:firstLineChars="0" w:firstLine="0"/>
+        <w:rPr>
+          <w:rFonts w:hint="eastAsia"/>
+        </w:rPr>
+      </w:pPr>
     </w:p>
     <w:p>
       <w:pPr>
-        <w:ind w:firstLine="197"/>
-        <w:rPr>
-          <w:rFonts w:hint="eastAsia"/>
-        </w:rPr>
-      </w:pPr>
-      <w:r>
-        <w:rPr>
-          <w:rFonts w:hint="eastAsia"/>
-        </w:rPr>
-        <w:t>本研究に近接する試みとして，複数の内的立場を</w:t>
-      </w:r>
-      <w:r>
-        <w:rPr>
-          <w:rFonts w:hint="eastAsia"/>
-        </w:rPr>
-        <w:t>LLM</w:t>
-      </w:r>
-      <w:r>
-        <w:rPr>
-          <w:rFonts w:hint="eastAsia"/>
-        </w:rPr>
-        <w:t>エージェントとして外在化し，それらの対話を通じた内省を支援する</w:t>
-      </w:r>
-      <w:proofErr w:type="spellStart"/>
-      <w:r>
-        <w:rPr>
-          <w:rFonts w:hint="eastAsia"/>
-        </w:rPr>
-        <w:t>InnerPond</w:t>
-      </w:r>
-      <w:proofErr w:type="spellEnd"/>
-      <w:r>
-        <w:rPr>
-          <w:rFonts w:hint="eastAsia"/>
-        </w:rPr>
-        <w:t>[2]</w:t>
-      </w:r>
-      <w:r>
-        <w:rPr>
-          <w:rFonts w:hint="eastAsia"/>
-        </w:rPr>
-        <w:t>がある．一方，</w:t>
-      </w:r>
-      <w:r>
-        <w:rPr>
-          <w:rFonts w:hint="eastAsia"/>
-        </w:rPr>
-        <w:t>MyPolyphony</w:t>
-      </w:r>
-      <w:r>
-        <w:rPr>
-          <w:rFonts w:hint="eastAsia"/>
-        </w:rPr>
-        <w:t>では，問いかける声を含め，全ての発言をユーザ自身が記述する．これは，そこで発された問いや応答を含め，葛藤の過程全体を自身に由来するものとして引き受けるためである．また，</w:t>
-      </w:r>
-      <w:r>
-        <w:rPr>
-          <w:rFonts w:hint="eastAsia"/>
-        </w:rPr>
-        <w:t>AI</w:t>
-      </w:r>
-      <w:r>
-        <w:rPr>
-          <w:rFonts w:hint="eastAsia"/>
-        </w:rPr>
-        <w:t>に思考の背景を都度伝達する必要をなくし，今まさに生じつつある葛藤をそのまま書き始められることも，本構成の利点であると考える．</w:t>
+        <w:pStyle w:val="1"/>
+      </w:pPr>
+      <w:r>
+        <w:rPr>
+          <w:rFonts w:hint="eastAsia"/>
+        </w:rPr>
+        <w:t>議論</w:t>
       </w:r>
     </w:p>
     <w:p>
       <w:pPr>
         <w:ind w:firstLine="197"/>
-        <w:rPr>
-          <w:rFonts w:hint="eastAsia"/>
-        </w:rPr>
-      </w:pPr>
-      <w:r>
-        <w:rPr>
-          <w:rFonts w:hint="eastAsia"/>
-        </w:rPr>
-        <w:t>一方で，自ら二人の話者を往復し，対話篇を紡ぐことには一定の技能を要する．筆者自身も，この形式による思考を約</w:t>
-      </w:r>
-      <w:r>
-        <w:rPr>
-          <w:rFonts w:hint="eastAsia"/>
-        </w:rPr>
-        <w:t>2</w:t>
-      </w:r>
-      <w:r>
-        <w:rPr>
-          <w:rFonts w:hint="eastAsia"/>
-        </w:rPr>
-        <w:t>年間続けてきた．したがって，利用初期において質問を生み出すことを助けるなど，</w:t>
+      </w:pPr>
+      <w:r>
+        <w:rPr>
+          <w:rFonts w:hint="eastAsia"/>
+        </w:rPr>
+        <w:t>本研究に近接する試み</w:t>
+      </w:r>
+      <w:r>
+        <w:rPr>
+          <w:rFonts w:hint="eastAsia"/>
+        </w:rPr>
+        <w:t>に</w:t>
+      </w:r>
+      <w:r>
+        <w:rPr>
+          <w:rFonts w:hint="eastAsia"/>
+        </w:rPr>
+        <w:t>，複数の内的立場を</w:t>
+      </w:r>
+      <w:r>
+        <w:rPr>
+          <w:rFonts w:hint="eastAsia"/>
+        </w:rPr>
+        <w:t>LLM</w:t>
+      </w:r>
+      <w:r>
+        <w:rPr>
+          <w:rFonts w:hint="eastAsia"/>
+        </w:rPr>
+        <w:t>エージェントとして外在化し，それらの対話を通じた内省を支援する</w:t>
+      </w:r>
+      <w:r>
+        <w:rPr>
+          <w:rFonts w:hint="eastAsia"/>
+        </w:rPr>
+        <w:t>InnerPond[2]</w:t>
+      </w:r>
+      <w:r>
+        <w:rPr>
+          <w:rFonts w:hint="eastAsia"/>
+        </w:rPr>
+        <w:t>がある．</w:t>
+      </w:r>
+      <w:r>
+        <w:rPr>
+          <w:rFonts w:hint="eastAsia"/>
+        </w:rPr>
+        <w:t>これに対し，</w:t>
+      </w:r>
+      <w:r>
+        <w:rPr>
+          <w:rFonts w:hint="eastAsia"/>
+        </w:rPr>
+        <w:t xml:space="preserve"> </w:t>
+      </w:r>
+      <w:r>
+        <w:rPr>
+          <w:rFonts w:hint="eastAsia"/>
+        </w:rPr>
+        <w:t>MyPolyphony</w:t>
+      </w:r>
+      <w:r>
+        <w:rPr>
+          <w:rFonts w:hint="eastAsia"/>
+        </w:rPr>
+        <w:t>は全ての発言をユーザ自身が記述する．これは，葛藤の過程全体を自身に由来するものとして</w:t>
+      </w:r>
+      <w:r>
+        <w:rPr>
+          <w:rFonts w:hint="eastAsia"/>
+        </w:rPr>
+        <w:t>，</w:t>
+      </w:r>
+      <w:r>
+        <w:rPr>
+          <w:rFonts w:hint="eastAsia"/>
+        </w:rPr>
+        <w:t>引き受ける</w:t>
+      </w:r>
+      <w:r>
+        <w:rPr>
+          <w:rFonts w:hint="eastAsia"/>
+        </w:rPr>
+        <w:t>ことを支援する</w:t>
+      </w:r>
+      <w:r>
+        <w:rPr>
+          <w:rFonts w:hint="eastAsia"/>
+        </w:rPr>
+        <w:t>ため</w:t>
+      </w:r>
+      <w:r>
+        <w:rPr>
+          <w:rFonts w:hint="eastAsia"/>
+        </w:rPr>
+        <w:t>である．また</w:t>
+      </w:r>
+      <w:r>
+        <w:rPr>
+          <w:rFonts w:hint="eastAsia"/>
+        </w:rPr>
+        <w:t>本構成には</w:t>
+      </w:r>
+      <w:r>
+        <w:rPr>
+          <w:rFonts w:hint="eastAsia"/>
+        </w:rPr>
+        <w:t>，</w:t>
       </w:r>
       <w:r>
         <w:rPr>
@@ -2681,220 +2758,628 @@
         <w:rPr>
           <w:rFonts w:hint="eastAsia"/>
         </w:rPr>
-        <w:t>による補助の余地はある．ただしその</w:t>
-      </w:r>
-      <w:r>
-        <w:rPr>
-          <w:rFonts w:hint="eastAsia"/>
-        </w:rPr>
-        <w:t>場合</w:t>
-      </w:r>
-      <w:r>
-        <w:rPr>
-          <w:rFonts w:hint="eastAsia"/>
-        </w:rPr>
-        <w:t>にも，</w:t>
-      </w:r>
-      <w:r>
-        <w:rPr>
-          <w:rFonts w:hint="eastAsia"/>
-        </w:rPr>
-        <w:t>AI</w:t>
-      </w:r>
-      <w:r>
-        <w:rPr>
-          <w:rFonts w:hint="eastAsia"/>
-        </w:rPr>
-        <w:t>をユーザと対置される対話相手とするより，「ユーザ自身」と「</w:t>
-      </w:r>
-      <w:r>
-        <w:rPr>
-          <w:rFonts w:hint="eastAsia"/>
-        </w:rPr>
-        <w:t>AI</w:t>
-      </w:r>
-      <w:r>
-        <w:rPr>
-          <w:rFonts w:hint="eastAsia"/>
-        </w:rPr>
-        <w:t>によって補助されたユーザ自身」とが対話する構図を保つことが，本研究の企図からは望ましい．</w:t>
+        <w:t>に思考の背景を都度伝達する必要</w:t>
+      </w:r>
+      <w:r>
+        <w:rPr>
+          <w:rFonts w:hint="eastAsia"/>
+        </w:rPr>
+        <w:t>がなく，</w:t>
+      </w:r>
+      <w:r>
+        <w:rPr>
+          <w:rFonts w:hint="eastAsia"/>
+        </w:rPr>
+        <w:t>今まさに生じつつある葛藤をそのまま書き始められる</w:t>
+      </w:r>
+      <w:r>
+        <w:rPr>
+          <w:rFonts w:hint="eastAsia"/>
+        </w:rPr>
+        <w:t>利点もあると言える．</w:t>
+      </w:r>
+      <w:r>
+        <w:t xml:space="preserve"> </w:t>
       </w:r>
     </w:p>
     <w:p>
       <w:pPr>
         <w:ind w:firstLine="197"/>
-        <w:rPr>
-          <w:rFonts w:hint="eastAsia"/>
-        </w:rPr>
-      </w:pPr>
-      <w:r>
-        <w:t>また，</w:t>
-      </w:r>
-      <w:r>
-        <w:t>MyPolyphony</w:t>
-      </w:r>
-      <w:r>
-        <w:rPr>
-          <w:rFonts w:hint="eastAsia"/>
-        </w:rPr>
-        <w:t>で</w:t>
-      </w:r>
-      <w:r>
-        <w:t>は，話者に身体や性格，声色などを与えず，ほとんど言葉と括弧のみによって対話を構成する</w:t>
-      </w:r>
-      <w:r>
-        <w:rPr>
-          <w:rFonts w:hint="eastAsia"/>
-        </w:rPr>
-        <w:t>ことが想定されている</w:t>
-      </w:r>
-      <w:r>
+      </w:pPr>
+      <w:r>
+        <w:rPr>
+          <w:rFonts w:hint="eastAsia"/>
+        </w:rPr>
+        <w:t>一方で，自ら二人の話者を往復し，対話篇を</w:t>
+      </w:r>
+      <w:r>
+        <w:rPr>
+          <w:rFonts w:hint="eastAsia"/>
+        </w:rPr>
+        <w:t>書く</w:t>
+      </w:r>
+      <w:r>
+        <w:rPr>
+          <w:rFonts w:hint="eastAsia"/>
+        </w:rPr>
+        <w:t>ことには技能を</w:t>
+      </w:r>
+      <w:r>
+        <w:rPr>
+          <w:rFonts w:hint="eastAsia"/>
+        </w:rPr>
+        <w:t>必要と</w:t>
+      </w:r>
+      <w:r>
+        <w:rPr>
+          <w:rFonts w:hint="eastAsia"/>
+        </w:rPr>
+        <w:t>する．筆者</w:t>
+      </w:r>
+      <w:r>
+        <w:rPr>
+          <w:rFonts w:hint="eastAsia"/>
+        </w:rPr>
+        <w:t>は</w:t>
+      </w:r>
+      <w:r>
+        <w:rPr>
+          <w:rFonts w:hint="eastAsia"/>
+        </w:rPr>
+        <w:t>本システムを</w:t>
+      </w:r>
+      <w:r>
+        <w:rPr>
+          <w:rFonts w:hint="eastAsia"/>
+        </w:rPr>
+        <w:t>，一方の話者で素朴に語り，もう一方の話者が問いただす</w:t>
+      </w:r>
+      <w:r>
+        <w:rPr>
+          <w:rFonts w:hint="eastAsia"/>
+        </w:rPr>
+        <w:t>形で利用している</w:t>
+      </w:r>
+      <w:r>
+        <w:rPr>
+          <w:rFonts w:hint="eastAsia"/>
+        </w:rPr>
+        <w:t>が，この形式を獲得するまでに多少の訓練期間を</w:t>
+      </w:r>
+      <w:r>
+        <w:rPr>
+          <w:rFonts w:hint="eastAsia"/>
+        </w:rPr>
+        <w:t>必要</w:t>
+      </w:r>
+      <w:r>
+        <w:rPr>
+          <w:rFonts w:hint="eastAsia"/>
+        </w:rPr>
+        <w:t>した</w:t>
+      </w:r>
+      <w:r>
+        <w:rPr>
+          <w:rFonts w:hint="eastAsia"/>
+        </w:rPr>
         <w:t>．</w:t>
       </w:r>
       <w:r>
         <w:rPr>
           <w:rFonts w:hint="eastAsia"/>
         </w:rPr>
-        <w:t>従って，</w:t>
-      </w:r>
-      <w:r>
-        <w:rPr>
-          <w:rFonts w:hint="eastAsia"/>
-        </w:rPr>
-        <w:t>今後においても，地の文が記述できるようになる余地は想定していない．</w:t>
-      </w:r>
-      <w:r>
-        <w:rPr>
-          <w:rFonts w:hint="eastAsia"/>
-        </w:rPr>
-        <w:t>これは，特定の人物</w:t>
-      </w:r>
-      <w:r>
-        <w:rPr>
-          <w:rFonts w:hint="eastAsia"/>
-        </w:rPr>
-        <w:t>を</w:t>
-      </w:r>
-      <w:r>
-        <w:rPr>
-          <w:rFonts w:hint="eastAsia"/>
-        </w:rPr>
-        <w:t>演じることよりも，自らの内に現れた声を語りだすことに主眼を置くためである．対話者について詳細な設定を求めれば，葛藤そのものを展開する以前に，人物や物語を構成する作業が生じ得る．そこで本システムでは，話者を区別するために必要な差異のみを与え，ユーザ自身の思考を展開</w:t>
-      </w:r>
-      <w:r>
-        <w:rPr>
-          <w:rFonts w:hint="eastAsia"/>
-        </w:rPr>
-        <w:t>させることへと</w:t>
-      </w:r>
-      <w:r>
-        <w:rPr>
-          <w:rFonts w:hint="eastAsia"/>
-        </w:rPr>
-        <w:t>限定させた</w:t>
-      </w:r>
-      <w:r>
-        <w:rPr>
-          <w:rFonts w:hint="eastAsia"/>
-        </w:rPr>
-        <w:t>．</w:t>
-      </w:r>
-      <w:r>
-        <w:rPr>
-          <w:rFonts w:hint="eastAsia"/>
-        </w:rPr>
-        <w:t xml:space="preserve"> </w:t>
+        <w:t>ゆえに</w:t>
+      </w:r>
+      <w:r>
+        <w:rPr>
+          <w:rFonts w:hint="eastAsia"/>
+        </w:rPr>
+        <w:t>，利用初期に</w:t>
+      </w:r>
+      <w:r>
+        <w:rPr>
+          <w:rFonts w:hint="eastAsia"/>
+        </w:rPr>
+        <w:t>は</w:t>
+      </w:r>
+      <w:r>
+        <w:rPr>
+          <w:rFonts w:hint="eastAsia"/>
+        </w:rPr>
+        <w:t>問</w:t>
+      </w:r>
+      <w:r>
+        <w:rPr>
+          <w:rFonts w:hint="eastAsia"/>
+        </w:rPr>
+        <w:t>う</w:t>
+      </w:r>
+      <w:r>
+        <w:rPr>
+          <w:rFonts w:hint="eastAsia"/>
+        </w:rPr>
+        <w:t>ことを助けるなど，</w:t>
+      </w:r>
+      <w:r>
+        <w:rPr>
+          <w:rFonts w:hint="eastAsia"/>
+        </w:rPr>
+        <w:t>AI</w:t>
+      </w:r>
+      <w:r>
+        <w:rPr>
+          <w:rFonts w:hint="eastAsia"/>
+        </w:rPr>
+        <w:t>による補助の余地はある</w:t>
+      </w:r>
+      <w:r>
+        <w:rPr>
+          <w:rFonts w:hint="eastAsia"/>
+        </w:rPr>
+        <w:t>だろう</w:t>
+      </w:r>
+      <w:r>
+        <w:rPr>
+          <w:rFonts w:hint="eastAsia"/>
+        </w:rPr>
+        <w:t>．ただしその場合にも，</w:t>
+      </w:r>
+      <w:r>
+        <w:rPr>
+          <w:rFonts w:hint="eastAsia"/>
+        </w:rPr>
+        <w:t>AI</w:t>
+      </w:r>
+      <w:r>
+        <w:rPr>
+          <w:rFonts w:hint="eastAsia"/>
+        </w:rPr>
+        <w:t>自体を</w:t>
+      </w:r>
+      <w:r>
+        <w:rPr>
+          <w:rFonts w:hint="eastAsia"/>
+        </w:rPr>
+        <w:t>ユーザ</w:t>
+      </w:r>
+      <w:r>
+        <w:rPr>
+          <w:rFonts w:hint="eastAsia"/>
+        </w:rPr>
+        <w:t>の</w:t>
+      </w:r>
+      <w:r>
+        <w:rPr>
+          <w:rFonts w:hint="eastAsia"/>
+        </w:rPr>
+        <w:t>対話相手とするより</w:t>
+      </w:r>
+      <w:r>
+        <w:rPr>
+          <w:rFonts w:hint="eastAsia"/>
+        </w:rPr>
+        <w:t>も</w:t>
+      </w:r>
+      <w:r>
+        <w:rPr>
+          <w:rFonts w:hint="eastAsia"/>
+        </w:rPr>
+        <w:t>，「ユーザ」と「</w:t>
+      </w:r>
+      <w:r>
+        <w:rPr>
+          <w:rFonts w:hint="eastAsia"/>
+        </w:rPr>
+        <w:t>AI</w:t>
+      </w:r>
+      <w:r>
+        <w:rPr>
+          <w:rFonts w:hint="eastAsia"/>
+        </w:rPr>
+        <w:t>によって補助されたユーザ自身」とが対話する構図を保つ</w:t>
+      </w:r>
+      <w:r>
+        <w:rPr>
+          <w:rFonts w:hint="eastAsia"/>
+        </w:rPr>
+        <w:t>こと</w:t>
+      </w:r>
+      <w:r>
+        <w:rPr>
+          <w:rFonts w:hint="eastAsia"/>
+        </w:rPr>
+        <w:t>が</w:t>
+      </w:r>
+      <w:r>
+        <w:rPr>
+          <w:rFonts w:hint="eastAsia"/>
+        </w:rPr>
+        <w:t>，本研究の</w:t>
+      </w:r>
+      <w:r>
+        <w:rPr>
+          <w:rFonts w:hint="eastAsia"/>
+        </w:rPr>
+        <w:t>企図</w:t>
+      </w:r>
+      <w:r>
+        <w:rPr>
+          <w:rFonts w:hint="eastAsia"/>
+        </w:rPr>
+        <w:t>からは望ましい．</w:t>
       </w:r>
     </w:p>
     <w:p>
       <w:pPr>
         <w:ind w:firstLine="197"/>
-        <w:rPr>
-          <w:rFonts w:hint="eastAsia"/>
-        </w:rPr>
-      </w:pPr>
-      <w:r>
-        <w:rPr>
-          <w:rFonts w:hint="eastAsia"/>
-        </w:rPr>
-        <w:t>なお</w:t>
-      </w:r>
-      <w:r>
-        <w:rPr>
-          <w:rFonts w:hint="eastAsia"/>
-        </w:rPr>
-        <w:t>，本研究では</w:t>
-      </w:r>
-      <w:r>
-        <w:rPr>
-          <w:rFonts w:hint="eastAsia"/>
-        </w:rPr>
+      </w:pPr>
+      <w:r>
         <w:t>MyPolyphony</w:t>
       </w:r>
       <w:r>
         <w:rPr>
           <w:rFonts w:hint="eastAsia"/>
         </w:rPr>
-        <w:t>の効果を検証していない．しかし，本システムを検証するとは何を検証することなのかについても，まず問う必要がある</w:t>
-      </w:r>
-      <w:r>
-        <w:rPr>
-          <w:rFonts w:hint="eastAsia"/>
-        </w:rPr>
-        <w:t>と思われる</w:t>
-      </w:r>
-      <w:r>
-        <w:rPr>
-          <w:rFonts w:hint="eastAsia"/>
-        </w:rPr>
-        <w:t>．本研究は葛藤の解消や，意思決定への迅速な到達を目的としない．むしろ，相容れない考えが残り続けることで，異なる立場の他者との対話可能性が保たれる場合すら想定している．したがって，葛藤の短縮や結論への収束をそのまま成功指標とすることは，本研究が価値を見いだす経験を取りこぼし得る．</w:t>
+        <w:t>で</w:t>
+      </w:r>
+      <w:r>
+        <w:t>は，</w:t>
+      </w:r>
+      <w:r>
+        <w:rPr>
+          <w:rFonts w:hint="eastAsia"/>
+        </w:rPr>
+        <w:t>対</w:t>
+      </w:r>
+      <w:r>
+        <w:t>話者に身体や性格</w:t>
+      </w:r>
+      <w:r>
+        <w:rPr>
+          <w:rFonts w:hint="eastAsia"/>
+        </w:rPr>
+        <w:t>といった</w:t>
+      </w:r>
+      <w:r>
+        <w:rPr>
+          <w:rFonts w:hint="eastAsia"/>
+        </w:rPr>
+        <w:t>背景情報を与えずに，</w:t>
+      </w:r>
+      <w:r>
+        <w:t>言葉と括弧のみによって</w:t>
+      </w:r>
+      <w:r>
+        <w:rPr>
+          <w:rFonts w:hint="eastAsia"/>
+        </w:rPr>
+        <w:t>対話篇</w:t>
+      </w:r>
+      <w:r>
+        <w:t>を</w:t>
+      </w:r>
+      <w:r>
+        <w:rPr>
+          <w:rFonts w:hint="eastAsia"/>
+        </w:rPr>
+        <w:t>展開</w:t>
+      </w:r>
+      <w:r>
+        <w:t>する</w:t>
+      </w:r>
+      <w:r>
+        <w:rPr>
+          <w:rFonts w:hint="eastAsia"/>
+        </w:rPr>
+        <w:t>こと</w:t>
+      </w:r>
+      <w:r>
+        <w:rPr>
+          <w:rFonts w:hint="eastAsia"/>
+        </w:rPr>
+        <w:t>が</w:t>
+      </w:r>
+      <w:r>
+        <w:rPr>
+          <w:rFonts w:hint="eastAsia"/>
+        </w:rPr>
+        <w:t>想定</w:t>
+      </w:r>
+      <w:r>
+        <w:rPr>
+          <w:rFonts w:hint="eastAsia"/>
+        </w:rPr>
+        <w:t>されて</w:t>
+      </w:r>
+      <w:r>
+        <w:rPr>
+          <w:rFonts w:hint="eastAsia"/>
+        </w:rPr>
+        <w:t>いる</w:t>
+      </w:r>
+      <w:r>
+        <w:t>．</w:t>
+      </w:r>
+      <w:r>
+        <w:rPr>
+          <w:rFonts w:hint="eastAsia"/>
+        </w:rPr>
+        <w:t>従って</w:t>
+      </w:r>
+      <w:r>
+        <w:rPr>
+          <w:rFonts w:hint="eastAsia"/>
+        </w:rPr>
+        <w:t>，</w:t>
+      </w:r>
+      <w:r>
+        <w:rPr>
+          <w:rFonts w:hint="eastAsia"/>
+        </w:rPr>
+        <w:t>地の文</w:t>
+      </w:r>
+      <w:r>
+        <w:rPr>
+          <w:rFonts w:hint="eastAsia"/>
+        </w:rPr>
+        <w:t>を</w:t>
+      </w:r>
+      <w:r>
+        <w:rPr>
+          <w:rFonts w:hint="eastAsia"/>
+        </w:rPr>
+        <w:t>記述</w:t>
+      </w:r>
+      <w:r>
+        <w:rPr>
+          <w:rFonts w:hint="eastAsia"/>
+        </w:rPr>
+        <w:t>できるようにする</w:t>
+      </w:r>
+      <w:r>
+        <w:rPr>
+          <w:rFonts w:hint="eastAsia"/>
+        </w:rPr>
+        <w:t>こと</w:t>
+      </w:r>
+      <w:r>
+        <w:rPr>
+          <w:rFonts w:hint="eastAsia"/>
+        </w:rPr>
+        <w:t>は</w:t>
+      </w:r>
+      <w:r>
+        <w:rPr>
+          <w:rFonts w:hint="eastAsia"/>
+        </w:rPr>
+        <w:t>今後とも</w:t>
+      </w:r>
+      <w:r>
+        <w:rPr>
+          <w:rFonts w:hint="eastAsia"/>
+        </w:rPr>
+        <w:t>考えて</w:t>
+      </w:r>
+      <w:r>
+        <w:rPr>
+          <w:rFonts w:hint="eastAsia"/>
+        </w:rPr>
+        <w:t>は</w:t>
+      </w:r>
+      <w:r>
+        <w:rPr>
+          <w:rFonts w:hint="eastAsia"/>
+        </w:rPr>
+        <w:t>いない．</w:t>
+      </w:r>
+      <w:r>
+        <w:rPr>
+          <w:rFonts w:hint="eastAsia"/>
+        </w:rPr>
+        <w:t>これは，特定人物</w:t>
+      </w:r>
+      <w:r>
+        <w:rPr>
+          <w:rFonts w:hint="eastAsia"/>
+        </w:rPr>
+        <w:t>の</w:t>
+      </w:r>
+      <w:r>
+        <w:rPr>
+          <w:rFonts w:hint="eastAsia"/>
+        </w:rPr>
+        <w:t>設定を考えたり，その</w:t>
+      </w:r>
+      <w:r>
+        <w:rPr>
+          <w:rFonts w:hint="eastAsia"/>
+        </w:rPr>
+        <w:t>演技に</w:t>
+      </w:r>
+      <w:r>
+        <w:rPr>
+          <w:rFonts w:hint="eastAsia"/>
+        </w:rPr>
+        <w:t>励むことよりも，ユーザの内にある葛藤</w:t>
+      </w:r>
+      <w:r>
+        <w:rPr>
+          <w:rFonts w:hint="eastAsia"/>
+        </w:rPr>
+        <w:t>の</w:t>
+      </w:r>
+      <w:r>
+        <w:rPr>
+          <w:rFonts w:hint="eastAsia"/>
+        </w:rPr>
+        <w:t>展開</w:t>
+      </w:r>
+      <w:r>
+        <w:rPr>
+          <w:rFonts w:hint="eastAsia"/>
+        </w:rPr>
+        <w:t>に</w:t>
+      </w:r>
+      <w:r>
+        <w:rPr>
+          <w:rFonts w:hint="eastAsia"/>
+        </w:rPr>
+        <w:t>主眼を置</w:t>
+      </w:r>
+      <w:r>
+        <w:rPr>
+          <w:rFonts w:hint="eastAsia"/>
+        </w:rPr>
+        <w:t>いている</w:t>
+      </w:r>
+      <w:r>
+        <w:rPr>
+          <w:rFonts w:hint="eastAsia"/>
+        </w:rPr>
+        <w:t>ためである．ゆえに，</w:t>
+      </w:r>
+      <w:r>
+        <w:rPr>
+          <w:rFonts w:hint="eastAsia"/>
+        </w:rPr>
+        <w:t>本システム</w:t>
+      </w:r>
+      <w:r>
+        <w:rPr>
+          <w:rFonts w:hint="eastAsia"/>
+        </w:rPr>
+        <w:t>に</w:t>
+      </w:r>
+      <w:r>
+        <w:rPr>
+          <w:rFonts w:hint="eastAsia"/>
+        </w:rPr>
+        <w:t>は</w:t>
+      </w:r>
+      <w:r>
+        <w:rPr>
+          <w:rFonts w:hint="eastAsia"/>
+        </w:rPr>
+        <w:t>最低限の</w:t>
+      </w:r>
+      <w:r>
+        <w:rPr>
+          <w:rFonts w:hint="eastAsia"/>
+        </w:rPr>
+        <w:t>，</w:t>
+      </w:r>
+      <w:r>
+        <w:rPr>
+          <w:rFonts w:hint="eastAsia"/>
+        </w:rPr>
+        <w:t>話者を区別するため</w:t>
+      </w:r>
+      <w:r>
+        <w:rPr>
+          <w:rFonts w:hint="eastAsia"/>
+        </w:rPr>
+        <w:t>の</w:t>
+      </w:r>
+      <w:r>
+        <w:rPr>
+          <w:rFonts w:hint="eastAsia"/>
+        </w:rPr>
+        <w:t>差異</w:t>
+      </w:r>
+      <w:r>
+        <w:rPr>
+          <w:rFonts w:hint="eastAsia"/>
+        </w:rPr>
+        <w:t>だけを与え</w:t>
+      </w:r>
+      <w:r>
+        <w:rPr>
+          <w:rFonts w:hint="eastAsia"/>
+        </w:rPr>
+        <w:t>ている</w:t>
+      </w:r>
+      <w:r>
+        <w:rPr>
+          <w:rFonts w:hint="eastAsia"/>
+        </w:rPr>
+        <w:t>．</w:t>
       </w:r>
     </w:p>
     <w:p>
       <w:pPr>
         <w:ind w:firstLine="197"/>
-        <w:rPr>
-          <w:rFonts w:hint="eastAsia"/>
-        </w:rPr>
-      </w:pPr>
-      <w:r>
-        <w:rPr>
-          <w:rFonts w:hint="eastAsia"/>
-        </w:rPr>
-        <w:t>今後は，ユーザが暫定的な声をいかに語りだし，複数の声をいかに育て，またその葛藤全体を自己のものとして引き受けてゆくかを記述し</w:t>
-      </w:r>
-      <w:r>
-        <w:rPr>
-          <w:rFonts w:hint="eastAsia"/>
-        </w:rPr>
-        <w:t>つつ，</w:t>
-      </w:r>
-      <w:r>
-        <w:rPr>
-          <w:rFonts w:hint="eastAsia"/>
-        </w:rPr>
-        <w:t>本システムに適した評価のあり方そのものを検討</w:t>
-      </w:r>
-      <w:r>
-        <w:rPr>
-          <w:rFonts w:hint="eastAsia"/>
-        </w:rPr>
-        <w:t>する必要があると</w:t>
-      </w:r>
-      <w:r>
-        <w:rPr>
-          <w:rFonts w:hint="eastAsia"/>
-        </w:rPr>
-        <w:t>思われる</w:t>
-      </w:r>
-      <w:r>
-        <w:rPr>
-          <w:rFonts w:hint="eastAsia"/>
-        </w:rPr>
-        <w:t>．</w:t>
-      </w:r>
-      <w:r>
-        <w:t xml:space="preserve"> </w:t>
+      </w:pPr>
+      <w:r>
+        <w:rPr>
+          <w:rFonts w:hint="eastAsia"/>
+        </w:rPr>
+        <w:t>なお</w:t>
+      </w:r>
+      <w:r>
+        <w:rPr>
+          <w:rFonts w:hint="eastAsia"/>
+        </w:rPr>
+        <w:t>，本研究では</w:t>
+      </w:r>
+      <w:r>
+        <w:rPr>
+          <w:rFonts w:hint="eastAsia"/>
+        </w:rPr>
+        <w:t>MyPolyphony</w:t>
+      </w:r>
+      <w:r>
+        <w:rPr>
+          <w:rFonts w:hint="eastAsia"/>
+        </w:rPr>
+        <w:t>の効果を</w:t>
+      </w:r>
+      <w:r>
+        <w:rPr>
+          <w:rFonts w:hint="eastAsia"/>
+        </w:rPr>
+        <w:t>まだ</w:t>
+      </w:r>
+      <w:r>
+        <w:rPr>
+          <w:rFonts w:hint="eastAsia"/>
+        </w:rPr>
+        <w:t>検証していない．しかし，本システムを検証するとは何を検証することか</w:t>
+      </w:r>
+      <w:r>
+        <w:rPr>
+          <w:rFonts w:hint="eastAsia"/>
+        </w:rPr>
+        <w:t>を</w:t>
+      </w:r>
+      <w:r>
+        <w:rPr>
+          <w:rFonts w:hint="eastAsia"/>
+        </w:rPr>
+        <w:t>，まず問う必要がある</w:t>
+      </w:r>
+      <w:r>
+        <w:rPr>
+          <w:rFonts w:hint="eastAsia"/>
+        </w:rPr>
+        <w:t>と思われる</w:t>
+      </w:r>
+      <w:r>
+        <w:rPr>
+          <w:rFonts w:hint="eastAsia"/>
+        </w:rPr>
+        <w:t>．本研究は葛藤の解消や，意思決定への迅速な到達を目的としない．むしろ，相容れない考えが残り続けることで，異なる立場の他者との対話可能性が保たれる場合すら想定している．したがって，成功指標</w:t>
+      </w:r>
+      <w:r>
+        <w:rPr>
+          <w:rFonts w:hint="eastAsia"/>
+        </w:rPr>
+        <w:t>の選択の仕方によっては，</w:t>
+      </w:r>
+      <w:r>
+        <w:rPr>
+          <w:rFonts w:hint="eastAsia"/>
+        </w:rPr>
+        <w:t>本研究が価値を見いだす経験を取りこぼし得る．</w:t>
       </w:r>
     </w:p>
     <w:p>
@@ -2902,6 +3387,78 @@
         <w:ind w:firstLine="197"/>
       </w:pPr>
       <w:r>
+        <w:rPr>
+          <w:rFonts w:hint="eastAsia"/>
+        </w:rPr>
+        <w:t>今後は，ユーザが</w:t>
+      </w:r>
+      <w:r>
+        <w:rPr>
+          <w:rFonts w:hint="eastAsia"/>
+        </w:rPr>
+        <w:t>MyPolyphony</w:t>
+      </w:r>
+      <w:r>
+        <w:rPr>
+          <w:rFonts w:hint="eastAsia"/>
+        </w:rPr>
+        <w:t>と共にいかに自らの葛藤を育てつつ，</w:t>
+      </w:r>
+      <w:r>
+        <w:rPr>
+          <w:rFonts w:hint="eastAsia"/>
+        </w:rPr>
+        <w:t>またその葛藤全体を自己のものとして引き受けてゆくか</w:t>
+      </w:r>
+      <w:r>
+        <w:rPr>
+          <w:rFonts w:hint="eastAsia"/>
+        </w:rPr>
+        <w:t>を分析し</w:t>
+      </w:r>
+      <w:r>
+        <w:rPr>
+          <w:rFonts w:hint="eastAsia"/>
+        </w:rPr>
+        <w:t>，</w:t>
+      </w:r>
+      <w:r>
+        <w:rPr>
+          <w:rFonts w:hint="eastAsia"/>
+        </w:rPr>
+        <w:t>本システムに適した評価</w:t>
+      </w:r>
+      <w:r>
+        <w:rPr>
+          <w:rFonts w:hint="eastAsia"/>
+        </w:rPr>
+        <w:t>そのもの</w:t>
+      </w:r>
+      <w:r>
+        <w:rPr>
+          <w:rFonts w:hint="eastAsia"/>
+        </w:rPr>
+        <w:t>を検討</w:t>
+      </w:r>
+      <w:r>
+        <w:rPr>
+          <w:rFonts w:hint="eastAsia"/>
+        </w:rPr>
+        <w:t>する必要があると</w:t>
+      </w:r>
+      <w:r>
+        <w:rPr>
+          <w:rFonts w:hint="eastAsia"/>
+        </w:rPr>
+        <w:t>考える</w:t>
+      </w:r>
+      <w:r>
+        <w:rPr>
+          <w:rFonts w:hint="eastAsia"/>
+        </w:rPr>
+        <w:t>．</w:t>
+      </w:r>
+      <w:r>
         <w:t xml:space="preserve"> </w:t>
       </w:r>
     </w:p>
@@ -2909,99 +3466,86 @@
       <w:pPr>
         <w:pStyle w:val="afe"/>
       </w:pPr>
+      <w:r>
+        <w:rPr>
+          <w:rFonts w:hint="eastAsia"/>
+        </w:rPr>
+        <w:lastRenderedPageBreak/>
+        <w:t>参考文献</w:t>
+      </w:r>
     </w:p>
     <w:p>
       <w:pPr>
-        <w:pStyle w:val="afe"/>
-      </w:pPr>
-      <w:r>
-        <w:rPr>
-          <w:rFonts w:hint="eastAsia"/>
-        </w:rPr>
-        <w:lastRenderedPageBreak/>
-        <w:t>参考文献</w:t>
+        <w:pStyle w:val="a"/>
+      </w:pPr>
+      <w:bookmarkStart w:id="1" w:name="_Ref391552394"/>
+      <w:r>
+        <w:rPr>
+          <w:rFonts w:hint="eastAsia"/>
+        </w:rPr>
+        <w:t>國分功一郎</w:t>
+      </w:r>
+      <w:r>
+        <w:rPr>
+          <w:rFonts w:hint="eastAsia"/>
+        </w:rPr>
+        <w:t xml:space="preserve">, </w:t>
+      </w:r>
+      <w:r>
+        <w:rPr>
+          <w:rFonts w:hint="eastAsia"/>
+        </w:rPr>
+        <w:t>熊谷晋一郎</w:t>
+      </w:r>
+      <w:r>
+        <w:rPr>
+          <w:rFonts w:hint="eastAsia"/>
+        </w:rPr>
+        <w:t xml:space="preserve">. </w:t>
+      </w:r>
+      <w:r>
+        <w:rPr>
+          <w:rFonts w:hint="eastAsia"/>
+        </w:rPr>
+        <w:t>『〈責任〉の生成：中動態と当事者研究』</w:t>
+      </w:r>
+      <w:r>
+        <w:rPr>
+          <w:rFonts w:hint="eastAsia"/>
+        </w:rPr>
+        <w:t xml:space="preserve">. </w:t>
+      </w:r>
+      <w:r>
+        <w:rPr>
+          <w:rFonts w:hint="eastAsia"/>
+        </w:rPr>
+        <w:t>新曜社</w:t>
+      </w:r>
+      <w:r>
+        <w:rPr>
+          <w:rFonts w:hint="eastAsia"/>
+        </w:rPr>
+        <w:t>, pp. 42</w:t>
+      </w:r>
+      <w:r>
+        <w:rPr>
+          <w:rFonts w:hint="eastAsia"/>
+        </w:rPr>
+        <w:t>–</w:t>
+      </w:r>
+      <w:r>
+        <w:rPr>
+          <w:rFonts w:hint="eastAsia"/>
+        </w:rPr>
+        <w:t>46, 2020.</w:t>
       </w:r>
     </w:p>
     <w:p>
       <w:pPr>
         <w:pStyle w:val="a"/>
       </w:pPr>
-      <w:bookmarkStart w:id="1" w:name="_Ref391552394"/>
-      <w:r>
-        <w:rPr>
-          <w:rFonts w:hint="eastAsia"/>
-        </w:rPr>
-        <w:t>國分功一郎</w:t>
-      </w:r>
-      <w:r>
-        <w:rPr>
-          <w:rFonts w:hint="eastAsia"/>
-        </w:rPr>
-        <w:t xml:space="preserve">, </w:t>
-      </w:r>
-      <w:r>
-        <w:rPr>
-          <w:rFonts w:hint="eastAsia"/>
-        </w:rPr>
-        <w:t>熊谷晋一郎</w:t>
-      </w:r>
-      <w:r>
-        <w:rPr>
-          <w:rFonts w:hint="eastAsia"/>
-        </w:rPr>
-        <w:t xml:space="preserve">. </w:t>
-      </w:r>
-      <w:r>
-        <w:rPr>
-          <w:rFonts w:hint="eastAsia"/>
-        </w:rPr>
-        <w:t>『〈責任〉の生成：中動態と当事者研究』</w:t>
-      </w:r>
-      <w:r>
-        <w:rPr>
-          <w:rFonts w:hint="eastAsia"/>
-        </w:rPr>
-        <w:t xml:space="preserve">. </w:t>
-      </w:r>
-      <w:r>
-        <w:rPr>
-          <w:rFonts w:hint="eastAsia"/>
-        </w:rPr>
-        <w:t>新曜社</w:t>
-      </w:r>
-      <w:r>
-        <w:rPr>
-          <w:rFonts w:hint="eastAsia"/>
-        </w:rPr>
-        <w:t>, pp. 42</w:t>
-      </w:r>
-      <w:r>
-        <w:rPr>
-          <w:rFonts w:hint="eastAsia"/>
-        </w:rPr>
-        <w:t>–</w:t>
-      </w:r>
-      <w:r>
-        <w:rPr>
-          <w:rFonts w:hint="eastAsia"/>
-        </w:rPr>
-        <w:t>46, 2020.</w:t>
-      </w:r>
-    </w:p>
-    <w:p>
-      <w:pPr>
-        <w:pStyle w:val="a"/>
-      </w:pPr>
-      <w:r>
-        <w:t xml:space="preserve">H. Jeon, D. Ahn, S. Pang, Y. Choi, S. Yoon, J. Lee, E.-m. Kim, and H. Lim. </w:t>
-      </w:r>
-      <w:proofErr w:type="spellStart"/>
-      <w:r>
-        <w:t>InnerPond</w:t>
-      </w:r>
-      <w:proofErr w:type="spellEnd"/>
-      <w:r>
-        <w:t>: Fostering Inter-Self Dialogue with a Multi-Agent Approach for Introspection. In Proceedings of the 2026 CHI Conference on Human Factors in Computing Systems (CHI '26), pp. 1–25, ACM, 2026.</w:t>
+      <w:r>
+        <w:t>H. Jeon, D. Ahn, S. Pang, Y. Choi, S. Yoon, J. Lee, E.-m. Kim, and H. Lim. InnerPond: Fostering Inter-Self Dialogue with a Multi-Agent Approach for Introspection. In Proceedings of the 2026 CHI Conference on Human Factors in Computing Systems (CHI '26), pp. 1–25, ACM, 2026.</w:t>
       </w:r>
       <w:bookmarkEnd w:id="1"/>
     </w:p>
@@ -3263,9 +3807,6 @@
     <w:pPr>
       <w:ind w:firstLine="200"/>
       <w:jc w:val="center"/>
-      <w:rPr>
-        <w:rFonts w:hint="eastAsia"/>
-      </w:rPr>
     </w:pPr>
     <w:r>
       <w:rPr>

--- a/paper/WISS_Template_2026_demo.docx
+++ b/paper/WISS_Template_2026_demo.docx
@@ -858,13 +858,31 @@
         <w:rPr>
           <w:rFonts w:hint="eastAsia"/>
         </w:rPr>
-        <w:t>一方で，執筆された葛藤の全体は，ユーザを対話篇の作者</w:t>
-      </w:r>
-      <w:r>
-        <w:rPr>
-          <w:rFonts w:hint="eastAsia"/>
-        </w:rPr>
-        <w:t>であると</w:t>
+        <w:t>一方で，</w:t>
+      </w:r>
+      <w:r>
+        <w:rPr>
+          <w:rFonts w:hint="eastAsia"/>
+        </w:rPr>
+        <w:t>展開</w:t>
+      </w:r>
+      <w:r>
+        <w:rPr>
+          <w:rFonts w:hint="eastAsia"/>
+        </w:rPr>
+        <w:t>された葛藤の全体は，ユーザを対話篇の作者</w:t>
+      </w:r>
+      <w:r>
+        <w:rPr>
+          <w:rFonts w:hint="eastAsia"/>
+        </w:rPr>
+        <w:t>である</w:t>
+      </w:r>
+      <w:r>
+        <w:rPr>
+          <w:rFonts w:hint="eastAsia"/>
+        </w:rPr>
+        <w:t>ことを</w:t>
       </w:r>
       <w:r>
         <w:rPr>
@@ -876,7 +894,13 @@
         <w:rPr>
           <w:rFonts w:hint="eastAsia"/>
         </w:rPr>
-        <w:t>している</w:t>
+        <w:t>す</w:t>
+      </w:r>
+      <w:r>
+        <w:rPr>
+          <w:rFonts w:hint="eastAsia"/>
+        </w:rPr>
+        <w:t>る</w:t>
       </w:r>
       <w:r>
         <w:rPr>
@@ -1009,55 +1033,37 @@
         <w:rPr>
           <w:rFonts w:hint="eastAsia"/>
         </w:rPr>
-        <w:t>生きている．例えば，親しい相手との関係において，相手を許したいと</w:t>
-      </w:r>
-      <w:r>
-        <w:rPr>
-          <w:rFonts w:hint="eastAsia"/>
-        </w:rPr>
-        <w:t>思</w:t>
-      </w:r>
-      <w:r>
-        <w:rPr>
-          <w:rFonts w:hint="eastAsia"/>
-        </w:rPr>
-        <w:t>いながら，</w:t>
-      </w:r>
-      <w:r>
-        <w:rPr>
-          <w:rFonts w:hint="eastAsia"/>
-        </w:rPr>
-        <w:t>受けた傷を忘れたくない</w:t>
-      </w:r>
-      <w:r>
-        <w:rPr>
-          <w:rFonts w:hint="eastAsia"/>
-        </w:rPr>
-        <w:t>と思</w:t>
-      </w:r>
-      <w:r>
-        <w:rPr>
-          <w:rFonts w:hint="eastAsia"/>
-        </w:rPr>
-        <w:t>うことがある．</w:t>
-      </w:r>
-      <w:r>
-        <w:rPr>
-          <w:rFonts w:hint="eastAsia"/>
-        </w:rPr>
-        <w:t>あるいは，</w:t>
-      </w:r>
-      <w:r>
-        <w:rPr>
-          <w:rFonts w:hint="eastAsia"/>
-        </w:rPr>
-        <w:t>国</w:t>
-      </w:r>
-      <w:r>
-        <w:rPr>
-          <w:rFonts w:hint="eastAsia"/>
-        </w:rPr>
-        <w:t>の政策</w:t>
+        <w:t>生きている</w:t>
+      </w:r>
+      <w:r>
+        <w:rPr>
+          <w:rFonts w:hint="eastAsia"/>
+        </w:rPr>
+        <w:t>．</w:t>
+      </w:r>
+      <w:r>
+        <w:rPr>
+          <w:rFonts w:hint="eastAsia"/>
+        </w:rPr>
+        <w:t>例えば，</w:t>
+      </w:r>
+      <w:r>
+        <w:rPr>
+          <w:rFonts w:hint="eastAsia"/>
+        </w:rPr>
+        <w:t>他者と過ごす</w:t>
+      </w:r>
+      <w:r>
+        <w:rPr>
+          <w:rFonts w:hint="eastAsia"/>
+        </w:rPr>
+        <w:t>気まずさ</w:t>
+      </w:r>
+      <w:r>
+        <w:rPr>
+          <w:rFonts w:hint="eastAsia"/>
+        </w:rPr>
+        <w:t>に怯えながら，しかし孤独</w:t>
       </w:r>
       <w:r>
         <w:rPr>
@@ -1069,37 +1075,79 @@
         <w:rPr>
           <w:rFonts w:hint="eastAsia"/>
         </w:rPr>
-        <w:t>実施</w:t>
-      </w:r>
-      <w:r>
-        <w:rPr>
-          <w:rFonts w:hint="eastAsia"/>
-        </w:rPr>
-        <w:t>に</w:t>
-      </w:r>
-      <w:r>
-        <w:rPr>
-          <w:rFonts w:hint="eastAsia"/>
-        </w:rPr>
-        <w:t>あたり</w:t>
-      </w:r>
-      <w:r>
-        <w:rPr>
-          <w:rFonts w:hint="eastAsia"/>
-        </w:rPr>
-        <w:t>，</w:t>
-      </w:r>
-      <w:r>
-        <w:rPr>
-          <w:rFonts w:hint="eastAsia"/>
-        </w:rPr>
-        <w:t>その必要性を理解</w:t>
-      </w:r>
-      <w:r>
-        <w:rPr>
-          <w:rFonts w:hint="eastAsia"/>
-        </w:rPr>
-        <w:t>する一方で，実際の現場での市民への負担に，心を痛めることがある．</w:t>
+        <w:t>寂しさに喘ぐことがある．</w:t>
+      </w:r>
+      <w:r>
+        <w:rPr>
+          <w:rFonts w:hint="eastAsia"/>
+        </w:rPr>
+        <w:t>また</w:t>
+      </w:r>
+      <w:r>
+        <w:rPr>
+          <w:rFonts w:hint="eastAsia"/>
+        </w:rPr>
+        <w:t>例えば，</w:t>
+      </w:r>
+      <w:r>
+        <w:rPr>
+          <w:rFonts w:hint="eastAsia"/>
+        </w:rPr>
+        <w:t>こんな仕事辞めたいと思いながら，</w:t>
+      </w:r>
+      <w:r>
+        <w:rPr>
+          <w:rFonts w:hint="eastAsia"/>
+        </w:rPr>
+        <w:t>自分</w:t>
+      </w:r>
+      <w:r>
+        <w:rPr>
+          <w:rFonts w:hint="eastAsia"/>
+        </w:rPr>
+        <w:t>を必要とする</w:t>
+      </w:r>
+      <w:r>
+        <w:rPr>
+          <w:rFonts w:hint="eastAsia"/>
+        </w:rPr>
+        <w:t>人</w:t>
+      </w:r>
+      <w:r>
+        <w:rPr>
+          <w:rFonts w:hint="eastAsia"/>
+        </w:rPr>
+        <w:t>の</w:t>
+      </w:r>
+      <w:r>
+        <w:rPr>
+          <w:rFonts w:hint="eastAsia"/>
+        </w:rPr>
+        <w:t>表情</w:t>
+      </w:r>
+      <w:r>
+        <w:rPr>
+          <w:rFonts w:hint="eastAsia"/>
+        </w:rPr>
+        <w:t>を</w:t>
+      </w:r>
+      <w:r>
+        <w:rPr>
+          <w:rFonts w:hint="eastAsia"/>
+        </w:rPr>
+        <w:t>思い出</w:t>
+      </w:r>
+      <w:r>
+        <w:rPr>
+          <w:rFonts w:hint="eastAsia"/>
+        </w:rPr>
+        <w:t>してしまう</w:t>
+      </w:r>
+      <w:r>
+        <w:rPr>
+          <w:rFonts w:hint="eastAsia"/>
+        </w:rPr>
+        <w:t>ことがある．</w:t>
       </w:r>
       <w:r>
         <w:rPr>
@@ -1111,18 +1159,24 @@
         <w:rPr>
           <w:rFonts w:hint="eastAsia"/>
         </w:rPr>
-        <w:t>，我々はしばしば葛藤する．</w:t>
-      </w:r>
-      <w:r>
-        <w:t xml:space="preserve"> </w:t>
+        <w:t>，我々は</w:t>
+      </w:r>
+      <w:r>
+        <w:rPr>
+          <w:rFonts w:hint="eastAsia"/>
+        </w:rPr>
+        <w:t>しばしば</w:t>
+      </w:r>
+      <w:r>
+        <w:rPr>
+          <w:rFonts w:hint="eastAsia"/>
+        </w:rPr>
+        <w:t>葛藤する．</w:t>
       </w:r>
     </w:p>
     <w:p>
       <w:pPr>
         <w:ind w:firstLine="197"/>
-        <w:rPr>
-          <w:rFonts w:hint="eastAsia"/>
-        </w:rPr>
       </w:pPr>
       <w:r>
         <w:rPr>
@@ -1146,7 +1200,7 @@
         <w:rPr>
           <w:rFonts w:hint="eastAsia"/>
         </w:rPr>
-        <w:t>それとともに</w:t>
+        <w:t>その中で</w:t>
       </w:r>
       <w:r>
         <w:rPr>
@@ -1176,49 +1230,55 @@
         <w:rPr>
           <w:rFonts w:hint="eastAsia"/>
         </w:rPr>
-        <w:t>ただし，葛藤が</w:t>
-      </w:r>
-      <w:r>
-        <w:rPr>
-          <w:rFonts w:hint="eastAsia"/>
-        </w:rPr>
-        <w:t>必ず</w:t>
-      </w:r>
-      <w:r>
-        <w:rPr>
-          <w:rFonts w:hint="eastAsia"/>
-        </w:rPr>
-        <w:t>何らかの形で</w:t>
-      </w:r>
-      <w:r>
-        <w:rPr>
-          <w:rFonts w:hint="eastAsia"/>
-        </w:rPr>
-        <w:t>，常に</w:t>
-      </w:r>
-      <w:r>
-        <w:rPr>
-          <w:rFonts w:hint="eastAsia"/>
-        </w:rPr>
-        <w:t>決着を見る</w:t>
-      </w:r>
-      <w:r>
-        <w:rPr>
-          <w:rFonts w:hint="eastAsia"/>
-        </w:rPr>
-        <w:t>とは限らない．</w:t>
-      </w:r>
-      <w:r>
-        <w:rPr>
-          <w:rFonts w:hint="eastAsia"/>
-        </w:rPr>
-        <w:t>葛藤を</w:t>
-      </w:r>
-      <w:r>
-        <w:rPr>
-          <w:rFonts w:hint="eastAsia"/>
-        </w:rPr>
-        <w:t>，人生の全体にわたり，抱え続ける可能性は否定できない．</w:t>
+        <w:t>しかし，</w:t>
+      </w:r>
+      <w:r>
+        <w:rPr>
+          <w:rFonts w:hint="eastAsia"/>
+        </w:rPr>
+        <w:t>葛藤は</w:t>
+      </w:r>
+      <w:r>
+        <w:rPr>
+          <w:rFonts w:hint="eastAsia"/>
+        </w:rPr>
+        <w:t>必ずしも</w:t>
+      </w:r>
+      <w:r>
+        <w:rPr>
+          <w:rFonts w:hint="eastAsia"/>
+        </w:rPr>
+        <w:t>決着を見ると</w:t>
+      </w:r>
+      <w:r>
+        <w:rPr>
+          <w:rFonts w:hint="eastAsia"/>
+        </w:rPr>
+        <w:t>は</w:t>
+      </w:r>
+      <w:r>
+        <w:rPr>
+          <w:rFonts w:hint="eastAsia"/>
+        </w:rPr>
+        <w:t>限ら</w:t>
+      </w:r>
+      <w:r>
+        <w:rPr>
+          <w:rFonts w:hint="eastAsia"/>
+        </w:rPr>
+        <w:t>ない．</w:t>
+      </w:r>
+      <w:r>
+        <w:rPr>
+          <w:rFonts w:hint="eastAsia"/>
+        </w:rPr>
+        <w:t>人生の全体</w:t>
+      </w:r>
+      <w:r>
+        <w:rPr>
+          <w:rFonts w:hint="eastAsia"/>
+        </w:rPr>
+        <w:t>にわたり，抱え続ける可能性は否定できない．</w:t>
       </w:r>
       <w:r>
         <w:rPr>
@@ -1355,7 +1415,13 @@
         <w:rPr>
           <w:rFonts w:hint="eastAsia"/>
         </w:rPr>
-        <w:t>え得る</w:t>
+        <w:t>え</w:t>
+      </w:r>
+      <w:r>
+        <w:rPr>
+          <w:rFonts w:hint="eastAsia"/>
+        </w:rPr>
+        <w:t>られる</w:t>
       </w:r>
       <w:r>
         <w:rPr>
@@ -1366,7 +1432,7 @@
     </w:p>
     <w:p>
       <w:pPr>
-        <w:ind w:firstLine="197"/>
+        <w:ind w:leftChars="100" w:left="197" w:firstLineChars="0" w:firstLine="0"/>
       </w:pPr>
       <w:r>
         <w:rPr>
@@ -1426,10 +1492,13 @@
         <w:t>まず</w:t>
       </w:r>
       <w:r>
-        <w:t>語りだしてみる軽やかさが欠かせない．しかし，</w:t>
-      </w:r>
-      <w:r>
-        <w:t>我々はすべての発言が記録され</w:t>
+        <w:t>語りだしてみる軽やかさが欠かせない．しかし</w:t>
+      </w:r>
+      <w:r>
+        <w:rPr>
+          <w:rFonts w:hint="eastAsia"/>
+        </w:rPr>
+        <w:t>現代は</w:t>
       </w:r>
       <w:r>
         <w:rPr>
@@ -1441,31 +1510,67 @@
         <w:rPr>
           <w:rFonts w:hint="eastAsia"/>
         </w:rPr>
-        <w:t>他者に</w:t>
-      </w:r>
-      <w:r>
-        <w:rPr>
-          <w:rFonts w:hint="eastAsia"/>
-        </w:rPr>
-        <w:t>確認され得る</w:t>
-      </w:r>
-      <w:r>
-        <w:rPr>
-          <w:rFonts w:hint="eastAsia"/>
-        </w:rPr>
-        <w:t>時代</w:t>
-      </w:r>
-      <w:r>
-        <w:t>に生きて</w:t>
-      </w:r>
-      <w:r>
-        <w:rPr>
-          <w:rFonts w:hint="eastAsia"/>
-        </w:rPr>
-        <w:t>いる．</w:t>
-      </w:r>
-      <w:r>
-        <w:t>また</w:t>
+        <w:t>たとえ自身では公開を意図していなくとも，</w:t>
+      </w:r>
+      <w:r>
+        <w:rPr>
+          <w:rFonts w:hint="eastAsia"/>
+        </w:rPr>
+        <w:t>あらゆる</w:t>
+      </w:r>
+      <w:r>
+        <w:rPr>
+          <w:rFonts w:hint="eastAsia"/>
+        </w:rPr>
+        <w:t>語りは</w:t>
+      </w:r>
+      <w:r>
+        <w:rPr>
+          <w:rFonts w:hint="eastAsia"/>
+        </w:rPr>
+        <w:t>記録され</w:t>
+      </w:r>
+      <w:r>
+        <w:rPr>
+          <w:rFonts w:hint="eastAsia"/>
+        </w:rPr>
+        <w:t>，</w:t>
+      </w:r>
+      <w:r>
+        <w:rPr>
+          <w:rFonts w:hint="eastAsia"/>
+        </w:rPr>
+        <w:t>そして</w:t>
+      </w:r>
+      <w:r>
+        <w:rPr>
+          <w:rFonts w:hint="eastAsia"/>
+        </w:rPr>
+        <w:t>参照</w:t>
+      </w:r>
+      <w:r>
+        <w:rPr>
+          <w:rFonts w:hint="eastAsia"/>
+        </w:rPr>
+        <w:t>され得る</w:t>
+      </w:r>
+      <w:r>
+        <w:rPr>
+          <w:rFonts w:hint="eastAsia"/>
+        </w:rPr>
+        <w:t>時代である</w:t>
+      </w:r>
+      <w:r>
+        <w:rPr>
+          <w:rFonts w:hint="eastAsia"/>
+        </w:rPr>
+        <w:t>．</w:t>
+      </w:r>
+      <w:r>
+        <w:rPr>
+          <w:rFonts w:hint="eastAsia"/>
+        </w:rPr>
+        <w:t>さらに</w:t>
       </w:r>
       <w:r>
         <w:rPr>
@@ -1513,19 +1618,7 @@
         <w:rPr>
           <w:rFonts w:hint="eastAsia"/>
         </w:rPr>
-        <w:t>後から「不適切であった」と自覚しようと</w:t>
-      </w:r>
-      <w:r>
-        <w:rPr>
-          <w:rFonts w:hint="eastAsia"/>
-        </w:rPr>
-        <w:t>も</w:t>
-      </w:r>
-      <w:r>
-        <w:rPr>
-          <w:rFonts w:hint="eastAsia"/>
-        </w:rPr>
-        <w:t>，</w:t>
+        <w:t>後から「不適切であった」と自覚しようと，</w:t>
       </w:r>
       <w:r>
         <w:rPr>
@@ -1537,7 +1630,13 @@
         <w:rPr>
           <w:rFonts w:hint="eastAsia"/>
         </w:rPr>
-        <w:t>を代表する</w:t>
+        <w:t>を代表</w:t>
+      </w:r>
+      <w:r>
+        <w:rPr>
+          <w:rFonts w:hint="eastAsia"/>
+        </w:rPr>
+        <w:t>している</w:t>
       </w:r>
       <w:r>
         <w:rPr>
@@ -1555,7 +1654,31 @@
         <w:rPr>
           <w:rFonts w:hint="eastAsia"/>
         </w:rPr>
-        <w:t>ここに，語り出すことを躊躇させる構造的な困難を認め得る．</w:t>
+        <w:t>ここに，語り出すことを躊躇させる構造的な困難</w:t>
+      </w:r>
+      <w:r>
+        <w:rPr>
+          <w:rFonts w:hint="eastAsia"/>
+        </w:rPr>
+        <w:t>が</w:t>
+      </w:r>
+      <w:r>
+        <w:rPr>
+          <w:rFonts w:hint="eastAsia"/>
+        </w:rPr>
+        <w:t>認め</w:t>
+      </w:r>
+      <w:r>
+        <w:rPr>
+          <w:rFonts w:hint="eastAsia"/>
+        </w:rPr>
+        <w:t>られる</w:t>
+      </w:r>
+      <w:r>
+        <w:rPr>
+          <w:rFonts w:hint="eastAsia"/>
+        </w:rPr>
+        <w:t>．</w:t>
       </w:r>
     </w:p>
     <w:p>
@@ -1617,14 +1740,12 @@
         <w:pStyle w:val="2"/>
         <w:ind w:left="386" w:hanging="386"/>
       </w:pPr>
-      <w:bookmarkStart w:id="0" w:name="_Ref403846598"/>
-      <w:r>
-        <w:rPr>
-          <w:rFonts w:hint="eastAsia"/>
-        </w:rPr>
-        <w:t>本システムについて</w:t>
-      </w:r>
-      <w:bookmarkEnd w:id="0"/>
+      <w:r>
+        <w:rPr>
+          <w:rFonts w:hint="eastAsia"/>
+        </w:rPr>
+        <w:t>括弧による免責と，作品としての引責</w:t>
+      </w:r>
     </w:p>
     <w:p>
       <w:pPr>
@@ -1634,70 +1755,109 @@
         <w:rPr>
           <w:rFonts w:hint="eastAsia"/>
         </w:rPr>
-        <w:t>MyPolyphony</w:t>
-      </w:r>
-      <w:r>
-        <w:rPr>
-          <w:rFonts w:hint="eastAsia"/>
-        </w:rPr>
-        <w:t>は，ユーザが抱える葛藤</w:t>
-      </w:r>
-      <w:r>
-        <w:rPr>
-          <w:rFonts w:hint="eastAsia"/>
-        </w:rPr>
-        <w:t>を</w:t>
-      </w:r>
-      <w:r>
-        <w:rPr>
-          <w:rFonts w:hint="eastAsia"/>
-        </w:rPr>
-        <w:t>，対話篇として展開させることを支援するブラウザアプリケーションである</w:t>
-      </w:r>
-      <w:r>
-        <w:rPr>
-          <w:rFonts w:hint="eastAsia"/>
-        </w:rPr>
-        <w:t>(</w:t>
-      </w:r>
-      <w:r>
-        <w:rPr>
-          <w:rFonts w:hint="eastAsia"/>
-        </w:rPr>
-        <w:t>図</w:t>
-      </w:r>
-      <w:r>
-        <w:rPr>
-          <w:rFonts w:hint="eastAsia"/>
-        </w:rPr>
-        <w:t>1)</w:t>
-      </w:r>
-      <w:r>
-        <w:rPr>
-          <w:rFonts w:hint="eastAsia"/>
-        </w:rPr>
-        <w:t>．本システムにおいてユーザは，二人の話者による対話とし</w:t>
-      </w:r>
-      <w:r>
-        <w:rPr>
-          <w:rFonts w:hint="eastAsia"/>
-        </w:rPr>
-        <w:t>て自らの</w:t>
-      </w:r>
-      <w:r>
-        <w:rPr>
-          <w:rFonts w:hint="eastAsia"/>
-        </w:rPr>
-        <w:t>葛藤を執筆する．</w:t>
-      </w:r>
-      <w:r>
-        <w:rPr>
-          <w:rFonts w:hint="eastAsia"/>
-        </w:rPr>
-        <w:t>両者</w:t>
-      </w:r>
-      <w:r>
-        <w:t>の発言はともにユーザ自身によって記述され</w:t>
+        <w:t>まず，対話篇として葛藤を展開する</w:t>
+      </w:r>
+      <w:r>
+        <w:rPr>
+          <w:rFonts w:hint="eastAsia"/>
+        </w:rPr>
+        <w:t>意義</w:t>
+      </w:r>
+      <w:r>
+        <w:rPr>
+          <w:rFonts w:hint="eastAsia"/>
+        </w:rPr>
+        <w:t>について</w:t>
+      </w:r>
+      <w:r>
+        <w:rPr>
+          <w:rFonts w:hint="eastAsia"/>
+        </w:rPr>
+        <w:t>説明する</w:t>
+      </w:r>
+      <w:r>
+        <w:rPr>
+          <w:rFonts w:hint="eastAsia"/>
+        </w:rPr>
+        <w:t>．</w:t>
+      </w:r>
+      <w:r>
+        <w:rPr>
+          <w:rFonts w:hint="eastAsia"/>
+        </w:rPr>
+        <w:t>人が対話篇によって葛藤を展開する場合，</w:t>
+      </w:r>
+      <w:r>
+        <w:rPr>
+          <w:rFonts w:hint="eastAsia"/>
+        </w:rPr>
+        <w:t>個々の発言と</w:t>
+      </w:r>
+      <w:r>
+        <w:rPr>
+          <w:rFonts w:hint="eastAsia"/>
+        </w:rPr>
+        <w:t>作者と</w:t>
+      </w:r>
+      <w:r>
+        <w:rPr>
+          <w:rFonts w:hint="eastAsia"/>
+        </w:rPr>
+        <w:t>の間には，一段の隔たりが生じ得る．</w:t>
+      </w:r>
+      <w:r>
+        <w:rPr>
+          <w:rFonts w:hint="eastAsia"/>
+        </w:rPr>
+        <w:t>例えば「私はあの人を許したくない」という一文が地の文として記述された場合，その文の話者は</w:t>
+      </w:r>
+      <w:r>
+        <w:rPr>
+          <w:rFonts w:hint="eastAsia"/>
+        </w:rPr>
+        <w:t>直接</w:t>
+      </w:r>
+      <w:r>
+        <w:rPr>
+          <w:rFonts w:hint="eastAsia"/>
+        </w:rPr>
+        <w:t>に，</w:t>
+      </w:r>
+      <w:r>
+        <w:rPr>
+          <w:rFonts w:hint="eastAsia"/>
+        </w:rPr>
+        <w:t>執筆者</w:t>
+      </w:r>
+      <w:r>
+        <w:rPr>
+          <w:rFonts w:hint="eastAsia"/>
+        </w:rPr>
+        <w:t>自身であるだろう．</w:t>
+      </w:r>
+      <w:r>
+        <w:rPr>
+          <w:rFonts w:hint="eastAsia"/>
+        </w:rPr>
+        <w:t>これに対し，対話篇の内側で「『私はあの人を許したくない』」と記述された場合，その発話者は</w:t>
+      </w:r>
+      <w:r>
+        <w:rPr>
+          <w:rFonts w:hint="eastAsia"/>
+        </w:rPr>
+        <w:t>あくまで直接には</w:t>
+      </w:r>
+      <w:r>
+        <w:rPr>
+          <w:rFonts w:hint="eastAsia"/>
+        </w:rPr>
+        <w:t>作品内部の話者で</w:t>
+      </w:r>
+      <w:r>
+        <w:rPr>
+          <w:rFonts w:hint="eastAsia"/>
+        </w:rPr>
+        <w:t>あり</w:t>
       </w:r>
       <w:r>
         <w:rPr>
@@ -1709,22 +1869,31 @@
         <w:rPr>
           <w:rFonts w:hint="eastAsia"/>
         </w:rPr>
-        <w:t>AI</w:t>
-      </w:r>
-      <w:r>
-        <w:rPr>
-          <w:rFonts w:hint="eastAsia"/>
-        </w:rPr>
-        <w:t>や他のユーザは介在しない．</w:t>
-      </w:r>
-      <w:r>
-        <w:t>ユーザは，</w:t>
-      </w:r>
-      <w:r>
-        <w:rPr>
-          <w:rFonts w:hint="eastAsia"/>
-        </w:rPr>
-        <w:t>まず自らの声を表明し，続いてそれに応える声を書き連ね，これを繰り返し重ねてゆきながら，自らの葛藤を対話として展開する．</w:t>
+        <w:t>作者</w:t>
+      </w:r>
+      <w:r>
+        <w:rPr>
+          <w:rFonts w:hint="eastAsia"/>
+        </w:rPr>
+        <w:t>本人の考え</w:t>
+      </w:r>
+      <w:r>
+        <w:rPr>
+          <w:rFonts w:hint="eastAsia"/>
+        </w:rPr>
+        <w:t>として判断</w:t>
+      </w:r>
+      <w:r>
+        <w:rPr>
+          <w:rFonts w:hint="eastAsia"/>
+        </w:rPr>
+        <w:t>される</w:t>
+      </w:r>
+      <w:r>
+        <w:rPr>
+          <w:rFonts w:hint="eastAsia"/>
+        </w:rPr>
+        <w:t>可能性は留保される．</w:t>
       </w:r>
       <w:r>
         <w:t xml:space="preserve"> </w:t>
@@ -1738,73 +1907,25 @@
         <w:rPr>
           <w:rFonts w:hint="eastAsia"/>
         </w:rPr>
-        <w:t>発言は</w:t>
-      </w:r>
-      <w:r>
-        <w:rPr>
-          <w:rFonts w:hint="eastAsia"/>
-        </w:rPr>
-        <w:t>，画面下部のテキストボックスに入力し，</w:t>
-      </w:r>
-      <w:r>
-        <w:rPr>
-          <w:rFonts w:hint="eastAsia"/>
-        </w:rPr>
-        <w:t>Enter</w:t>
-      </w:r>
-      <w:r>
-        <w:rPr>
-          <w:rFonts w:hint="eastAsia"/>
-        </w:rPr>
-        <w:t>キー</w:t>
-      </w:r>
-      <w:r>
-        <w:rPr>
-          <w:rFonts w:hint="eastAsia"/>
-        </w:rPr>
-        <w:t>を</w:t>
-      </w:r>
-      <w:r>
-        <w:rPr>
-          <w:rFonts w:hint="eastAsia"/>
-        </w:rPr>
-        <w:t>押下</w:t>
-      </w:r>
-      <w:r>
-        <w:rPr>
-          <w:rFonts w:hint="eastAsia"/>
-        </w:rPr>
-        <w:t>することで</w:t>
-      </w:r>
-      <w:r>
-        <w:rPr>
-          <w:rFonts w:hint="eastAsia"/>
-        </w:rPr>
-        <w:t>確定</w:t>
-      </w:r>
-      <w:r>
-        <w:rPr>
-          <w:rFonts w:hint="eastAsia"/>
-        </w:rPr>
-        <w:t>される．確定された発言は，画面上に鍵括弧を伴って表示される</w:t>
-      </w:r>
-      <w:r>
-        <w:rPr>
-          <w:rFonts w:hint="eastAsia"/>
-        </w:rPr>
-        <w:t>(</w:t>
-      </w:r>
-      <w:r>
-        <w:rPr>
-          <w:rFonts w:hint="eastAsia"/>
-        </w:rPr>
-        <w:t>図</w:t>
-      </w:r>
-      <w:r>
-        <w:rPr>
-          <w:rFonts w:hint="eastAsia"/>
-        </w:rPr>
-        <w:t>2)</w:t>
+        <w:t>したがって，対話篇を執筆することには，次の機能があると理解できる．すなわち，個々の発言について作者への直接的な帰責を緩めつつ，葛藤の展開自体</w:t>
+      </w:r>
+      <w:r>
+        <w:rPr>
+          <w:rFonts w:hint="eastAsia"/>
+        </w:rPr>
+        <w:t>は可能にする</w:t>
+      </w:r>
+      <w:r>
+        <w:rPr>
+          <w:rFonts w:hint="eastAsia"/>
+        </w:rPr>
+        <w:t>機能である．当事者研究の文脈では，問題をいったん外在化し，責任帰属から「免責」することが，後にそれを自己のものとして「引責」することを可能にする構造が論じられている</w:t>
+      </w:r>
+      <w:r>
+        <w:rPr>
+          <w:rFonts w:hint="eastAsia"/>
+        </w:rPr>
+        <w:t>[1]</w:t>
       </w:r>
       <w:r>
         <w:rPr>
@@ -1816,161 +1937,20 @@
         <w:rPr>
           <w:rFonts w:hint="eastAsia"/>
         </w:rPr>
-        <w:t>入力済みの発言は，後から編集・削除することもできる．</w:t>
-      </w:r>
-      <w:r>
-        <w:t>話者の交代は，いくつかの操作方法を用意した．</w:t>
-      </w:r>
-      <w:r>
-        <w:rPr>
-          <w:rFonts w:hint="eastAsia"/>
-        </w:rPr>
-        <w:t>まず</w:t>
-      </w:r>
-      <w:r>
-        <w:t>基本</w:t>
-      </w:r>
-      <w:r>
-        <w:rPr>
-          <w:rFonts w:hint="eastAsia"/>
-        </w:rPr>
-        <w:t>として</w:t>
-      </w:r>
-      <w:r>
-        <w:t>，</w:t>
-      </w:r>
-      <w:r>
-        <w:t>Enter</w:t>
-      </w:r>
-      <w:r>
-        <w:t>キーによって発言を確定すると，次の話者</w:t>
-      </w:r>
-      <w:r>
-        <w:rPr>
-          <w:rFonts w:hint="eastAsia"/>
-        </w:rPr>
-        <w:t>の発言へと交代できる．</w:t>
-      </w:r>
-      <w:r>
-        <w:t>一方，</w:t>
-      </w:r>
-      <w:r>
-        <w:t>Shift + Enter</w:t>
-      </w:r>
-      <w:r>
-        <w:t>を用いることで，同じ話者のまま次の</w:t>
-      </w:r>
-      <w:r>
+        <w:t>MyPolyphony</w:t>
+      </w:r>
+      <w:r>
+        <w:rPr>
+          <w:rFonts w:hint="eastAsia"/>
+        </w:rPr>
+        <w:t>は，これと相似した構造の実現を意</w:t>
+      </w:r>
+      <w:r>
+        <w:rPr>
+          <w:rFonts w:hint="eastAsia"/>
+        </w:rPr>
         <w:lastRenderedPageBreak/>
-        <w:t>発言を書き進めること</w:t>
-      </w:r>
-      <w:r>
-        <w:rPr>
-          <w:rFonts w:hint="eastAsia"/>
-        </w:rPr>
-        <w:t>も</w:t>
-      </w:r>
-      <w:r>
-        <w:t>できる．また，</w:t>
-      </w:r>
-      <w:r>
-        <w:t>Tab</w:t>
-      </w:r>
-      <w:r>
-        <w:t>キーによって，</w:t>
-      </w:r>
-      <w:r>
-        <w:rPr>
-          <w:rFonts w:hint="eastAsia"/>
-        </w:rPr>
-        <w:t>発言を確定させることなく</w:t>
-      </w:r>
-      <w:r>
-        <w:t>話者</w:t>
-      </w:r>
-      <w:r>
-        <w:rPr>
-          <w:rFonts w:hint="eastAsia"/>
-        </w:rPr>
-        <w:t>だけ</w:t>
-      </w:r>
-      <w:r>
-        <w:t>を切り替えることも可能であ</w:t>
-      </w:r>
-      <w:r>
-        <w:rPr>
-          <w:rFonts w:hint="eastAsia"/>
-        </w:rPr>
-        <w:t>る．</w:t>
-      </w:r>
-      <w:r>
-        <w:rPr>
-          <w:rFonts w:hint="eastAsia"/>
-        </w:rPr>
-        <w:t>なお，</w:t>
-      </w:r>
-      <w:r>
-        <w:rPr>
-          <w:rFonts w:hint="eastAsia"/>
-        </w:rPr>
-        <w:t>Enter</w:t>
-      </w:r>
-      <w:r>
-        <w:rPr>
-          <w:rFonts w:hint="eastAsia"/>
-        </w:rPr>
-        <w:t>の持つ話者</w:t>
-      </w:r>
-      <w:r>
-        <w:rPr>
-          <w:rFonts w:hint="eastAsia"/>
-        </w:rPr>
-        <w:t>の自動</w:t>
-      </w:r>
-      <w:r>
-        <w:rPr>
-          <w:rFonts w:hint="eastAsia"/>
-        </w:rPr>
-        <w:t>交代機能は，</w:t>
-      </w:r>
-      <w:r>
-        <w:rPr>
-          <w:rFonts w:hint="eastAsia"/>
-        </w:rPr>
-        <w:t>Shift</w:t>
-      </w:r>
-      <w:r>
-        <w:rPr>
-          <w:rFonts w:hint="eastAsia"/>
-        </w:rPr>
-        <w:t>キー</w:t>
-      </w:r>
-      <w:r>
-        <w:rPr>
-          <w:rFonts w:hint="eastAsia"/>
-        </w:rPr>
-        <w:t>のダブルタップによって</w:t>
-      </w:r>
-      <w:r>
-        <w:rPr>
-          <w:rFonts w:hint="eastAsia"/>
-        </w:rPr>
-        <w:t>有効</w:t>
-      </w:r>
-      <w:r>
-        <w:rPr>
-          <w:rFonts w:hint="eastAsia"/>
-        </w:rPr>
-        <w:t>/</w:t>
-      </w:r>
-      <w:r>
-        <w:rPr>
-          <w:rFonts w:hint="eastAsia"/>
-        </w:rPr>
-        <w:t>無効を切り替えられる</w:t>
-      </w:r>
-      <w:r>
-        <w:t>．</w:t>
+        <w:t>図しているが，成功しているとすれば，ユーザは葛藤過程の全体を作者として引き受けて，対話の余地ある者として，よりよく他者と共生し得るだろう．</w:t>
       </w:r>
     </w:p>
     <w:p>
@@ -2176,13 +2156,19 @@
         <w:rPr>
           <w:rFonts w:hint="eastAsia"/>
         </w:rPr>
-        <w:t>括弧による免責と，作品としての引責</w:t>
+        <w:t>本システムについて</w:t>
       </w:r>
     </w:p>
     <w:p>
       <w:pPr>
-        <w:ind w:firstLine="197"/>
-      </w:pPr>
+        <w:ind w:firstLineChars="0" w:firstLine="0"/>
+      </w:pPr>
+      <w:r>
+        <w:rPr>
+          <w:rFonts w:hint="eastAsia"/>
+        </w:rPr>
+        <w:t xml:space="preserve">　</w:t>
+      </w:r>
       <w:r>
         <w:rPr>
           <w:rFonts w:hint="eastAsia"/>
@@ -2193,142 +2179,55 @@
         <w:rPr>
           <w:rFonts w:hint="eastAsia"/>
         </w:rPr>
-        <w:t>では，全ての発言が鍵括弧に入れられる．この構造には，個々の発言と，その発言を書いたユーザとの間に，一段の隔たりを設ける意図がある．例えば「私はあの人を許したくない」という一文が</w:t>
-      </w:r>
-      <w:r>
-        <w:rPr>
-          <w:rFonts w:hint="eastAsia"/>
-        </w:rPr>
-        <w:t>地の文</w:t>
-      </w:r>
-      <w:r>
-        <w:rPr>
-          <w:rFonts w:hint="eastAsia"/>
-        </w:rPr>
-        <w:t>として記述された場合，その文の話者は</w:t>
-      </w:r>
-      <w:r>
-        <w:rPr>
-          <w:rFonts w:hint="eastAsia"/>
-        </w:rPr>
-        <w:t>端的</w:t>
-      </w:r>
-      <w:r>
-        <w:rPr>
-          <w:rFonts w:hint="eastAsia"/>
-        </w:rPr>
-        <w:t>に</w:t>
-      </w:r>
-      <w:r>
-        <w:rPr>
-          <w:rFonts w:hint="eastAsia"/>
-        </w:rPr>
-        <w:t>，</w:t>
-      </w:r>
-      <w:r>
-        <w:rPr>
-          <w:rFonts w:hint="eastAsia"/>
-        </w:rPr>
-        <w:t>執</w:t>
-      </w:r>
-      <w:r>
-        <w:rPr>
-          <w:rFonts w:hint="eastAsia"/>
-        </w:rPr>
-        <w:t>筆者自身である</w:t>
-      </w:r>
-      <w:r>
-        <w:rPr>
-          <w:rFonts w:hint="eastAsia"/>
-        </w:rPr>
-        <w:t>だろう．</w:t>
-      </w:r>
-      <w:r>
-        <w:rPr>
-          <w:rFonts w:hint="eastAsia"/>
-        </w:rPr>
-        <w:t>これに対し，対話篇の</w:t>
-      </w:r>
-      <w:r>
-        <w:rPr>
-          <w:rFonts w:hint="eastAsia"/>
-        </w:rPr>
-        <w:t>内側</w:t>
-      </w:r>
-      <w:r>
-        <w:rPr>
-          <w:rFonts w:hint="eastAsia"/>
-        </w:rPr>
-        <w:t>で「</w:t>
-      </w:r>
-      <w:r>
-        <w:rPr>
-          <w:rFonts w:hint="eastAsia"/>
-        </w:rPr>
-        <w:t>『</w:t>
-      </w:r>
-      <w:r>
-        <w:rPr>
-          <w:rFonts w:hint="eastAsia"/>
-        </w:rPr>
-        <w:t>私はあの人を許したくない</w:t>
-      </w:r>
-      <w:r>
-        <w:rPr>
-          <w:rFonts w:hint="eastAsia"/>
-        </w:rPr>
-        <w:t>』</w:t>
-      </w:r>
-      <w:r>
-        <w:rPr>
-          <w:rFonts w:hint="eastAsia"/>
-        </w:rPr>
-        <w:t>」と記述された場合，その言葉</w:t>
-      </w:r>
-      <w:r>
-        <w:rPr>
-          <w:rFonts w:hint="eastAsia"/>
-        </w:rPr>
-        <w:t>の</w:t>
-      </w:r>
-      <w:r>
-        <w:rPr>
-          <w:rFonts w:hint="eastAsia"/>
-        </w:rPr>
-        <w:t>発話者は，</w:t>
-      </w:r>
-      <w:r>
-        <w:rPr>
-          <w:rFonts w:hint="eastAsia"/>
-        </w:rPr>
-        <w:t>作品内部の話者</w:t>
-      </w:r>
-      <w:r>
-        <w:rPr>
-          <w:rFonts w:hint="eastAsia"/>
-        </w:rPr>
-        <w:t>であ</w:t>
-      </w:r>
-      <w:r>
-        <w:rPr>
-          <w:rFonts w:hint="eastAsia"/>
-        </w:rPr>
-        <w:t>り，執筆者</w:t>
-      </w:r>
-      <w:r>
-        <w:rPr>
-          <w:rFonts w:hint="eastAsia"/>
-        </w:rPr>
-        <w:t>自身</w:t>
-      </w:r>
-      <w:r>
-        <w:rPr>
-          <w:rFonts w:hint="eastAsia"/>
-        </w:rPr>
-        <w:t>の考えである可能性が留保される．</w:t>
-      </w:r>
-      <w:r>
-        <w:t xml:space="preserve"> </w:t>
+        <w:t>は，ユーザが抱える葛藤を，対話篇として展開させることを支援するブラウザアプリケーションである</w:t>
+      </w:r>
+      <w:r>
+        <w:rPr>
+          <w:rFonts w:hint="eastAsia"/>
+        </w:rPr>
+        <w:t>(</w:t>
+      </w:r>
+      <w:r>
+        <w:rPr>
+          <w:rFonts w:hint="eastAsia"/>
+        </w:rPr>
+        <w:t>図</w:t>
+      </w:r>
+      <w:r>
+        <w:rPr>
+          <w:rFonts w:hint="eastAsia"/>
+        </w:rPr>
+        <w:t>1)</w:t>
+      </w:r>
+      <w:r>
+        <w:rPr>
+          <w:rFonts w:hint="eastAsia"/>
+        </w:rPr>
+        <w:t>．本システムにおいてユーザは，二人の話者による対話として自らの葛藤を</w:t>
+      </w:r>
+      <w:r>
+        <w:rPr>
+          <w:rFonts w:hint="eastAsia"/>
+        </w:rPr>
+        <w:t>展開</w:t>
+      </w:r>
+      <w:r>
+        <w:rPr>
+          <w:rFonts w:hint="eastAsia"/>
+        </w:rPr>
+        <w:t>する．両者の発言はともにユーザ自身によって記述され，</w:t>
+      </w:r>
+      <w:r>
+        <w:rPr>
+          <w:rFonts w:hint="eastAsia"/>
+        </w:rPr>
+        <w:t>AI</w:t>
+      </w:r>
+      <w:r>
+        <w:rPr>
+          <w:rFonts w:hint="eastAsia"/>
+        </w:rPr>
+        <w:t>や他のユーザは介在しない．ユーザは，まず自らの声を表明し，続いてそれに応える声を書き連ね，これを繰り返し重ねてゆきながら，自らの葛藤を対話として展開する．</w:t>
       </w:r>
     </w:p>
     <w:p>
@@ -2336,238 +2235,118 @@
         <w:ind w:firstLine="197"/>
       </w:pPr>
       <w:r>
-        <w:t>したがって，</w:t>
-      </w:r>
-      <w:r>
-        <w:rPr>
-          <w:rFonts w:hint="eastAsia"/>
-        </w:rPr>
-        <w:t>対話篇を執筆することには，</w:t>
-      </w:r>
-      <w:r>
-        <w:rPr>
-          <w:rFonts w:hint="eastAsia"/>
-        </w:rPr>
-        <w:t>次の機能があると理解できる．すなわち，</w:t>
-      </w:r>
-      <w:r>
-        <w:t>個々の発言</w:t>
-      </w:r>
-      <w:r>
-        <w:rPr>
-          <w:rFonts w:hint="eastAsia"/>
-        </w:rPr>
-        <w:t>について</w:t>
-      </w:r>
-      <w:r>
-        <w:rPr>
-          <w:rFonts w:hint="eastAsia"/>
-        </w:rPr>
-        <w:t>作者</w:t>
-      </w:r>
-      <w:r>
-        <w:t>への</w:t>
-      </w:r>
-      <w:r>
-        <w:rPr>
-          <w:rFonts w:hint="eastAsia"/>
-        </w:rPr>
-        <w:t>直接的な</w:t>
-      </w:r>
-      <w:r>
-        <w:t>帰責を緩めつつ，</w:t>
-      </w:r>
-      <w:r>
-        <w:rPr>
-          <w:rFonts w:hint="eastAsia"/>
-        </w:rPr>
-        <w:t>葛藤の展開自体を許す機能である．</w:t>
-      </w:r>
-      <w:r>
-        <w:t>当事者研究</w:t>
-      </w:r>
-      <w:r>
-        <w:rPr>
-          <w:rFonts w:hint="eastAsia"/>
-        </w:rPr>
-        <w:t>の文脈</w:t>
-      </w:r>
-      <w:r>
-        <w:t>では，問題をいったん外在化し，責任帰属から「免責」することが，後にそれを自己のものとして「引責」することを可能にする構造が論じられている</w:t>
-      </w:r>
-      <w:r>
-        <w:t>[1]</w:t>
-      </w:r>
-      <w:r>
-        <w:t>．</w:t>
-      </w:r>
-      <w:r>
-        <w:rPr>
-          <w:rFonts w:hint="eastAsia"/>
-        </w:rPr>
-        <w:t>MyPolyphony</w:t>
-      </w:r>
-      <w:r>
-        <w:rPr>
-          <w:rFonts w:hint="eastAsia"/>
-        </w:rPr>
-        <w:t>は，</w:t>
-      </w:r>
-      <w:r>
-        <w:rPr>
-          <w:rFonts w:hint="eastAsia"/>
-        </w:rPr>
-        <w:t>これと</w:t>
-      </w:r>
-      <w:r>
-        <w:rPr>
-          <w:rFonts w:hint="eastAsia"/>
-        </w:rPr>
-        <w:t>相似</w:t>
-      </w:r>
-      <w:r>
-        <w:rPr>
-          <w:rFonts w:hint="eastAsia"/>
-        </w:rPr>
-        <w:t>した</w:t>
-      </w:r>
-      <w:r>
-        <w:rPr>
-          <w:rFonts w:hint="eastAsia"/>
-        </w:rPr>
-        <w:t>構造</w:t>
-      </w:r>
-      <w:r>
-        <w:rPr>
-          <w:rFonts w:hint="eastAsia"/>
-        </w:rPr>
-        <w:t>の</w:t>
-      </w:r>
-      <w:r>
-        <w:rPr>
-          <w:rFonts w:hint="eastAsia"/>
-        </w:rPr>
-        <w:t>実現</w:t>
-      </w:r>
-      <w:r>
-        <w:rPr>
-          <w:rFonts w:hint="eastAsia"/>
-        </w:rPr>
-        <w:t>を</w:t>
-      </w:r>
-      <w:r>
-        <w:rPr>
-          <w:rFonts w:hint="eastAsia"/>
-        </w:rPr>
-        <w:t>意図</w:t>
-      </w:r>
-      <w:r>
-        <w:rPr>
-          <w:rFonts w:hint="eastAsia"/>
-        </w:rPr>
-        <w:t>し</w:t>
-      </w:r>
-      <w:r>
-        <w:rPr>
-          <w:rFonts w:hint="eastAsia"/>
-        </w:rPr>
-        <w:t>ているが，</w:t>
-      </w:r>
-      <w:r>
-        <w:rPr>
-          <w:rFonts w:hint="eastAsia"/>
-        </w:rPr>
-        <w:t>成功しているとすれば，</w:t>
-      </w:r>
-      <w:r>
-        <w:rPr>
-          <w:rFonts w:hint="eastAsia"/>
-        </w:rPr>
-        <w:t>ユーザは</w:t>
-      </w:r>
-      <w:r>
-        <w:rPr>
-          <w:rFonts w:hint="eastAsia"/>
-        </w:rPr>
-        <w:t>葛藤過程の全体を作者として</w:t>
-      </w:r>
-      <w:r>
-        <w:rPr>
-          <w:rFonts w:hint="eastAsia"/>
-        </w:rPr>
-        <w:t>引き</w:t>
-      </w:r>
-      <w:r>
-        <w:rPr>
-          <w:rFonts w:hint="eastAsia"/>
-        </w:rPr>
-        <w:t>受け</w:t>
-      </w:r>
-      <w:r>
-        <w:rPr>
-          <w:rFonts w:hint="eastAsia"/>
-        </w:rPr>
-        <w:t>て</w:t>
-      </w:r>
-      <w:r>
-        <w:rPr>
-          <w:rFonts w:hint="eastAsia"/>
-        </w:rPr>
-        <w:t>，</w:t>
-      </w:r>
-      <w:r>
-        <w:rPr>
-          <w:rFonts w:hint="eastAsia"/>
-        </w:rPr>
-        <w:t>対話</w:t>
-      </w:r>
-      <w:r>
-        <w:rPr>
-          <w:rFonts w:hint="eastAsia"/>
-        </w:rPr>
-        <w:t>の余地</w:t>
-      </w:r>
-      <w:r>
-        <w:rPr>
-          <w:rFonts w:hint="eastAsia"/>
-        </w:rPr>
-        <w:t>ある者</w:t>
-      </w:r>
-      <w:r>
-        <w:rPr>
-          <w:rFonts w:hint="eastAsia"/>
-        </w:rPr>
-        <w:t>として</w:t>
-      </w:r>
-      <w:r>
-        <w:rPr>
-          <w:rFonts w:hint="eastAsia"/>
-        </w:rPr>
-        <w:t>，</w:t>
-      </w:r>
-      <w:r>
-        <w:rPr>
-          <w:rFonts w:hint="eastAsia"/>
-        </w:rPr>
-        <w:t>よりよく</w:t>
-      </w:r>
-      <w:r>
-        <w:rPr>
-          <w:rFonts w:hint="eastAsia"/>
-        </w:rPr>
-        <w:t>他者と</w:t>
-      </w:r>
-      <w:r>
-        <w:rPr>
-          <w:rFonts w:hint="eastAsia"/>
-        </w:rPr>
-        <w:t>共生し</w:t>
-      </w:r>
-      <w:r>
-        <w:rPr>
-          <w:rFonts w:hint="eastAsia"/>
-        </w:rPr>
-        <w:t>得るだろう．</w:t>
+        <w:rPr>
+          <w:rFonts w:hint="eastAsia"/>
+        </w:rPr>
+        <w:t>発言は，画面下部のテキストボックスに入力し，</w:t>
+      </w:r>
+      <w:r>
+        <w:rPr>
+          <w:rFonts w:hint="eastAsia"/>
+        </w:rPr>
+        <w:t>Enter</w:t>
+      </w:r>
+      <w:r>
+        <w:rPr>
+          <w:rFonts w:hint="eastAsia"/>
+        </w:rPr>
+        <w:t>キーを押下することで確定される．確定された発言は，画面上に鍵括弧を伴って表示される</w:t>
+      </w:r>
+      <w:r>
+        <w:rPr>
+          <w:rFonts w:hint="eastAsia"/>
+        </w:rPr>
+        <w:t>(</w:t>
+      </w:r>
+      <w:r>
+        <w:rPr>
+          <w:rFonts w:hint="eastAsia"/>
+        </w:rPr>
+        <w:t>図</w:t>
+      </w:r>
+      <w:r>
+        <w:rPr>
+          <w:rFonts w:hint="eastAsia"/>
+        </w:rPr>
+        <w:t>2)</w:t>
+      </w:r>
+      <w:r>
+        <w:rPr>
+          <w:rFonts w:hint="eastAsia"/>
+        </w:rPr>
+        <w:t>．入力済みの発言は，後から編集・削除することもできる．話者の交代は，いくつかの操作方法を用意した．まず基本として，</w:t>
+      </w:r>
+      <w:r>
+        <w:rPr>
+          <w:rFonts w:hint="eastAsia"/>
+        </w:rPr>
+        <w:t>Enter</w:t>
+      </w:r>
+      <w:r>
+        <w:rPr>
+          <w:rFonts w:hint="eastAsia"/>
+        </w:rPr>
+        <w:t>キーによって発言を確定すると，次の話者の発言へと交代できる．一方，</w:t>
+      </w:r>
+      <w:r>
+        <w:rPr>
+          <w:rFonts w:hint="eastAsia"/>
+        </w:rPr>
+        <w:t>Shift + Enter</w:t>
+      </w:r>
+      <w:r>
+        <w:rPr>
+          <w:rFonts w:hint="eastAsia"/>
+        </w:rPr>
+        <w:t>を用いることで，同じ話者のまま次の発言を書き進めることもできる．また，</w:t>
+      </w:r>
+      <w:r>
+        <w:rPr>
+          <w:rFonts w:hint="eastAsia"/>
+        </w:rPr>
+        <w:t>Tab</w:t>
+      </w:r>
+      <w:r>
+        <w:rPr>
+          <w:rFonts w:hint="eastAsia"/>
+        </w:rPr>
+        <w:t>キーによって，発言を確定させることなく話者だけを切り替えることも可能である．なお，</w:t>
+      </w:r>
+      <w:r>
+        <w:rPr>
+          <w:rFonts w:hint="eastAsia"/>
+        </w:rPr>
+        <w:t>Enter</w:t>
+      </w:r>
+      <w:r>
+        <w:rPr>
+          <w:rFonts w:hint="eastAsia"/>
+        </w:rPr>
+        <w:t>の持つ話者の自動交代機能は，</w:t>
+      </w:r>
+      <w:r>
+        <w:rPr>
+          <w:rFonts w:hint="eastAsia"/>
+        </w:rPr>
+        <w:t>Shift</w:t>
+      </w:r>
+      <w:r>
+        <w:rPr>
+          <w:rFonts w:hint="eastAsia"/>
+        </w:rPr>
+        <w:t>キーのダブルタップによって有効</w:t>
+      </w:r>
+      <w:r>
+        <w:rPr>
+          <w:rFonts w:hint="eastAsia"/>
+        </w:rPr>
+        <w:t>/</w:t>
+      </w:r>
+      <w:r>
+        <w:rPr>
+          <w:rFonts w:hint="eastAsia"/>
+        </w:rPr>
+        <w:t>無効を切り替えられる．</w:t>
       </w:r>
       <w:r>
         <w:t xml:space="preserve"> </w:t>
@@ -2575,65 +2354,239 @@
     </w:p>
     <w:p>
       <w:pPr>
-        <w:pStyle w:val="2"/>
-        <w:ind w:left="386" w:hanging="386"/>
-      </w:pPr>
-      <w:r>
-        <w:rPr>
-          <w:rFonts w:hint="eastAsia"/>
-        </w:rPr>
-        <w:t>対話の保存について</w:t>
+        <w:ind w:firstLine="197"/>
+      </w:pPr>
+      <w:r>
+        <w:rPr>
+          <w:rFonts w:hint="eastAsia"/>
+        </w:rPr>
+        <w:t>なお</w:t>
+      </w:r>
+      <w:r>
+        <w:t>，対話の内容</w:t>
+      </w:r>
+      <w:r>
+        <w:rPr>
+          <w:rFonts w:hint="eastAsia"/>
+        </w:rPr>
+        <w:t>は</w:t>
+      </w:r>
+      <w:r>
+        <w:t>外部サーバや</w:t>
+      </w:r>
+      <w:r>
+        <w:t>API</w:t>
+      </w:r>
+      <w:r>
+        <w:t>へ</w:t>
+      </w:r>
+      <w:r>
+        <w:rPr>
+          <w:rFonts w:hint="eastAsia"/>
+        </w:rPr>
+        <w:t>は</w:t>
+      </w:r>
+      <w:r>
+        <w:t>送</w:t>
+      </w:r>
+      <w:r>
+        <w:rPr>
+          <w:rFonts w:hint="eastAsia"/>
+        </w:rPr>
+        <w:t>らず，</w:t>
+      </w:r>
+      <w:r>
+        <w:t>ブラウザの</w:t>
+      </w:r>
+      <w:proofErr w:type="spellStart"/>
+      <w:r>
+        <w:t>localStorage</w:t>
+      </w:r>
+      <w:proofErr w:type="spellEnd"/>
+      <w:r>
+        <w:t>にのみ自動保存する．</w:t>
+      </w:r>
+      <w:r>
+        <w:rPr>
+          <w:rFonts w:hint="eastAsia"/>
+        </w:rPr>
+        <w:t>これにより，対話の私秘性を保持している．</w:t>
       </w:r>
     </w:p>
     <w:p>
       <w:pPr>
         <w:ind w:firstLineChars="0" w:firstLine="0"/>
       </w:pPr>
-      <w:r>
-        <w:rPr>
-          <w:rFonts w:hint="eastAsia"/>
-        </w:rPr>
-        <w:t>本システム</w:t>
-      </w:r>
-      <w:r>
-        <w:t>は，対話の内容を外部サーバや</w:t>
-      </w:r>
-      <w:r>
-        <w:t>API</w:t>
-      </w:r>
-      <w:r>
-        <w:t>へ送信せず，ブラウザの</w:t>
-      </w:r>
-      <w:r>
-        <w:t>localStorage</w:t>
-      </w:r>
-      <w:r>
-        <w:t>にのみ自動保存する．</w:t>
-      </w:r>
-      <w:r>
-        <w:rPr>
-          <w:rFonts w:hint="eastAsia"/>
-        </w:rPr>
-        <w:t>これにより，対話の私秘性を保持している．</w:t>
-      </w:r>
     </w:p>
     <w:p>
       <w:pPr>
-        <w:ind w:firstLineChars="0" w:firstLine="0"/>
-        <w:rPr>
-          <w:rFonts w:hint="eastAsia"/>
-        </w:rPr>
-      </w:pPr>
+        <w:pStyle w:val="1"/>
+      </w:pPr>
+      <w:r>
+        <w:rPr>
+          <w:rFonts w:hint="eastAsia"/>
+        </w:rPr>
+        <w:t>議論</w:t>
+      </w:r>
     </w:p>
     <w:p>
       <w:pPr>
-        <w:pStyle w:val="1"/>
-      </w:pPr>
-      <w:r>
-        <w:rPr>
-          <w:rFonts w:hint="eastAsia"/>
-        </w:rPr>
-        <w:t>議論</w:t>
+        <w:ind w:firstLine="197"/>
+      </w:pPr>
+      <w:r>
+        <w:rPr>
+          <w:rFonts w:hint="eastAsia"/>
+        </w:rPr>
+        <w:t>本研究に</w:t>
+      </w:r>
+      <w:r>
+        <w:rPr>
+          <w:rFonts w:hint="eastAsia"/>
+        </w:rPr>
+        <w:t>近接する試み</w:t>
+      </w:r>
+      <w:r>
+        <w:rPr>
+          <w:rFonts w:hint="eastAsia"/>
+        </w:rPr>
+        <w:t>に</w:t>
+      </w:r>
+      <w:r>
+        <w:rPr>
+          <w:rFonts w:hint="eastAsia"/>
+        </w:rPr>
+        <w:t>，複数の内的立場を</w:t>
+      </w:r>
+      <w:r>
+        <w:rPr>
+          <w:rFonts w:hint="eastAsia"/>
+        </w:rPr>
+        <w:t>LLM</w:t>
+      </w:r>
+      <w:r>
+        <w:rPr>
+          <w:rFonts w:hint="eastAsia"/>
+        </w:rPr>
+        <w:t>エージェントとして外在化し，それらの対話を通じた内省を支援する</w:t>
+      </w:r>
+      <w:proofErr w:type="spellStart"/>
+      <w:r>
+        <w:rPr>
+          <w:rFonts w:hint="eastAsia"/>
+        </w:rPr>
+        <w:t>InnerPond</w:t>
+      </w:r>
+      <w:proofErr w:type="spellEnd"/>
+      <w:r>
+        <w:rPr>
+          <w:rFonts w:hint="eastAsia"/>
+        </w:rPr>
+        <w:t>[2]</w:t>
+      </w:r>
+      <w:r>
+        <w:rPr>
+          <w:rFonts w:hint="eastAsia"/>
+        </w:rPr>
+        <w:t>がある．</w:t>
+      </w:r>
+      <w:r>
+        <w:rPr>
+          <w:rFonts w:hint="eastAsia"/>
+        </w:rPr>
+        <w:t>これに対し，</w:t>
+      </w:r>
+      <w:r>
+        <w:rPr>
+          <w:rFonts w:hint="eastAsia"/>
+        </w:rPr>
+        <w:t xml:space="preserve"> </w:t>
+      </w:r>
+      <w:r>
+        <w:rPr>
+          <w:rFonts w:hint="eastAsia"/>
+        </w:rPr>
+        <w:t>MyPolyphony</w:t>
+      </w:r>
+      <w:r>
+        <w:rPr>
+          <w:rFonts w:hint="eastAsia"/>
+        </w:rPr>
+        <w:t>は全ての発言をユーザ自身が記述する．これは，葛藤の過程全体を自身に由来するものとして</w:t>
+      </w:r>
+      <w:r>
+        <w:rPr>
+          <w:rFonts w:hint="eastAsia"/>
+        </w:rPr>
+        <w:t>，</w:t>
+      </w:r>
+      <w:r>
+        <w:rPr>
+          <w:rFonts w:hint="eastAsia"/>
+        </w:rPr>
+        <w:t>引き受ける</w:t>
+      </w:r>
+      <w:r>
+        <w:rPr>
+          <w:rFonts w:hint="eastAsia"/>
+        </w:rPr>
+        <w:t>ことを支援する</w:t>
+      </w:r>
+      <w:r>
+        <w:rPr>
+          <w:rFonts w:hint="eastAsia"/>
+        </w:rPr>
+        <w:t>ため</w:t>
+      </w:r>
+      <w:r>
+        <w:rPr>
+          <w:rFonts w:hint="eastAsia"/>
+        </w:rPr>
+        <w:t>である．また</w:t>
+      </w:r>
+      <w:r>
+        <w:rPr>
+          <w:rFonts w:hint="eastAsia"/>
+        </w:rPr>
+        <w:t>本構成には</w:t>
+      </w:r>
+      <w:r>
+        <w:rPr>
+          <w:rFonts w:hint="eastAsia"/>
+        </w:rPr>
+        <w:t>，</w:t>
+      </w:r>
+      <w:r>
+        <w:rPr>
+          <w:rFonts w:hint="eastAsia"/>
+        </w:rPr>
+        <w:t>AI</w:t>
+      </w:r>
+      <w:r>
+        <w:rPr>
+          <w:rFonts w:hint="eastAsia"/>
+        </w:rPr>
+        <w:t>に思考の背景を都度伝達する必要</w:t>
+      </w:r>
+      <w:r>
+        <w:rPr>
+          <w:rFonts w:hint="eastAsia"/>
+        </w:rPr>
+        <w:t>がなく，</w:t>
+      </w:r>
+      <w:r>
+        <w:rPr>
+          <w:rFonts w:hint="eastAsia"/>
+        </w:rPr>
+        <w:t>今まさに生じつつある葛藤をそのまま書き始められる</w:t>
+      </w:r>
+      <w:r>
+        <w:rPr>
+          <w:rFonts w:hint="eastAsia"/>
+        </w:rPr>
+        <w:t>利点もあると言える．</w:t>
+      </w:r>
+      <w:r>
+        <w:t xml:space="preserve"> </w:t>
       </w:r>
     </w:p>
     <w:p>
@@ -2644,109 +2597,115 @@
         <w:rPr>
           <w:rFonts w:hint="eastAsia"/>
         </w:rPr>
-        <w:t>本研究に近接する試み</w:t>
-      </w:r>
-      <w:r>
-        <w:rPr>
-          <w:rFonts w:hint="eastAsia"/>
-        </w:rPr>
-        <w:t>に</w:t>
-      </w:r>
-      <w:r>
-        <w:rPr>
-          <w:rFonts w:hint="eastAsia"/>
-        </w:rPr>
-        <w:t>，複数の内的立場を</w:t>
-      </w:r>
-      <w:r>
-        <w:rPr>
-          <w:rFonts w:hint="eastAsia"/>
-        </w:rPr>
-        <w:t>LLM</w:t>
-      </w:r>
-      <w:r>
-        <w:rPr>
-          <w:rFonts w:hint="eastAsia"/>
-        </w:rPr>
-        <w:t>エージェントとして外在化し，それらの対話を通じた内省を支援する</w:t>
-      </w:r>
-      <w:r>
-        <w:rPr>
-          <w:rFonts w:hint="eastAsia"/>
-        </w:rPr>
-        <w:t>InnerPond[2]</w:t>
-      </w:r>
-      <w:r>
-        <w:rPr>
-          <w:rFonts w:hint="eastAsia"/>
-        </w:rPr>
-        <w:t>がある．</w:t>
-      </w:r>
-      <w:r>
-        <w:rPr>
-          <w:rFonts w:hint="eastAsia"/>
-        </w:rPr>
-        <w:t>これに対し，</w:t>
-      </w:r>
-      <w:r>
-        <w:rPr>
-          <w:rFonts w:hint="eastAsia"/>
-        </w:rPr>
-        <w:t xml:space="preserve"> </w:t>
-      </w:r>
-      <w:r>
-        <w:rPr>
-          <w:rFonts w:hint="eastAsia"/>
-        </w:rPr>
-        <w:t>MyPolyphony</w:t>
-      </w:r>
-      <w:r>
-        <w:rPr>
-          <w:rFonts w:hint="eastAsia"/>
-        </w:rPr>
-        <w:t>は全ての発言をユーザ自身が記述する．これは，葛藤の過程全体を自身に由来するものとして</w:t>
-      </w:r>
-      <w:r>
-        <w:rPr>
-          <w:rFonts w:hint="eastAsia"/>
-        </w:rPr>
-        <w:t>，</w:t>
-      </w:r>
-      <w:r>
-        <w:rPr>
-          <w:rFonts w:hint="eastAsia"/>
-        </w:rPr>
-        <w:t>引き受ける</w:t>
-      </w:r>
-      <w:r>
-        <w:rPr>
-          <w:rFonts w:hint="eastAsia"/>
-        </w:rPr>
-        <w:t>ことを支援する</w:t>
-      </w:r>
-      <w:r>
-        <w:rPr>
-          <w:rFonts w:hint="eastAsia"/>
-        </w:rPr>
-        <w:t>ため</w:t>
-      </w:r>
-      <w:r>
-        <w:rPr>
-          <w:rFonts w:hint="eastAsia"/>
-        </w:rPr>
-        <w:t>である．また</w:t>
-      </w:r>
-      <w:r>
-        <w:rPr>
-          <w:rFonts w:hint="eastAsia"/>
-        </w:rPr>
-        <w:t>本構成には</w:t>
-      </w:r>
-      <w:r>
-        <w:rPr>
-          <w:rFonts w:hint="eastAsia"/>
-        </w:rPr>
-        <w:t>，</w:t>
+        <w:t>一方で，自ら二人の話者を往復し，対話篇を</w:t>
+      </w:r>
+      <w:r>
+        <w:rPr>
+          <w:rFonts w:hint="eastAsia"/>
+        </w:rPr>
+        <w:t>書く</w:t>
+      </w:r>
+      <w:r>
+        <w:rPr>
+          <w:rFonts w:hint="eastAsia"/>
+        </w:rPr>
+        <w:t>ことには技能を</w:t>
+      </w:r>
+      <w:r>
+        <w:rPr>
+          <w:rFonts w:hint="eastAsia"/>
+        </w:rPr>
+        <w:t>必要と</w:t>
+      </w:r>
+      <w:r>
+        <w:rPr>
+          <w:rFonts w:hint="eastAsia"/>
+        </w:rPr>
+        <w:t>する．筆者</w:t>
+      </w:r>
+      <w:r>
+        <w:rPr>
+          <w:rFonts w:hint="eastAsia"/>
+        </w:rPr>
+        <w:t>は</w:t>
+      </w:r>
+      <w:r>
+        <w:rPr>
+          <w:rFonts w:hint="eastAsia"/>
+        </w:rPr>
+        <w:t>本システムを</w:t>
+      </w:r>
+      <w:r>
+        <w:rPr>
+          <w:rFonts w:hint="eastAsia"/>
+        </w:rPr>
+        <w:t>，一方の話者で素朴に語り，もう一方の話者が問いただす</w:t>
+      </w:r>
+      <w:r>
+        <w:rPr>
+          <w:rFonts w:hint="eastAsia"/>
+        </w:rPr>
+        <w:t>形で利用している</w:t>
+      </w:r>
+      <w:r>
+        <w:rPr>
+          <w:rFonts w:hint="eastAsia"/>
+        </w:rPr>
+        <w:t>が，この形式を獲得するまでに多少の訓練期間を</w:t>
+      </w:r>
+      <w:r>
+        <w:rPr>
+          <w:rFonts w:hint="eastAsia"/>
+        </w:rPr>
+        <w:t>必要</w:t>
+      </w:r>
+      <w:r>
+        <w:rPr>
+          <w:rFonts w:hint="eastAsia"/>
+        </w:rPr>
+        <w:t>した</w:t>
+      </w:r>
+      <w:r>
+        <w:rPr>
+          <w:rFonts w:hint="eastAsia"/>
+        </w:rPr>
+        <w:t>．</w:t>
+      </w:r>
+      <w:r>
+        <w:rPr>
+          <w:rFonts w:hint="eastAsia"/>
+        </w:rPr>
+        <w:t>ゆえに</w:t>
+      </w:r>
+      <w:r>
+        <w:rPr>
+          <w:rFonts w:hint="eastAsia"/>
+        </w:rPr>
+        <w:t>，利用初期に</w:t>
+      </w:r>
+      <w:r>
+        <w:rPr>
+          <w:rFonts w:hint="eastAsia"/>
+        </w:rPr>
+        <w:t>は</w:t>
+      </w:r>
+      <w:r>
+        <w:rPr>
+          <w:rFonts w:hint="eastAsia"/>
+        </w:rPr>
+        <w:t>問</w:t>
+      </w:r>
+      <w:r>
+        <w:rPr>
+          <w:rFonts w:hint="eastAsia"/>
+        </w:rPr>
+        <w:t>う</w:t>
+      </w:r>
+      <w:r>
+        <w:rPr>
+          <w:rFonts w:hint="eastAsia"/>
+        </w:rPr>
+        <w:t>ことを助けるなど，</w:t>
       </w:r>
       <w:r>
         <w:rPr>
@@ -2758,27 +2717,108 @@
         <w:rPr>
           <w:rFonts w:hint="eastAsia"/>
         </w:rPr>
-        <w:t>に思考の背景を都度伝達する必要</w:t>
-      </w:r>
-      <w:r>
-        <w:rPr>
-          <w:rFonts w:hint="eastAsia"/>
-        </w:rPr>
-        <w:t>がなく，</w:t>
-      </w:r>
-      <w:r>
-        <w:rPr>
-          <w:rFonts w:hint="eastAsia"/>
-        </w:rPr>
-        <w:t>今まさに生じつつある葛藤をそのまま書き始められる</w:t>
-      </w:r>
-      <w:r>
-        <w:rPr>
-          <w:rFonts w:hint="eastAsia"/>
-        </w:rPr>
-        <w:t>利点もあると言える．</w:t>
-      </w:r>
-      <w:r>
+        <w:t>による補助の余地はある</w:t>
+      </w:r>
+      <w:r>
+        <w:rPr>
+          <w:rFonts w:hint="eastAsia"/>
+        </w:rPr>
+        <w:t>だろう</w:t>
+      </w:r>
+      <w:r>
+        <w:rPr>
+          <w:rFonts w:hint="eastAsia"/>
+        </w:rPr>
+        <w:t>．ただしその場合にも，</w:t>
+      </w:r>
+      <w:r>
+        <w:rPr>
+          <w:rFonts w:hint="eastAsia"/>
+        </w:rPr>
+        <w:t>AI</w:t>
+      </w:r>
+      <w:r>
+        <w:rPr>
+          <w:rFonts w:hint="eastAsia"/>
+        </w:rPr>
+        <w:t>自体を</w:t>
+      </w:r>
+      <w:r>
+        <w:rPr>
+          <w:rFonts w:hint="eastAsia"/>
+        </w:rPr>
+        <w:t>ユーザ</w:t>
+      </w:r>
+      <w:r>
+        <w:rPr>
+          <w:rFonts w:hint="eastAsia"/>
+        </w:rPr>
+        <w:t>の</w:t>
+      </w:r>
+      <w:r>
+        <w:rPr>
+          <w:rFonts w:hint="eastAsia"/>
+        </w:rPr>
+        <w:t>対話相手とするより</w:t>
+      </w:r>
+      <w:r>
+        <w:rPr>
+          <w:rFonts w:hint="eastAsia"/>
+        </w:rPr>
+        <w:t>も</w:t>
+      </w:r>
+      <w:r>
+        <w:rPr>
+          <w:rFonts w:hint="eastAsia"/>
+        </w:rPr>
+        <w:t>，「ユーザ」と「</w:t>
+      </w:r>
+      <w:r>
+        <w:rPr>
+          <w:rFonts w:hint="eastAsia"/>
+        </w:rPr>
+        <w:t>AI</w:t>
+      </w:r>
+      <w:r>
+        <w:rPr>
+          <w:rFonts w:hint="eastAsia"/>
+        </w:rPr>
+        <w:t>によって補助されたユーザ自身」とが対話する構図を保つ</w:t>
+      </w:r>
+      <w:r>
+        <w:rPr>
+          <w:rFonts w:hint="eastAsia"/>
+        </w:rPr>
+        <w:t>こと</w:t>
+      </w:r>
+      <w:r>
+        <w:rPr>
+          <w:rFonts w:hint="eastAsia"/>
+        </w:rPr>
+        <w:t>が</w:t>
+      </w:r>
+      <w:r>
+        <w:rPr>
+          <w:rFonts w:hint="eastAsia"/>
+        </w:rPr>
+        <w:t>，本研究の</w:t>
+      </w:r>
+      <w:r>
+        <w:rPr>
+          <w:rFonts w:hint="eastAsia"/>
+        </w:rPr>
+        <w:t>企図</w:t>
+      </w:r>
+      <w:r>
+        <w:rPr>
+          <w:rFonts w:hint="eastAsia"/>
+        </w:rPr>
+        <w:t>からは望ましい．</w:t>
+      </w:r>
+      <w:r>
+        <w:rPr>
+          <w:rFonts w:hint="eastAsia"/>
+        </w:rPr>
         <w:t xml:space="preserve"> </w:t>
       </w:r>
     </w:p>
@@ -2787,34 +2827,133 @@
         <w:ind w:firstLine="197"/>
       </w:pPr>
       <w:r>
-        <w:rPr>
-          <w:rFonts w:hint="eastAsia"/>
-        </w:rPr>
-        <w:t>一方で，自ら二人の話者を往復し，対話篇を</w:t>
-      </w:r>
-      <w:r>
-        <w:rPr>
-          <w:rFonts w:hint="eastAsia"/>
-        </w:rPr>
-        <w:t>書く</w:t>
-      </w:r>
-      <w:r>
-        <w:rPr>
-          <w:rFonts w:hint="eastAsia"/>
-        </w:rPr>
-        <w:t>ことには技能を</w:t>
-      </w:r>
-      <w:r>
-        <w:rPr>
-          <w:rFonts w:hint="eastAsia"/>
-        </w:rPr>
-        <w:t>必要と</w:t>
-      </w:r>
-      <w:r>
-        <w:rPr>
-          <w:rFonts w:hint="eastAsia"/>
-        </w:rPr>
-        <w:t>する．筆者</w:t>
+        <w:t>MyPolyphony</w:t>
+      </w:r>
+      <w:r>
+        <w:rPr>
+          <w:rFonts w:hint="eastAsia"/>
+        </w:rPr>
+        <w:t>で</w:t>
+      </w:r>
+      <w:r>
+        <w:t>は，</w:t>
+      </w:r>
+      <w:r>
+        <w:rPr>
+          <w:rFonts w:hint="eastAsia"/>
+        </w:rPr>
+        <w:t>対</w:t>
+      </w:r>
+      <w:r>
+        <w:t>話者に身体や性格</w:t>
+      </w:r>
+      <w:r>
+        <w:rPr>
+          <w:rFonts w:hint="eastAsia"/>
+        </w:rPr>
+        <w:t>といった</w:t>
+      </w:r>
+      <w:r>
+        <w:rPr>
+          <w:rFonts w:hint="eastAsia"/>
+        </w:rPr>
+        <w:t>背景情報を与えずに，</w:t>
+      </w:r>
+      <w:r>
+        <w:t>言葉と括弧のみによって</w:t>
+      </w:r>
+      <w:r>
+        <w:rPr>
+          <w:rFonts w:hint="eastAsia"/>
+        </w:rPr>
+        <w:t>対話篇</w:t>
+      </w:r>
+      <w:r>
+        <w:t>を</w:t>
+      </w:r>
+      <w:r>
+        <w:rPr>
+          <w:rFonts w:hint="eastAsia"/>
+        </w:rPr>
+        <w:t>展開</w:t>
+      </w:r>
+      <w:r>
+        <w:t>する</w:t>
+      </w:r>
+      <w:r>
+        <w:rPr>
+          <w:rFonts w:hint="eastAsia"/>
+        </w:rPr>
+        <w:t>こと</w:t>
+      </w:r>
+      <w:r>
+        <w:rPr>
+          <w:rFonts w:hint="eastAsia"/>
+        </w:rPr>
+        <w:t>が</w:t>
+      </w:r>
+      <w:r>
+        <w:rPr>
+          <w:rFonts w:hint="eastAsia"/>
+        </w:rPr>
+        <w:t>想定</w:t>
+      </w:r>
+      <w:r>
+        <w:rPr>
+          <w:rFonts w:hint="eastAsia"/>
+        </w:rPr>
+        <w:t>されて</w:t>
+      </w:r>
+      <w:r>
+        <w:rPr>
+          <w:rFonts w:hint="eastAsia"/>
+        </w:rPr>
+        <w:t>いる</w:t>
+      </w:r>
+      <w:r>
+        <w:t>．</w:t>
+      </w:r>
+      <w:r>
+        <w:rPr>
+          <w:rFonts w:hint="eastAsia"/>
+        </w:rPr>
+        <w:t>従って</w:t>
+      </w:r>
+      <w:r>
+        <w:rPr>
+          <w:rFonts w:hint="eastAsia"/>
+        </w:rPr>
+        <w:t>，</w:t>
+      </w:r>
+      <w:r>
+        <w:rPr>
+          <w:rFonts w:hint="eastAsia"/>
+        </w:rPr>
+        <w:t>地の文</w:t>
+      </w:r>
+      <w:r>
+        <w:rPr>
+          <w:rFonts w:hint="eastAsia"/>
+        </w:rPr>
+        <w:t>を</w:t>
+      </w:r>
+      <w:r>
+        <w:rPr>
+          <w:rFonts w:hint="eastAsia"/>
+        </w:rPr>
+        <w:t>記述</w:t>
+      </w:r>
+      <w:r>
+        <w:rPr>
+          <w:rFonts w:hint="eastAsia"/>
+        </w:rPr>
+        <w:t>できるようにする</w:t>
+      </w:r>
+      <w:r>
+        <w:rPr>
+          <w:rFonts w:hint="eastAsia"/>
+        </w:rPr>
+        <w:t>こと</w:t>
       </w:r>
       <w:r>
         <w:rPr>
@@ -2826,187 +2965,157 @@
         <w:rPr>
           <w:rFonts w:hint="eastAsia"/>
         </w:rPr>
-        <w:t>本システムを</w:t>
-      </w:r>
-      <w:r>
-        <w:rPr>
-          <w:rFonts w:hint="eastAsia"/>
-        </w:rPr>
-        <w:t>，一方の話者で素朴に語り，もう一方の話者が問いただす</w:t>
-      </w:r>
-      <w:r>
-        <w:rPr>
-          <w:rFonts w:hint="eastAsia"/>
-        </w:rPr>
-        <w:t>形で利用している</w:t>
-      </w:r>
-      <w:r>
-        <w:rPr>
-          <w:rFonts w:hint="eastAsia"/>
-        </w:rPr>
-        <w:t>が，この形式を獲得するまでに多少の訓練期間を</w:t>
-      </w:r>
-      <w:r>
-        <w:rPr>
-          <w:rFonts w:hint="eastAsia"/>
-        </w:rPr>
-        <w:t>必要</w:t>
-      </w:r>
-      <w:r>
-        <w:rPr>
-          <w:rFonts w:hint="eastAsia"/>
-        </w:rPr>
-        <w:t>した</w:t>
+        <w:t>今後とも</w:t>
+      </w:r>
+      <w:r>
+        <w:rPr>
+          <w:rFonts w:hint="eastAsia"/>
+        </w:rPr>
+        <w:t>考えて</w:t>
+      </w:r>
+      <w:r>
+        <w:rPr>
+          <w:rFonts w:hint="eastAsia"/>
+        </w:rPr>
+        <w:t>は</w:t>
+      </w:r>
+      <w:r>
+        <w:rPr>
+          <w:rFonts w:hint="eastAsia"/>
+        </w:rPr>
+        <w:t>いない．</w:t>
+      </w:r>
+      <w:r>
+        <w:rPr>
+          <w:rFonts w:hint="eastAsia"/>
+        </w:rPr>
+        <w:t>これは，特定人物</w:t>
+      </w:r>
+      <w:r>
+        <w:rPr>
+          <w:rFonts w:hint="eastAsia"/>
+        </w:rPr>
+        <w:t>の</w:t>
+      </w:r>
+      <w:r>
+        <w:rPr>
+          <w:rFonts w:hint="eastAsia"/>
+        </w:rPr>
+        <w:t>設定を考えたり，その</w:t>
+      </w:r>
+      <w:r>
+        <w:rPr>
+          <w:rFonts w:hint="eastAsia"/>
+        </w:rPr>
+        <w:t>演技に</w:t>
+      </w:r>
+      <w:r>
+        <w:rPr>
+          <w:rFonts w:hint="eastAsia"/>
+        </w:rPr>
+        <w:t>励むことよりも，ユーザの内にある葛藤</w:t>
+      </w:r>
+      <w:r>
+        <w:rPr>
+          <w:rFonts w:hint="eastAsia"/>
+        </w:rPr>
+        <w:t>の</w:t>
+      </w:r>
+      <w:r>
+        <w:rPr>
+          <w:rFonts w:hint="eastAsia"/>
+        </w:rPr>
+        <w:t>展開</w:t>
+      </w:r>
+      <w:r>
+        <w:rPr>
+          <w:rFonts w:hint="eastAsia"/>
+        </w:rPr>
+        <w:t>に</w:t>
+      </w:r>
+      <w:r>
+        <w:rPr>
+          <w:rFonts w:hint="eastAsia"/>
+        </w:rPr>
+        <w:t>主眼を置</w:t>
+      </w:r>
+      <w:r>
+        <w:rPr>
+          <w:rFonts w:hint="eastAsia"/>
+        </w:rPr>
+        <w:t>いている</w:t>
+      </w:r>
+      <w:r>
+        <w:rPr>
+          <w:rFonts w:hint="eastAsia"/>
+        </w:rPr>
+        <w:t>ためである．ゆえに，</w:t>
+      </w:r>
+      <w:r>
+        <w:rPr>
+          <w:rFonts w:hint="eastAsia"/>
+        </w:rPr>
+        <w:t>本システム</w:t>
+      </w:r>
+      <w:r>
+        <w:rPr>
+          <w:rFonts w:hint="eastAsia"/>
+        </w:rPr>
+        <w:t>に</w:t>
+      </w:r>
+      <w:r>
+        <w:rPr>
+          <w:rFonts w:hint="eastAsia"/>
+        </w:rPr>
+        <w:t>は</w:t>
+      </w:r>
+      <w:r>
+        <w:rPr>
+          <w:rFonts w:hint="eastAsia"/>
+        </w:rPr>
+        <w:t>最低限の</w:t>
+      </w:r>
+      <w:r>
+        <w:rPr>
+          <w:rFonts w:hint="eastAsia"/>
+        </w:rPr>
+        <w:t>，</w:t>
+      </w:r>
+      <w:r>
+        <w:rPr>
+          <w:rFonts w:hint="eastAsia"/>
+        </w:rPr>
+        <w:t>話者を区別するため</w:t>
+      </w:r>
+      <w:r>
+        <w:rPr>
+          <w:rFonts w:hint="eastAsia"/>
+        </w:rPr>
+        <w:t>の</w:t>
+      </w:r>
+      <w:r>
+        <w:rPr>
+          <w:rFonts w:hint="eastAsia"/>
+        </w:rPr>
+        <w:t>差異</w:t>
+      </w:r>
+      <w:r>
+        <w:rPr>
+          <w:rFonts w:hint="eastAsia"/>
+        </w:rPr>
+        <w:t>だけを与え</w:t>
+      </w:r>
+      <w:r>
+        <w:rPr>
+          <w:rFonts w:hint="eastAsia"/>
+        </w:rPr>
+        <w:t>ている</w:t>
       </w:r>
       <w:r>
         <w:rPr>
           <w:rFonts w:hint="eastAsia"/>
         </w:rPr>
         <w:t>．</w:t>
-      </w:r>
-      <w:r>
-        <w:rPr>
-          <w:rFonts w:hint="eastAsia"/>
-        </w:rPr>
-        <w:t>ゆえに</w:t>
-      </w:r>
-      <w:r>
-        <w:rPr>
-          <w:rFonts w:hint="eastAsia"/>
-        </w:rPr>
-        <w:t>，利用初期に</w:t>
-      </w:r>
-      <w:r>
-        <w:rPr>
-          <w:rFonts w:hint="eastAsia"/>
-        </w:rPr>
-        <w:t>は</w:t>
-      </w:r>
-      <w:r>
-        <w:rPr>
-          <w:rFonts w:hint="eastAsia"/>
-        </w:rPr>
-        <w:t>問</w:t>
-      </w:r>
-      <w:r>
-        <w:rPr>
-          <w:rFonts w:hint="eastAsia"/>
-        </w:rPr>
-        <w:t>う</w:t>
-      </w:r>
-      <w:r>
-        <w:rPr>
-          <w:rFonts w:hint="eastAsia"/>
-        </w:rPr>
-        <w:t>ことを助けるなど，</w:t>
-      </w:r>
-      <w:r>
-        <w:rPr>
-          <w:rFonts w:hint="eastAsia"/>
-        </w:rPr>
-        <w:t>AI</w:t>
-      </w:r>
-      <w:r>
-        <w:rPr>
-          <w:rFonts w:hint="eastAsia"/>
-        </w:rPr>
-        <w:t>による補助の余地はある</w:t>
-      </w:r>
-      <w:r>
-        <w:rPr>
-          <w:rFonts w:hint="eastAsia"/>
-        </w:rPr>
-        <w:t>だろう</w:t>
-      </w:r>
-      <w:r>
-        <w:rPr>
-          <w:rFonts w:hint="eastAsia"/>
-        </w:rPr>
-        <w:t>．ただしその場合にも，</w:t>
-      </w:r>
-      <w:r>
-        <w:rPr>
-          <w:rFonts w:hint="eastAsia"/>
-        </w:rPr>
-        <w:t>AI</w:t>
-      </w:r>
-      <w:r>
-        <w:rPr>
-          <w:rFonts w:hint="eastAsia"/>
-        </w:rPr>
-        <w:t>自体を</w:t>
-      </w:r>
-      <w:r>
-        <w:rPr>
-          <w:rFonts w:hint="eastAsia"/>
-        </w:rPr>
-        <w:t>ユーザ</w:t>
-      </w:r>
-      <w:r>
-        <w:rPr>
-          <w:rFonts w:hint="eastAsia"/>
-        </w:rPr>
-        <w:t>の</w:t>
-      </w:r>
-      <w:r>
-        <w:rPr>
-          <w:rFonts w:hint="eastAsia"/>
-        </w:rPr>
-        <w:t>対話相手とするより</w:t>
-      </w:r>
-      <w:r>
-        <w:rPr>
-          <w:rFonts w:hint="eastAsia"/>
-        </w:rPr>
-        <w:t>も</w:t>
-      </w:r>
-      <w:r>
-        <w:rPr>
-          <w:rFonts w:hint="eastAsia"/>
-        </w:rPr>
-        <w:t>，「ユーザ」と「</w:t>
-      </w:r>
-      <w:r>
-        <w:rPr>
-          <w:rFonts w:hint="eastAsia"/>
-        </w:rPr>
-        <w:t>AI</w:t>
-      </w:r>
-      <w:r>
-        <w:rPr>
-          <w:rFonts w:hint="eastAsia"/>
-        </w:rPr>
-        <w:t>によって補助されたユーザ自身」とが対話する構図を保つ</w:t>
-      </w:r>
-      <w:r>
-        <w:rPr>
-          <w:rFonts w:hint="eastAsia"/>
-        </w:rPr>
-        <w:t>こと</w:t>
-      </w:r>
-      <w:r>
-        <w:rPr>
-          <w:rFonts w:hint="eastAsia"/>
-        </w:rPr>
-        <w:t>が</w:t>
-      </w:r>
-      <w:r>
-        <w:rPr>
-          <w:rFonts w:hint="eastAsia"/>
-        </w:rPr>
-        <w:t>，本研究の</w:t>
-      </w:r>
-      <w:r>
-        <w:rPr>
-          <w:rFonts w:hint="eastAsia"/>
-        </w:rPr>
-        <w:t>企図</w:t>
-      </w:r>
-      <w:r>
-        <w:rPr>
-          <w:rFonts w:hint="eastAsia"/>
-        </w:rPr>
-        <w:t>からは望ましい．</w:t>
       </w:r>
     </w:p>
     <w:p>
@@ -3014,295 +3123,76 @@
         <w:ind w:firstLine="197"/>
       </w:pPr>
       <w:r>
+        <w:rPr>
+          <w:rFonts w:hint="eastAsia"/>
+        </w:rPr>
+        <w:t>なお</w:t>
+      </w:r>
+      <w:r>
+        <w:rPr>
+          <w:rFonts w:hint="eastAsia"/>
+        </w:rPr>
+        <w:t>，本研究では</w:t>
+      </w:r>
+      <w:r>
+        <w:rPr>
+          <w:rFonts w:hint="eastAsia"/>
+        </w:rPr>
         <w:t>MyPolyphony</w:t>
       </w:r>
       <w:r>
         <w:rPr>
           <w:rFonts w:hint="eastAsia"/>
         </w:rPr>
-        <w:t>で</w:t>
-      </w:r>
-      <w:r>
-        <w:t>は，</w:t>
-      </w:r>
-      <w:r>
-        <w:rPr>
-          <w:rFonts w:hint="eastAsia"/>
-        </w:rPr>
-        <w:t>対</w:t>
-      </w:r>
-      <w:r>
-        <w:t>話者に身体や性格</w:t>
-      </w:r>
-      <w:r>
-        <w:rPr>
-          <w:rFonts w:hint="eastAsia"/>
-        </w:rPr>
-        <w:t>といった</w:t>
-      </w:r>
-      <w:r>
-        <w:rPr>
-          <w:rFonts w:hint="eastAsia"/>
-        </w:rPr>
-        <w:t>背景情報を与えずに，</w:t>
-      </w:r>
-      <w:r>
-        <w:t>言葉と括弧のみによって</w:t>
-      </w:r>
-      <w:r>
-        <w:rPr>
-          <w:rFonts w:hint="eastAsia"/>
-        </w:rPr>
-        <w:t>対話篇</w:t>
-      </w:r>
-      <w:r>
+        <w:t>の効果を</w:t>
+      </w:r>
+      <w:r>
+        <w:rPr>
+          <w:rFonts w:hint="eastAsia"/>
+        </w:rPr>
+        <w:t>まだ</w:t>
+      </w:r>
+      <w:r>
+        <w:rPr>
+          <w:rFonts w:hint="eastAsia"/>
+        </w:rPr>
+        <w:t>検証していない．しかし，本システムを検証するとは何を検証することか</w:t>
+      </w:r>
+      <w:r>
+        <w:rPr>
+          <w:rFonts w:hint="eastAsia"/>
+        </w:rPr>
         <w:t>を</w:t>
       </w:r>
       <w:r>
         <w:rPr>
           <w:rFonts w:hint="eastAsia"/>
         </w:rPr>
-        <w:t>展開</w:t>
-      </w:r>
-      <w:r>
-        <w:t>する</w:t>
-      </w:r>
-      <w:r>
-        <w:rPr>
-          <w:rFonts w:hint="eastAsia"/>
-        </w:rPr>
-        <w:t>こと</w:t>
-      </w:r>
-      <w:r>
-        <w:rPr>
-          <w:rFonts w:hint="eastAsia"/>
-        </w:rPr>
-        <w:t>が</w:t>
-      </w:r>
-      <w:r>
-        <w:rPr>
-          <w:rFonts w:hint="eastAsia"/>
-        </w:rPr>
-        <w:t>想定</w:t>
-      </w:r>
-      <w:r>
-        <w:rPr>
-          <w:rFonts w:hint="eastAsia"/>
-        </w:rPr>
-        <w:t>されて</w:t>
-      </w:r>
-      <w:r>
-        <w:rPr>
-          <w:rFonts w:hint="eastAsia"/>
-        </w:rPr>
-        <w:t>いる</w:t>
-      </w:r>
-      <w:r>
-        <w:t>．</w:t>
-      </w:r>
-      <w:r>
-        <w:rPr>
-          <w:rFonts w:hint="eastAsia"/>
-        </w:rPr>
-        <w:t>従って</w:t>
-      </w:r>
-      <w:r>
-        <w:rPr>
-          <w:rFonts w:hint="eastAsia"/>
-        </w:rPr>
-        <w:t>，</w:t>
-      </w:r>
-      <w:r>
-        <w:rPr>
-          <w:rFonts w:hint="eastAsia"/>
-        </w:rPr>
-        <w:t>地の文</w:t>
-      </w:r>
-      <w:r>
-        <w:rPr>
-          <w:rFonts w:hint="eastAsia"/>
-        </w:rPr>
-        <w:t>を</w:t>
-      </w:r>
-      <w:r>
-        <w:rPr>
-          <w:rFonts w:hint="eastAsia"/>
-        </w:rPr>
-        <w:t>記述</w:t>
-      </w:r>
-      <w:r>
-        <w:rPr>
-          <w:rFonts w:hint="eastAsia"/>
-        </w:rPr>
-        <w:t>できるようにする</w:t>
-      </w:r>
-      <w:r>
-        <w:rPr>
-          <w:rFonts w:hint="eastAsia"/>
-        </w:rPr>
-        <w:t>こと</w:t>
-      </w:r>
-      <w:r>
-        <w:rPr>
-          <w:rFonts w:hint="eastAsia"/>
-        </w:rPr>
-        <w:t>は</w:t>
-      </w:r>
-      <w:r>
-        <w:rPr>
-          <w:rFonts w:hint="eastAsia"/>
-        </w:rPr>
-        <w:t>今後とも</w:t>
-      </w:r>
-      <w:r>
-        <w:rPr>
-          <w:rFonts w:hint="eastAsia"/>
-        </w:rPr>
-        <w:t>考えて</w:t>
-      </w:r>
-      <w:r>
-        <w:rPr>
-          <w:rFonts w:hint="eastAsia"/>
-        </w:rPr>
-        <w:t>は</w:t>
-      </w:r>
-      <w:r>
-        <w:rPr>
-          <w:rFonts w:hint="eastAsia"/>
-        </w:rPr>
-        <w:t>いない．</w:t>
-      </w:r>
-      <w:r>
-        <w:rPr>
-          <w:rFonts w:hint="eastAsia"/>
-        </w:rPr>
-        <w:t>これは，特定人物</w:t>
-      </w:r>
-      <w:r>
-        <w:rPr>
-          <w:rFonts w:hint="eastAsia"/>
-        </w:rPr>
-        <w:t>の</w:t>
-      </w:r>
-      <w:r>
-        <w:rPr>
-          <w:rFonts w:hint="eastAsia"/>
-        </w:rPr>
-        <w:t>設定を考えたり，その</w:t>
-      </w:r>
-      <w:r>
-        <w:rPr>
-          <w:rFonts w:hint="eastAsia"/>
-        </w:rPr>
-        <w:t>演技に</w:t>
-      </w:r>
-      <w:r>
-        <w:rPr>
-          <w:rFonts w:hint="eastAsia"/>
-        </w:rPr>
-        <w:t>励むことよりも，ユーザの内にある葛藤</w:t>
-      </w:r>
-      <w:r>
-        <w:rPr>
-          <w:rFonts w:hint="eastAsia"/>
-        </w:rPr>
-        <w:t>の</w:t>
-      </w:r>
-      <w:r>
-        <w:rPr>
-          <w:rFonts w:hint="eastAsia"/>
-        </w:rPr>
-        <w:t>展開</w:t>
-      </w:r>
-      <w:r>
-        <w:rPr>
-          <w:rFonts w:hint="eastAsia"/>
-        </w:rPr>
-        <w:t>に</w:t>
-      </w:r>
-      <w:r>
-        <w:rPr>
-          <w:rFonts w:hint="eastAsia"/>
-        </w:rPr>
-        <w:t>主眼を置</w:t>
-      </w:r>
-      <w:r>
-        <w:rPr>
-          <w:rFonts w:hint="eastAsia"/>
-        </w:rPr>
-        <w:t>いている</w:t>
-      </w:r>
-      <w:r>
-        <w:rPr>
-          <w:rFonts w:hint="eastAsia"/>
-        </w:rPr>
-        <w:t>ためである．ゆえに，</w:t>
-      </w:r>
-      <w:r>
-        <w:rPr>
-          <w:rFonts w:hint="eastAsia"/>
-        </w:rPr>
-        <w:t>本システム</w:t>
-      </w:r>
-      <w:r>
-        <w:rPr>
-          <w:rFonts w:hint="eastAsia"/>
-        </w:rPr>
-        <w:t>に</w:t>
-      </w:r>
-      <w:r>
-        <w:rPr>
-          <w:rFonts w:hint="eastAsia"/>
-        </w:rPr>
-        <w:t>は</w:t>
-      </w:r>
-      <w:r>
-        <w:rPr>
-          <w:rFonts w:hint="eastAsia"/>
-        </w:rPr>
-        <w:t>最低限の</w:t>
-      </w:r>
-      <w:r>
-        <w:rPr>
-          <w:rFonts w:hint="eastAsia"/>
-        </w:rPr>
-        <w:t>，</w:t>
-      </w:r>
-      <w:r>
-        <w:rPr>
-          <w:rFonts w:hint="eastAsia"/>
-        </w:rPr>
-        <w:t>話者を区別するため</w:t>
-      </w:r>
-      <w:r>
-        <w:rPr>
-          <w:rFonts w:hint="eastAsia"/>
-        </w:rPr>
-        <w:t>の</w:t>
-      </w:r>
-      <w:r>
-        <w:rPr>
-          <w:rFonts w:hint="eastAsia"/>
-        </w:rPr>
-        <w:t>差異</w:t>
-      </w:r>
-      <w:r>
-        <w:rPr>
-          <w:rFonts w:hint="eastAsia"/>
-        </w:rPr>
-        <w:t>だけを与え</w:t>
-      </w:r>
-      <w:r>
-        <w:rPr>
-          <w:rFonts w:hint="eastAsia"/>
-        </w:rPr>
-        <w:t>ている</w:t>
-      </w:r>
-      <w:r>
-        <w:rPr>
-          <w:rFonts w:hint="eastAsia"/>
-        </w:rPr>
-        <w:t>．</w:t>
+        <w:t>，まず問う必要がある</w:t>
+      </w:r>
+      <w:r>
+        <w:rPr>
+          <w:rFonts w:hint="eastAsia"/>
+        </w:rPr>
+        <w:t>と思われる</w:t>
+      </w:r>
+      <w:r>
+        <w:rPr>
+          <w:rFonts w:hint="eastAsia"/>
+        </w:rPr>
+        <w:t>．本研究は葛藤の解消や，意思決定への迅速な到達を目的としない．むしろ，相容れない考えが残り続けることで，異なる立場の他者との対話可能性が保たれる場合すら想定している．したがって，成功指標</w:t>
+      </w:r>
+      <w:r>
+        <w:rPr>
+          <w:rFonts w:hint="eastAsia"/>
+        </w:rPr>
+        <w:t>の選択の仕方によっては，</w:t>
+      </w:r>
+      <w:r>
+        <w:rPr>
+          <w:rFonts w:hint="eastAsia"/>
+        </w:rPr>
+        <w:t>本研究が価値を見いだす経験を取りこぼし得る．</w:t>
       </w:r>
     </w:p>
     <w:p>
@@ -3313,13 +3203,7 @@
         <w:rPr>
           <w:rFonts w:hint="eastAsia"/>
         </w:rPr>
-        <w:t>なお</w:t>
-      </w:r>
-      <w:r>
-        <w:rPr>
-          <w:rFonts w:hint="eastAsia"/>
-        </w:rPr>
-        <w:t>，本研究では</w:t>
+        <w:t>今後は，ユーザが</w:t>
       </w:r>
       <w:r>
         <w:rPr>
@@ -3331,135 +3215,79 @@
         <w:rPr>
           <w:rFonts w:hint="eastAsia"/>
         </w:rPr>
-        <w:t>の効果を</w:t>
-      </w:r>
-      <w:r>
-        <w:rPr>
-          <w:rFonts w:hint="eastAsia"/>
-        </w:rPr>
-        <w:t>まだ</w:t>
-      </w:r>
-      <w:r>
-        <w:rPr>
-          <w:rFonts w:hint="eastAsia"/>
-        </w:rPr>
-        <w:t>検証していない．しかし，本システムを検証するとは何を検証することか</w:t>
-      </w:r>
-      <w:r>
-        <w:rPr>
-          <w:rFonts w:hint="eastAsia"/>
-        </w:rPr>
-        <w:t>を</w:t>
-      </w:r>
-      <w:r>
-        <w:rPr>
-          <w:rFonts w:hint="eastAsia"/>
-        </w:rPr>
-        <w:t>，まず問う必要がある</w:t>
-      </w:r>
-      <w:r>
-        <w:rPr>
-          <w:rFonts w:hint="eastAsia"/>
-        </w:rPr>
-        <w:t>と思われる</w:t>
-      </w:r>
-      <w:r>
-        <w:rPr>
-          <w:rFonts w:hint="eastAsia"/>
-        </w:rPr>
-        <w:t>．本研究は葛藤の解消や，意思決定への迅速な到達を目的としない．むしろ，相容れない考えが残り続けることで，異なる立場の他者との対話可能性が保たれる場合すら想定している．したがって，成功指標</w:t>
-      </w:r>
-      <w:r>
-        <w:rPr>
-          <w:rFonts w:hint="eastAsia"/>
-        </w:rPr>
-        <w:t>の選択の仕方によっては，</w:t>
-      </w:r>
-      <w:r>
-        <w:rPr>
-          <w:rFonts w:hint="eastAsia"/>
-        </w:rPr>
-        <w:t>本研究が価値を見いだす経験を取りこぼし得る．</w:t>
+        <w:t>と共にいかに自らの葛藤を育てつつ，</w:t>
+      </w:r>
+      <w:r>
+        <w:rPr>
+          <w:rFonts w:hint="eastAsia"/>
+        </w:rPr>
+        <w:t>またその葛藤全体を自己のものとして引き受けてゆくか</w:t>
+      </w:r>
+      <w:r>
+        <w:rPr>
+          <w:rFonts w:hint="eastAsia"/>
+        </w:rPr>
+        <w:t>を分析し</w:t>
+      </w:r>
+      <w:r>
+        <w:rPr>
+          <w:rFonts w:hint="eastAsia"/>
+        </w:rPr>
+        <w:t>，</w:t>
+      </w:r>
+      <w:r>
+        <w:rPr>
+          <w:rFonts w:hint="eastAsia"/>
+        </w:rPr>
+        <w:t>本システムに適した評価</w:t>
+      </w:r>
+      <w:r>
+        <w:rPr>
+          <w:rFonts w:hint="eastAsia"/>
+        </w:rPr>
+        <w:t>そのもの</w:t>
+      </w:r>
+      <w:r>
+        <w:rPr>
+          <w:rFonts w:hint="eastAsia"/>
+        </w:rPr>
+        <w:t>を検討</w:t>
+      </w:r>
+      <w:r>
+        <w:rPr>
+          <w:rFonts w:hint="eastAsia"/>
+        </w:rPr>
+        <w:t>する必要があると</w:t>
+      </w:r>
+      <w:r>
+        <w:rPr>
+          <w:rFonts w:hint="eastAsia"/>
+        </w:rPr>
+        <w:t>考える</w:t>
+      </w:r>
+      <w:r>
+        <w:rPr>
+          <w:rFonts w:hint="eastAsia"/>
+        </w:rPr>
+        <w:t>．</w:t>
+      </w:r>
+      <w:r>
+        <w:t xml:space="preserve"> </w:t>
       </w:r>
     </w:p>
     <w:p>
       <w:pPr>
-        <w:ind w:firstLine="197"/>
-      </w:pPr>
-      <w:r>
-        <w:rPr>
-          <w:rFonts w:hint="eastAsia"/>
-        </w:rPr>
-        <w:t>今後は，ユーザが</w:t>
-      </w:r>
-      <w:r>
-        <w:rPr>
-          <w:rFonts w:hint="eastAsia"/>
-        </w:rPr>
-        <w:t>MyPolyphony</w:t>
-      </w:r>
-      <w:r>
-        <w:rPr>
-          <w:rFonts w:hint="eastAsia"/>
-        </w:rPr>
-        <w:t>と共にいかに自らの葛藤を育てつつ，</w:t>
-      </w:r>
-      <w:r>
-        <w:rPr>
-          <w:rFonts w:hint="eastAsia"/>
-        </w:rPr>
-        <w:t>またその葛藤全体を自己のものとして引き受けてゆくか</w:t>
-      </w:r>
-      <w:r>
-        <w:rPr>
-          <w:rFonts w:hint="eastAsia"/>
-        </w:rPr>
-        <w:t>を分析し</w:t>
-      </w:r>
-      <w:r>
-        <w:rPr>
-          <w:rFonts w:hint="eastAsia"/>
-        </w:rPr>
-        <w:t>，</w:t>
-      </w:r>
-      <w:r>
-        <w:rPr>
-          <w:rFonts w:hint="eastAsia"/>
-        </w:rPr>
-        <w:t>本システムに適した評価</w:t>
-      </w:r>
-      <w:r>
-        <w:rPr>
-          <w:rFonts w:hint="eastAsia"/>
-        </w:rPr>
-        <w:t>そのもの</w:t>
-      </w:r>
-      <w:r>
-        <w:rPr>
-          <w:rFonts w:hint="eastAsia"/>
-        </w:rPr>
-        <w:t>を検討</w:t>
-      </w:r>
-      <w:r>
-        <w:rPr>
-          <w:rFonts w:hint="eastAsia"/>
-        </w:rPr>
-        <w:t>する必要があると</w:t>
-      </w:r>
-      <w:r>
-        <w:rPr>
-          <w:rFonts w:hint="eastAsia"/>
-        </w:rPr>
-        <w:t>考える</w:t>
-      </w:r>
-      <w:r>
-        <w:rPr>
-          <w:rFonts w:hint="eastAsia"/>
-        </w:rPr>
-        <w:t>．</w:t>
-      </w:r>
-      <w:r>
-        <w:t xml:space="preserve"> </w:t>
+        <w:widowControl/>
+        <w:ind w:firstLineChars="0" w:firstLine="0"/>
+        <w:jc w:val="left"/>
+        <w:rPr>
+          <w:rFonts w:eastAsia="ＭＳ ゴシック" w:cs="ＭＳ 明朝"/>
+          <w:sz w:val="22"/>
+          <w:szCs w:val="20"/>
+        </w:rPr>
+      </w:pPr>
+      <w:r>
+        <w:br w:type="page"/>
       </w:r>
     </w:p>
     <w:p>
@@ -3478,7 +3306,7 @@
       <w:pPr>
         <w:pStyle w:val="a"/>
       </w:pPr>
-      <w:bookmarkStart w:id="1" w:name="_Ref391552394"/>
+      <w:bookmarkStart w:id="0" w:name="_Ref391552394"/>
       <w:r>
         <w:rPr>
           <w:rFonts w:hint="eastAsia"/>
@@ -3543,11 +3371,290 @@
     <w:p>
       <w:pPr>
         <w:pStyle w:val="a"/>
-      </w:pPr>
-      <w:r>
-        <w:t>H. Jeon, D. Ahn, S. Pang, Y. Choi, S. Yoon, J. Lee, E.-m. Kim, and H. Lim. InnerPond: Fostering Inter-Self Dialogue with a Multi-Agent Approach for Introspection. In Proceedings of the 2026 CHI Conference on Human Factors in Computing Systems (CHI '26), pp. 1–25, ACM, 2026.</w:t>
-      </w:r>
-      <w:bookmarkEnd w:id="1"/>
+        <w:rPr>
+          <w:rFonts w:hint="eastAsia"/>
+        </w:rPr>
+      </w:pPr>
+      <w:r>
+        <w:rPr>
+          <w:noProof/>
+        </w:rPr>
+        <mc:AlternateContent>
+          <mc:Choice Requires="wpg">
+            <w:drawing>
+              <wp:anchor distT="0" distB="0" distL="114300" distR="114300" simplePos="0" relativeHeight="251663872" behindDoc="0" locked="0" layoutInCell="1" allowOverlap="1" wp14:anchorId="00AE985D" wp14:editId="29DB7F59">
+                <wp:simplePos x="0" y="0"/>
+                <wp:positionH relativeFrom="margin">
+                  <wp:align>center</wp:align>
+                </wp:positionH>
+                <wp:positionV relativeFrom="page">
+                  <wp:align>center</wp:align>
+                </wp:positionV>
+                <wp:extent cx="5769610" cy="3347085"/>
+                <wp:effectExtent l="0" t="0" r="21590" b="24765"/>
+                <wp:wrapSquare wrapText="bothSides"/>
+                <wp:docPr id="3" name="グループ化 4"/>
+                <wp:cNvGraphicFramePr/>
+                <a:graphic xmlns:a="http://schemas.openxmlformats.org/drawingml/2006/main">
+                  <a:graphicData uri="http://schemas.microsoft.com/office/word/2010/wordprocessingGroup">
+                    <wpg:wgp>
+                      <wpg:cNvGrpSpPr/>
+                      <wpg:grpSpPr bwMode="auto">
+                        <a:xfrm>
+                          <a:off x="0" y="0"/>
+                          <a:ext cx="5769610" cy="3347085"/>
+                          <a:chOff x="0" y="0"/>
+                          <a:chExt cx="9086" cy="5271"/>
+                        </a:xfrm>
+                      </wpg:grpSpPr>
+                      <wps:wsp>
+                        <wps:cNvPr id="745810184" name="Rectangle 13"/>
+                        <wps:cNvSpPr>
+                          <a:spLocks noChangeArrowheads="1"/>
+                        </wps:cNvSpPr>
+                        <wps:spPr bwMode="auto">
+                          <a:xfrm>
+                            <a:off x="0" y="0"/>
+                            <a:ext cx="9086" cy="5271"/>
+                          </a:xfrm>
+                          <a:prstGeom prst="rect">
+                            <a:avLst/>
+                          </a:prstGeom>
+                          <a:noFill/>
+                          <a:ln w="6350">
+                            <a:solidFill>
+                              <a:srgbClr val="000000"/>
+                            </a:solidFill>
+                            <a:miter lim="800000"/>
+                            <a:headEnd/>
+                            <a:tailEnd/>
+                          </a:ln>
+                          <a:extLst>
+                            <a:ext uri="{909E8E84-426E-40DD-AFC4-6F175D3DCCD1}">
+                              <a14:hiddenFill xmlns:a14="http://schemas.microsoft.com/office/drawing/2010/main">
+                                <a:solidFill>
+                                  <a:srgbClr val="FFFF00"/>
+                                </a:solidFill>
+                              </a14:hiddenFill>
+                            </a:ext>
+                          </a:extLst>
+                        </wps:spPr>
+                        <wps:bodyPr rot="0" vert="horz" wrap="square" lIns="74295" tIns="8890" rIns="74295" bIns="8890" anchor="t" anchorCtr="0" upright="1">
+                          <a:noAutofit/>
+                        </wps:bodyPr>
+                      </wps:wsp>
+                      <wpg:grpSp>
+                        <wpg:cNvPr id="1900612666" name="Group 14"/>
+                        <wpg:cNvGrpSpPr>
+                          <a:grpSpLocks/>
+                        </wpg:cNvGrpSpPr>
+                        <wpg:grpSpPr bwMode="auto">
+                          <a:xfrm>
+                            <a:off x="116" y="175"/>
+                            <a:ext cx="8853" cy="4920"/>
+                            <a:chOff x="116" y="175"/>
+                            <a:chExt cx="8853" cy="4920"/>
+                          </a:xfrm>
+                        </wpg:grpSpPr>
+                        <wps:wsp>
+                          <wps:cNvPr id="493235681" name="Text Box 15"/>
+                          <wps:cNvSpPr txBox="1">
+                            <a:spLocks noChangeArrowheads="1"/>
+                          </wps:cNvSpPr>
+                          <wps:spPr bwMode="auto">
+                            <a:xfrm>
+                              <a:off x="116" y="175"/>
+                              <a:ext cx="4309" cy="4920"/>
+                            </a:xfrm>
+                            <a:prstGeom prst="rect">
+                              <a:avLst/>
+                            </a:prstGeom>
+                            <a:noFill/>
+                            <a:ln>
+                              <a:noFill/>
+                            </a:ln>
+                            <a:extLst>
+                              <a:ext uri="{909E8E84-426E-40DD-AFC4-6F175D3DCCD1}">
+                                <a14:hiddenFill xmlns:a14="http://schemas.microsoft.com/office/drawing/2010/main">
+                                  <a:solidFill>
+                                    <a:srgbClr val="FFFFFF"/>
+                                  </a:solidFill>
+                                </a14:hiddenFill>
+                              </a:ext>
+                              <a:ext uri="{91240B29-F687-4F45-9708-019B960494DF}">
+                                <a14:hiddenLine xmlns:a14="http://schemas.microsoft.com/office/drawing/2010/main" w="6350">
+                                  <a:solidFill>
+                                    <a:srgbClr val="000000"/>
+                                  </a:solidFill>
+                                  <a:miter lim="800000"/>
+                                  <a:headEnd/>
+                                  <a:tailEnd/>
+                                </a14:hiddenLine>
+                              </a:ext>
+                            </a:extLst>
+                          </wps:spPr>
+                          <wps:txbx id="3">
+                            <w:txbxContent>
+                              <w:p>
+                                <w:pPr>
+                                  <w:snapToGrid w:val="0"/>
+                                  <w:ind w:right="73" w:firstLineChars="0" w:firstLine="0"/>
+                                  <w:rPr>
+                                    <w:rFonts w:ascii="ＭＳ ゴシック" w:eastAsia="ＭＳ ゴシック" w:hAnsi="ＭＳ ゴシック" w:hint="eastAsia"/>
+                                    <w:sz w:val="22"/>
+                                  </w:rPr>
+                                </w:pPr>
+                                <w:r>
+                                  <w:rPr>
+                                    <w:rFonts w:ascii="ＭＳ ゴシック" w:eastAsia="ＭＳ ゴシック" w:hAnsi="ＭＳ ゴシック" w:hint="eastAsia"/>
+                                    <w:sz w:val="22"/>
+                                  </w:rPr>
+                                  <w:t>未来ビジョン</w:t>
+                                </w:r>
+                              </w:p>
+                              <w:p>
+                                <w:pPr>
+                                  <w:ind w:firstLine="197"/>
+                                  <w:rPr>
+                                    <w:rFonts w:hint="eastAsia"/>
+                                  </w:rPr>
+                                </w:pPr>
+                                <w:r>
+                                  <w:rPr>
+                                    <w:rFonts w:hint="eastAsia"/>
+                                  </w:rPr>
+                                  <w:t>対話篇によって自らの思考を展開する試みの始原の一つに，プラトンの諸著作が挙げられる．</w:t>
+                                </w:r>
+                              </w:p>
+                            </w:txbxContent>
+                          </wps:txbx>
+                          <wps:bodyPr rot="0" vert="horz" wrap="square" lIns="108000" tIns="8890" rIns="108000" bIns="8890" anchor="t" anchorCtr="0" upright="1">
+                            <a:noAutofit/>
+                          </wps:bodyPr>
+                        </wps:wsp>
+                        <wps:wsp>
+                          <wps:cNvPr id="985938137" name="Text Box 16"/>
+                          <wps:cNvSpPr txBox="1">
+                            <a:spLocks noChangeArrowheads="1"/>
+                          </wps:cNvSpPr>
+                          <wps:spPr bwMode="auto">
+                            <a:xfrm>
+                              <a:off x="4660" y="175"/>
+                              <a:ext cx="4309" cy="4920"/>
+                            </a:xfrm>
+                            <a:prstGeom prst="rect">
+                              <a:avLst/>
+                            </a:prstGeom>
+                            <a:noFill/>
+                            <a:ln>
+                              <a:noFill/>
+                            </a:ln>
+                            <a:extLst>
+                              <a:ext uri="{909E8E84-426E-40DD-AFC4-6F175D3DCCD1}">
+                                <a14:hiddenFill xmlns:a14="http://schemas.microsoft.com/office/drawing/2010/main">
+                                  <a:solidFill>
+                                    <a:srgbClr val="FFFFFF"/>
+                                  </a:solidFill>
+                                </a14:hiddenFill>
+                              </a:ext>
+                              <a:ext uri="{91240B29-F687-4F45-9708-019B960494DF}">
+                                <a14:hiddenLine xmlns:a14="http://schemas.microsoft.com/office/drawing/2010/main" w="6350">
+                                  <a:solidFill>
+                                    <a:srgbClr val="000000"/>
+                                  </a:solidFill>
+                                  <a:miter lim="800000"/>
+                                  <a:headEnd/>
+                                  <a:tailEnd/>
+                                </a14:hiddenLine>
+                              </a:ext>
+                            </a:extLst>
+                          </wps:spPr>
+                          <wps:linkedTxbx id="3" seq="1"/>
+                          <wps:bodyPr rot="0" vert="horz" wrap="square" lIns="108000" tIns="8890" rIns="108000" bIns="8890" anchor="t" anchorCtr="0" upright="1">
+                            <a:noAutofit/>
+                          </wps:bodyPr>
+                        </wps:wsp>
+                      </wpg:grpSp>
+                    </wpg:wgp>
+                  </a:graphicData>
+                </a:graphic>
+                <wp14:sizeRelH relativeFrom="page">
+                  <wp14:pctWidth>0</wp14:pctWidth>
+                </wp14:sizeRelH>
+                <wp14:sizeRelV relativeFrom="page">
+                  <wp14:pctHeight>0</wp14:pctHeight>
+                </wp14:sizeRelV>
+              </wp:anchor>
+            </w:drawing>
+          </mc:Choice>
+          <mc:Fallback>
+            <w:pict>
+              <v:group w14:anchorId="00AE985D" id="グループ化 4" o:spid="_x0000_s1032" style="position:absolute;left:0;text-align:left;margin-left:0;margin-top:0;width:454.3pt;height:263.55pt;z-index:251663872;mso-position-horizontal:center;mso-position-horizontal-relative:margin;mso-position-vertical:center;mso-position-vertical-relative:page" coordsize="9086,5271" o:gfxdata="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">
+                <v:rect id="Rectangle 13" o:spid="_x0000_s1033" style="position:absolute;width:9086;height:5271;visibility:visible;mso-wrap-style:square;v-text-anchor:top" o:gfxdata="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" filled="f" fillcolor="yellow" strokeweight=".5pt">
+                  <v:textbox inset="5.85pt,.7pt,5.85pt,.7pt"/>
+                </v:rect>
+                <v:group id="Group 14" o:spid="_x0000_s1034" style="position:absolute;left:116;top:175;width:8853;height:4920" coordorigin="116,175" coordsize="8853,4920" o:gfxdata="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">
+                  <v:shape id="Text Box 15" o:spid="_x0000_s1035" type="#_x0000_t202" style="position:absolute;left:116;top:175;width:4309;height:4920;visibility:visible;mso-wrap-style:square;v-text-anchor:top" o:gfxdata="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" filled="f" stroked="f" strokeweight=".5pt">
+                    <v:textbox style="mso-next-textbox:#Text Box 16" inset="3mm,.7pt,3mm,.7pt">
+                      <w:txbxContent>
+                        <w:p>
+                          <w:pPr>
+                            <w:snapToGrid w:val="0"/>
+                            <w:ind w:right="73" w:firstLineChars="0" w:firstLine="0"/>
+                            <w:rPr>
+                              <w:rFonts w:ascii="ＭＳ ゴシック" w:eastAsia="ＭＳ ゴシック" w:hAnsi="ＭＳ ゴシック" w:hint="eastAsia"/>
+                              <w:sz w:val="22"/>
+                            </w:rPr>
+                          </w:pPr>
+                          <w:r>
+                            <w:rPr>
+                              <w:rFonts w:ascii="ＭＳ ゴシック" w:eastAsia="ＭＳ ゴシック" w:hAnsi="ＭＳ ゴシック" w:hint="eastAsia"/>
+                              <w:sz w:val="22"/>
+                            </w:rPr>
+                            <w:t>未来ビジョン</w:t>
+                          </w:r>
+                        </w:p>
+                        <w:p>
+                          <w:pPr>
+                            <w:ind w:firstLine="197"/>
+                            <w:rPr>
+                              <w:rFonts w:hint="eastAsia"/>
+                            </w:rPr>
+                          </w:pPr>
+                          <w:r>
+                            <w:rPr>
+                              <w:rFonts w:hint="eastAsia"/>
+                            </w:rPr>
+                            <w:t>対話篇によって自らの思考を展開する試みの始原の一つに，プラトンの諸著作が挙げられる．</w:t>
+                          </w:r>
+                        </w:p>
+                      </w:txbxContent>
+                    </v:textbox>
+                  </v:shape>
+                  <v:shape id="Text Box 16" o:spid="_x0000_s1036" type="#_x0000_t202" style="position:absolute;left:4660;top:175;width:4309;height:4920;visibility:visible;mso-wrap-style:square;v-text-anchor:top" o:gfxdata="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" filled="f" stroked="f" strokeweight=".5pt">
+                    <v:textbox inset="3mm,.7pt,3mm,.7pt">
+                      <w:txbxContent/>
+                    </v:textbox>
+                  </v:shape>
+                </v:group>
+                <w10:wrap type="square" anchorx="margin" anchory="page"/>
+              </v:group>
+            </w:pict>
+          </mc:Fallback>
+        </mc:AlternateContent>
+      </w:r>
+      <w:r>
+        <w:t xml:space="preserve">H. Jeon, D. Ahn, S. Pang, Y. Choi, S. Yoon, J. Lee, E.-m. Kim, and H. Lim. </w:t>
+      </w:r>
+      <w:proofErr w:type="spellStart"/>
+      <w:r>
+        <w:t>InnerPond</w:t>
+      </w:r>
+      <w:proofErr w:type="spellEnd"/>
+      <w:r>
+        <w:t>: Fostering Inter-Self Dialogue with a Multi-Agent Approach for Introspection. In Proceedings of the 2026 CHI Conference on Human Factors in Computing Systems (CHI '26), pp. 1–25, ACM, 2026.</w:t>
+      </w:r>
+      <w:bookmarkEnd w:id="0"/>
     </w:p>
     <w:sectPr>
       <w:headerReference w:type="even" r:id="rId18"/>
@@ -6156,6 +6263,7 @@
   <w:style w:type="character" w:default="1" w:styleId="a2">
     <w:name w:val="Default Paragraph Font"/>
     <w:uiPriority w:val="1"/>
+    <w:semiHidden/>
     <w:unhideWhenUsed/>
   </w:style>
   <w:style w:type="table" w:default="1" w:styleId="a3">

--- a/paper/WISS_Template_2026_demo.docx
+++ b/paper/WISS_Template_2026_demo.docx
@@ -726,91 +726,67 @@
         <w:rPr>
           <w:rFonts w:hint="eastAsia"/>
         </w:rPr>
-        <w:t>人が生き，成熟を深めてゆく過程の中で，葛藤はかけがえのない時間である．葛藤を育んでゆくにあたっては，まず語ってみることが欠かせない．しかし現代は，いかなる発言も記録が残り，他者に参照され得る時代である．</w:t>
-      </w:r>
-      <w:r>
-        <w:rPr>
-          <w:rFonts w:hint="eastAsia"/>
-        </w:rPr>
-        <w:t>一度表明した声は，後から</w:t>
-      </w:r>
-      <w:r>
-        <w:rPr>
-          <w:rFonts w:hint="eastAsia"/>
-        </w:rPr>
-        <w:t>「</w:t>
-      </w:r>
-      <w:r>
-        <w:rPr>
-          <w:rFonts w:hint="eastAsia"/>
-        </w:rPr>
-        <w:t>不適切であった</w:t>
-      </w:r>
-      <w:r>
-        <w:rPr>
-          <w:rFonts w:hint="eastAsia"/>
-        </w:rPr>
-        <w:t>」</w:t>
-      </w:r>
-      <w:r>
-        <w:rPr>
-          <w:rFonts w:hint="eastAsia"/>
-        </w:rPr>
-        <w:t>と自覚しようと，</w:t>
-      </w:r>
-      <w:r>
-        <w:rPr>
-          <w:rFonts w:hint="eastAsia"/>
-        </w:rPr>
-        <w:t>自身を代表する</w:t>
-      </w:r>
-      <w:r>
-        <w:rPr>
-          <w:rFonts w:hint="eastAsia"/>
-        </w:rPr>
-        <w:t>意見</w:t>
-      </w:r>
-      <w:r>
-        <w:rPr>
-          <w:rFonts w:hint="eastAsia"/>
-        </w:rPr>
-        <w:t>であると判断され得る恐れを持つ．ここに，</w:t>
-      </w:r>
-      <w:r>
-        <w:rPr>
-          <w:rFonts w:hint="eastAsia"/>
-        </w:rPr>
-        <w:t>葛藤の展開を</w:t>
-      </w:r>
-      <w:r>
-        <w:rPr>
-          <w:rFonts w:hint="eastAsia"/>
-        </w:rPr>
-        <w:t>躊躇させ</w:t>
-      </w:r>
-      <w:r>
-        <w:rPr>
-          <w:rFonts w:hint="eastAsia"/>
-        </w:rPr>
-        <w:t>る構造</w:t>
-      </w:r>
-      <w:r>
-        <w:rPr>
-          <w:rFonts w:hint="eastAsia"/>
-        </w:rPr>
-        <w:t>が</w:t>
-      </w:r>
-      <w:r>
-        <w:rPr>
-          <w:rFonts w:hint="eastAsia"/>
-        </w:rPr>
-        <w:t>ある</w:t>
-      </w:r>
-      <w:r>
-        <w:rPr>
-          <w:rFonts w:hint="eastAsia"/>
-        </w:rPr>
-        <w:t>．本研究は，この困難を「対話篇の執筆」により調停すべく，自己対話型葛藤支援システム</w:t>
+        <w:t>人が生き，成熟を深めてゆく過程の中で，葛藤はかけがえのない時間である．葛藤を</w:t>
+      </w:r>
+      <w:r>
+        <w:rPr>
+          <w:rFonts w:hint="eastAsia"/>
+        </w:rPr>
+        <w:t>涵養</w:t>
+      </w:r>
+      <w:r>
+        <w:rPr>
+          <w:rFonts w:hint="eastAsia"/>
+        </w:rPr>
+        <w:t>す</w:t>
+      </w:r>
+      <w:r>
+        <w:rPr>
+          <w:rFonts w:hint="eastAsia"/>
+        </w:rPr>
+        <w:t>る</w:t>
+      </w:r>
+      <w:r>
+        <w:rPr>
+          <w:rFonts w:hint="eastAsia"/>
+        </w:rPr>
+        <w:t>に当たっては，</w:t>
+      </w:r>
+      <w:r>
+        <w:rPr>
+          <w:rFonts w:hint="eastAsia"/>
+        </w:rPr>
+        <w:t>まずは</w:t>
+      </w:r>
+      <w:r>
+        <w:rPr>
+          <w:rFonts w:hint="eastAsia"/>
+        </w:rPr>
+        <w:t>素直に語ることが欠かせない．しかし，現代はいかなる発言も</w:t>
+      </w:r>
+      <w:r>
+        <w:rPr>
+          <w:rFonts w:hint="eastAsia"/>
+        </w:rPr>
+        <w:t>保存され</w:t>
+      </w:r>
+      <w:r>
+        <w:rPr>
+          <w:rFonts w:hint="eastAsia"/>
+        </w:rPr>
+        <w:t>，他者に参照され得る時代である．ゆえに我々は，葛藤の端緒に過ぎない最初の声すら，その責任が帰属され得る状況にある．ここに，葛藤の</w:t>
+      </w:r>
+      <w:r>
+        <w:rPr>
+          <w:rFonts w:hint="eastAsia"/>
+        </w:rPr>
+        <w:t>展開を躊躇させる</w:t>
+      </w:r>
+      <w:r>
+        <w:rPr>
+          <w:rFonts w:hint="eastAsia"/>
+        </w:rPr>
+        <w:t>困難がある．本研究は，この困難を対話篇の執筆により調停すべく，自己対話型葛藤支援システム</w:t>
       </w:r>
       <w:r>
         <w:rPr>
@@ -828,130 +804,157 @@
         <w:rPr>
           <w:rFonts w:hint="eastAsia"/>
         </w:rPr>
+        <w:t>本システム</w:t>
+      </w:r>
+      <w:r>
+        <w:rPr>
+          <w:rFonts w:hint="eastAsia"/>
+        </w:rPr>
+        <w:t>では，ユーザは自らが問い深めたい主題をめぐり，二人の話者による対話として思考を展開</w:t>
+      </w:r>
+      <w:r>
+        <w:rPr>
+          <w:rFonts w:hint="eastAsia"/>
+        </w:rPr>
+        <w:t>す</w:t>
+      </w:r>
+      <w:r>
+        <w:rPr>
+          <w:rFonts w:hint="eastAsia"/>
+        </w:rPr>
+        <w:t>る．全ての記述には鍵括弧が伴う．ゆえに，展開された葛藤の部分は</w:t>
+      </w:r>
+      <w:r>
+        <w:rPr>
+          <w:rFonts w:hint="eastAsia"/>
+        </w:rPr>
+        <w:t>，</w:t>
+      </w:r>
+      <w:r>
+        <w:rPr>
+          <w:rFonts w:hint="eastAsia"/>
+        </w:rPr>
+        <w:t>括弧の話者による発言として表現される．一方で，</w:t>
+      </w:r>
+      <w:r>
+        <w:rPr>
+          <w:rFonts w:hint="eastAsia"/>
+        </w:rPr>
+        <w:t>同じ</w:t>
+      </w:r>
+      <w:r>
+        <w:rPr>
+          <w:rFonts w:hint="eastAsia"/>
+        </w:rPr>
+        <w:t>葛藤の全体は</w:t>
+      </w:r>
+      <w:r>
+        <w:rPr>
+          <w:rFonts w:hint="eastAsia"/>
+        </w:rPr>
+        <w:t>，</w:t>
+      </w:r>
+      <w:r>
+        <w:rPr>
+          <w:rFonts w:hint="eastAsia"/>
+        </w:rPr>
+        <w:t>ユーザ</w:t>
+      </w:r>
+      <w:r>
+        <w:rPr>
+          <w:rFonts w:hint="eastAsia"/>
+        </w:rPr>
+        <w:t>を</w:t>
+      </w:r>
+      <w:r>
+        <w:rPr>
+          <w:rFonts w:hint="eastAsia"/>
+        </w:rPr>
+        <w:t>対話篇の作者</w:t>
+      </w:r>
+      <w:r>
+        <w:rPr>
+          <w:rFonts w:hint="eastAsia"/>
+        </w:rPr>
+        <w:t>であると</w:t>
+      </w:r>
+      <w:r>
+        <w:rPr>
+          <w:rFonts w:hint="eastAsia"/>
+        </w:rPr>
+        <w:t>示唆する．これにより，ユーザは</w:t>
+      </w:r>
+      <w:r>
+        <w:rPr>
+          <w:rFonts w:hint="eastAsia"/>
+        </w:rPr>
+        <w:t>自らを</w:t>
+      </w:r>
+      <w:r>
+        <w:rPr>
+          <w:rFonts w:hint="eastAsia"/>
+        </w:rPr>
+        <w:t>単一の立場に還元</w:t>
+      </w:r>
+      <w:r>
+        <w:rPr>
+          <w:rFonts w:hint="eastAsia"/>
+        </w:rPr>
+        <w:t>さ</w:t>
+      </w:r>
+      <w:r>
+        <w:rPr>
+          <w:rFonts w:hint="eastAsia"/>
+        </w:rPr>
+        <w:t>せずに</w:t>
+      </w:r>
+      <w:r>
+        <w:rPr>
+          <w:rFonts w:hint="eastAsia"/>
+        </w:rPr>
+        <w:t>葛藤を</w:t>
+      </w:r>
+      <w:r>
+        <w:rPr>
+          <w:rFonts w:hint="eastAsia"/>
+        </w:rPr>
+        <w:t>展開することが可能となる．</w:t>
+      </w:r>
+      <w:r>
+        <w:rPr>
+          <w:rFonts w:hint="eastAsia"/>
+        </w:rPr>
         <w:t>MyPolyphony</w:t>
       </w:r>
       <w:r>
         <w:rPr>
           <w:rFonts w:hint="eastAsia"/>
         </w:rPr>
-        <w:t>では，ユーザは自ら</w:t>
-      </w:r>
-      <w:r>
-        <w:rPr>
-          <w:rFonts w:hint="eastAsia"/>
-        </w:rPr>
-        <w:t>が</w:t>
-      </w:r>
-      <w:r>
-        <w:rPr>
-          <w:rFonts w:hint="eastAsia"/>
-        </w:rPr>
-        <w:t>問い深めたい主題をめぐり，二人の話者による対話として思考を展開させてゆく．全ての記述には鍵括弧が伴う．ゆえに，展開された葛藤の部分は，括弧の話者による発言として表現される</w:t>
-      </w:r>
-      <w:r>
-        <w:rPr>
-          <w:rFonts w:hint="eastAsia"/>
-        </w:rPr>
-        <w:t>．</w:t>
-      </w:r>
-      <w:r>
-        <w:rPr>
-          <w:rFonts w:hint="eastAsia"/>
-        </w:rPr>
-        <w:t>一方で，</w:t>
-      </w:r>
-      <w:r>
-        <w:rPr>
-          <w:rFonts w:hint="eastAsia"/>
-        </w:rPr>
-        <w:t>展開</w:t>
-      </w:r>
-      <w:r>
-        <w:rPr>
-          <w:rFonts w:hint="eastAsia"/>
-        </w:rPr>
-        <w:t>された葛藤の全体は，ユーザを対話篇の作者</w:t>
-      </w:r>
-      <w:r>
-        <w:rPr>
-          <w:rFonts w:hint="eastAsia"/>
-        </w:rPr>
-        <w:t>である</w:t>
-      </w:r>
-      <w:r>
-        <w:rPr>
-          <w:rFonts w:hint="eastAsia"/>
-        </w:rPr>
-        <w:t>ことを</w:t>
-      </w:r>
-      <w:r>
-        <w:rPr>
-          <w:rFonts w:hint="eastAsia"/>
-        </w:rPr>
-        <w:t>示唆</w:t>
-      </w:r>
-      <w:r>
-        <w:rPr>
-          <w:rFonts w:hint="eastAsia"/>
-        </w:rPr>
-        <w:t>す</w:t>
-      </w:r>
-      <w:r>
-        <w:rPr>
-          <w:rFonts w:hint="eastAsia"/>
-        </w:rPr>
-        <w:t>る</w:t>
-      </w:r>
-      <w:r>
-        <w:rPr>
-          <w:rFonts w:hint="eastAsia"/>
-        </w:rPr>
-        <w:t>．これにより，ユーザは自身の葛藤を，自己を単一の立場に還元せずに展開させることが可能となる．</w:t>
-      </w:r>
-      <w:r>
-        <w:rPr>
-          <w:rFonts w:hint="eastAsia"/>
-        </w:rPr>
-        <w:t>MyPolyphony</w:t>
-      </w:r>
-      <w:r>
-        <w:rPr>
-          <w:rFonts w:hint="eastAsia"/>
-        </w:rPr>
-        <w:t>は，矛盾する思考をそのままに自身の内において育みつつ，当の葛藤</w:t>
-      </w:r>
-      <w:r>
-        <w:rPr>
-          <w:rFonts w:hint="eastAsia"/>
-        </w:rPr>
-        <w:t>の</w:t>
-      </w:r>
-      <w:r>
-        <w:rPr>
-          <w:rFonts w:hint="eastAsia"/>
-        </w:rPr>
-        <w:t>過程そのものを</w:t>
-      </w:r>
-      <w:r>
-        <w:rPr>
-          <w:rFonts w:hint="eastAsia"/>
-        </w:rPr>
-        <w:t>自分の生として</w:t>
-      </w:r>
-      <w:r>
-        <w:rPr>
-          <w:rFonts w:hint="eastAsia"/>
-        </w:rPr>
-        <w:t>引き受けるための場を開く</w:t>
-      </w:r>
-      <w:r>
-        <w:rPr>
-          <w:rFonts w:hint="eastAsia"/>
-        </w:rPr>
-        <w:t>．</w:t>
-      </w:r>
-      <w:r>
-        <w:t xml:space="preserve"> </w:t>
+        <w:t>は，矛盾する思考をそのままに自身の内において育みつつ，当の葛藤の過程</w:t>
+      </w:r>
+      <w:r>
+        <w:rPr>
+          <w:rFonts w:hint="eastAsia"/>
+        </w:rPr>
+        <w:t>そのものを</w:t>
+      </w:r>
+      <w:r>
+        <w:rPr>
+          <w:rFonts w:hint="eastAsia"/>
+        </w:rPr>
+        <w:t>自己</w:t>
+      </w:r>
+      <w:r>
+        <w:rPr>
+          <w:rFonts w:hint="eastAsia"/>
+        </w:rPr>
+        <w:t>として</w:t>
+      </w:r>
+      <w:r>
+        <w:rPr>
+          <w:rFonts w:hint="eastAsia"/>
+        </w:rPr>
+        <w:t>引き受けるための場を開く．</w:t>
       </w:r>
       <w:r>
         <w:br/>
@@ -997,12 +1000,6 @@
         <w:rPr>
           <w:rFonts w:hint="eastAsia"/>
         </w:rPr>
-        <w:t>ときに</w:t>
-      </w:r>
-      <w:r>
-        <w:rPr>
-          <w:rFonts w:hint="eastAsia"/>
-        </w:rPr>
         <w:t>人は</w:t>
       </w:r>
       <w:r>
@@ -1021,6 +1018,12 @@
         <w:rPr>
           <w:rFonts w:hint="eastAsia"/>
         </w:rPr>
+        <w:t>時に</w:t>
+      </w:r>
+      <w:r>
+        <w:rPr>
+          <w:rFonts w:hint="eastAsia"/>
+        </w:rPr>
         <w:t>伴い</w:t>
       </w:r>
       <w:r>
@@ -1063,7 +1066,7 @@
         <w:rPr>
           <w:rFonts w:hint="eastAsia"/>
         </w:rPr>
-        <w:t>に怯えながら，しかし孤独</w:t>
+        <w:t>に怯えながら，孤独</w:t>
       </w:r>
       <w:r>
         <w:rPr>
@@ -1141,7 +1144,37 @@
         <w:rPr>
           <w:rFonts w:hint="eastAsia"/>
         </w:rPr>
-        <w:t>してしまう</w:t>
+        <w:t>し</w:t>
+      </w:r>
+      <w:r>
+        <w:rPr>
+          <w:rFonts w:hint="eastAsia"/>
+        </w:rPr>
+        <w:t>，</w:t>
+      </w:r>
+      <w:r>
+        <w:rPr>
+          <w:rFonts w:hint="eastAsia"/>
+        </w:rPr>
+        <w:t>離れ</w:t>
+      </w:r>
+      <w:r>
+        <w:rPr>
+          <w:rFonts w:hint="eastAsia"/>
+        </w:rPr>
+        <w:t>難く</w:t>
+      </w:r>
+      <w:r>
+        <w:rPr>
+          <w:rFonts w:hint="eastAsia"/>
+        </w:rPr>
+        <w:t>思って</w:t>
+      </w:r>
+      <w:r>
+        <w:rPr>
+          <w:rFonts w:hint="eastAsia"/>
+        </w:rPr>
+        <w:t>しまう</w:t>
       </w:r>
       <w:r>
         <w:rPr>
@@ -1212,7 +1245,19 @@
         <w:rPr>
           <w:rFonts w:hint="eastAsia"/>
         </w:rPr>
-        <w:t>自分なりの態度決定を希求してゆく営み</w:t>
+        <w:t>自分なりの態度決定を希求</w:t>
+      </w:r>
+      <w:r>
+        <w:rPr>
+          <w:rFonts w:hint="eastAsia"/>
+        </w:rPr>
+        <w:t>する</w:t>
+      </w:r>
+      <w:r>
+        <w:rPr>
+          <w:rFonts w:hint="eastAsia"/>
+        </w:rPr>
+        <w:t>営み</w:t>
       </w:r>
       <w:r>
         <w:rPr>
@@ -1236,6 +1281,12 @@
         <w:rPr>
           <w:rFonts w:hint="eastAsia"/>
         </w:rPr>
+        <w:t>抱えた</w:t>
+      </w:r>
+      <w:r>
+        <w:rPr>
+          <w:rFonts w:hint="eastAsia"/>
+        </w:rPr>
         <w:t>葛藤は</w:t>
       </w:r>
       <w:r>
@@ -1248,6 +1299,12 @@
         <w:rPr>
           <w:rFonts w:hint="eastAsia"/>
         </w:rPr>
+        <w:t>，</w:t>
+      </w:r>
+      <w:r>
+        <w:rPr>
+          <w:rFonts w:hint="eastAsia"/>
+        </w:rPr>
         <w:t>決着を見ると</w:t>
       </w:r>
       <w:r>
@@ -1278,7 +1335,31 @@
         <w:rPr>
           <w:rFonts w:hint="eastAsia"/>
         </w:rPr>
-        <w:t>にわたり，抱え続ける可能性は否定できない．</w:t>
+        <w:t>に</w:t>
+      </w:r>
+      <w:r>
+        <w:rPr>
+          <w:rFonts w:hint="eastAsia"/>
+        </w:rPr>
+        <w:t>及</w:t>
+      </w:r>
+      <w:r>
+        <w:rPr>
+          <w:rFonts w:hint="eastAsia"/>
+        </w:rPr>
+        <w:t>び</w:t>
+      </w:r>
+      <w:r>
+        <w:rPr>
+          <w:rFonts w:hint="eastAsia"/>
+        </w:rPr>
+        <w:t>，</w:t>
+      </w:r>
+      <w:r>
+        <w:rPr>
+          <w:rFonts w:hint="eastAsia"/>
+        </w:rPr>
+        <w:t>抱え続ける可能性は否定できない．</w:t>
       </w:r>
       <w:r>
         <w:rPr>
@@ -1361,7 +1442,7 @@
         <w:rPr>
           <w:rFonts w:hint="eastAsia"/>
         </w:rPr>
-        <w:t>堅持する</w:t>
+        <w:t>保つ</w:t>
       </w:r>
       <w:r>
         <w:rPr>
@@ -1432,7 +1513,7 @@
     </w:p>
     <w:p>
       <w:pPr>
-        <w:ind w:leftChars="100" w:left="197" w:firstLineChars="0" w:firstLine="0"/>
+        <w:ind w:firstLine="197"/>
       </w:pPr>
       <w:r>
         <w:rPr>
@@ -1492,7 +1573,37 @@
         <w:t>まず</w:t>
       </w:r>
       <w:r>
-        <w:t>語りだしてみる軽やかさが欠かせない．しかし</w:t>
+        <w:rPr>
+          <w:rFonts w:hint="eastAsia"/>
+        </w:rPr>
+        <w:t>語り出</w:t>
+      </w:r>
+      <w:r>
+        <w:rPr>
+          <w:rFonts w:hint="eastAsia"/>
+        </w:rPr>
+        <w:t>してみる軽やかさ</w:t>
+      </w:r>
+      <w:r>
+        <w:rPr>
+          <w:rFonts w:hint="eastAsia"/>
+        </w:rPr>
+        <w:t>が</w:t>
+      </w:r>
+      <w:r>
+        <w:rPr>
+          <w:rFonts w:hint="eastAsia"/>
+        </w:rPr>
+        <w:t>欠かせない</w:t>
+      </w:r>
+      <w:r>
+        <w:rPr>
+          <w:rFonts w:hint="eastAsia"/>
+        </w:rPr>
+        <w:t>．</w:t>
+      </w:r>
+      <w:r>
+        <w:t>しかし</w:t>
       </w:r>
       <w:r>
         <w:rPr>
@@ -1510,7 +1621,25 @@
         <w:rPr>
           <w:rFonts w:hint="eastAsia"/>
         </w:rPr>
-        <w:t>たとえ自身では公開を意図していなくとも，</w:t>
+        <w:t>例え</w:t>
+      </w:r>
+      <w:r>
+        <w:rPr>
+          <w:rFonts w:hint="eastAsia"/>
+        </w:rPr>
+        <w:t>自身は公開を意図して</w:t>
+      </w:r>
+      <w:r>
+        <w:rPr>
+          <w:rFonts w:hint="eastAsia"/>
+        </w:rPr>
+        <w:t>おらず</w:t>
+      </w:r>
+      <w:r>
+        <w:rPr>
+          <w:rFonts w:hint="eastAsia"/>
+        </w:rPr>
+        <w:t>とも，</w:t>
       </w:r>
       <w:r>
         <w:rPr>
@@ -1528,7 +1657,7 @@
         <w:rPr>
           <w:rFonts w:hint="eastAsia"/>
         </w:rPr>
-        <w:t>記録され</w:t>
+        <w:t>保存</w:t>
       </w:r>
       <w:r>
         <w:rPr>
@@ -1540,19 +1669,25 @@
         <w:rPr>
           <w:rFonts w:hint="eastAsia"/>
         </w:rPr>
+        <w:t>公開され</w:t>
+      </w:r>
+      <w:r>
+        <w:rPr>
+          <w:rFonts w:hint="eastAsia"/>
+        </w:rPr>
+        <w:t>，</w:t>
+      </w:r>
+      <w:r>
+        <w:rPr>
+          <w:rFonts w:hint="eastAsia"/>
+        </w:rPr>
         <w:t>そして</w:t>
       </w:r>
       <w:r>
         <w:rPr>
           <w:rFonts w:hint="eastAsia"/>
         </w:rPr>
-        <w:t>参照</w:t>
-      </w:r>
-      <w:r>
-        <w:rPr>
-          <w:rFonts w:hint="eastAsia"/>
-        </w:rPr>
-        <w:t>され得る</w:t>
+        <w:t>参照され得る</w:t>
       </w:r>
       <w:r>
         <w:rPr>
@@ -1576,7 +1711,19 @@
         <w:rPr>
           <w:rFonts w:hint="eastAsia"/>
         </w:rPr>
-        <w:t>我々は</w:t>
+        <w:t>，我々は一貫した人間であるこ</w:t>
+      </w:r>
+      <w:r>
+        <w:rPr>
+          <w:rFonts w:hint="eastAsia"/>
+        </w:rPr>
+        <w:t>とが多くの場合に前提される．</w:t>
+      </w:r>
+      <w:r>
+        <w:rPr>
+          <w:rFonts w:hint="eastAsia"/>
+        </w:rPr>
+        <w:t>結果として</w:t>
       </w:r>
       <w:r>
         <w:t>，</w:t>
@@ -1585,45 +1732,36 @@
         <w:rPr>
           <w:rFonts w:hint="eastAsia"/>
         </w:rPr>
-        <w:t>一貫した人間であることが</w:t>
-      </w:r>
-      <w:r>
-        <w:rPr>
-          <w:rFonts w:hint="eastAsia"/>
-        </w:rPr>
-        <w:t>，多くの場合に</w:t>
-      </w:r>
-      <w:r>
-        <w:rPr>
-          <w:rFonts w:hint="eastAsia"/>
-        </w:rPr>
-        <w:t>前提される．</w:t>
-      </w:r>
-      <w:r>
-        <w:rPr>
-          <w:rFonts w:hint="eastAsia"/>
-        </w:rPr>
-        <w:t>結果として</w:t>
-      </w:r>
-      <w:r>
+        <w:t>一度表明した声は，</w:t>
+      </w:r>
+      <w:r>
+        <w:rPr>
+          <w:rFonts w:hint="eastAsia"/>
+        </w:rPr>
+        <w:t>たとえ</w:t>
+      </w:r>
+      <w:r>
+        <w:rPr>
+          <w:rFonts w:hint="eastAsia"/>
+        </w:rPr>
+        <w:t>後から「不適切であった」と自覚し</w:t>
+      </w:r>
+      <w:r>
+        <w:rPr>
+          <w:rFonts w:hint="eastAsia"/>
+        </w:rPr>
+        <w:t>ようとも</w:t>
+      </w:r>
+      <w:r>
+        <w:rPr>
+          <w:rFonts w:hint="eastAsia"/>
+        </w:rPr>
         <w:t>，</w:t>
       </w:r>
       <w:r>
         <w:rPr>
           <w:rFonts w:hint="eastAsia"/>
         </w:rPr>
-        <w:t>一度表明した声は，</w:t>
-      </w:r>
-      <w:r>
-        <w:rPr>
-          <w:rFonts w:hint="eastAsia"/>
-        </w:rPr>
-        <w:t>後から「不適切であった」と自覚しようと，</w:t>
-      </w:r>
-      <w:r>
-        <w:rPr>
-          <w:rFonts w:hint="eastAsia"/>
-        </w:rPr>
         <w:t>自身</w:t>
       </w:r>
       <w:r>
@@ -1636,19 +1774,49 @@
         <w:rPr>
           <w:rFonts w:hint="eastAsia"/>
         </w:rPr>
-        <w:t>している</w:t>
-      </w:r>
-      <w:r>
-        <w:rPr>
-          <w:rFonts w:hint="eastAsia"/>
-        </w:rPr>
-        <w:t>意見であると</w:t>
-      </w:r>
-      <w:r>
-        <w:rPr>
-          <w:rFonts w:hint="eastAsia"/>
-        </w:rPr>
-        <w:t>判断され得る恐れを持つ．</w:t>
+        <w:t>する</w:t>
+      </w:r>
+      <w:r>
+        <w:rPr>
+          <w:rFonts w:hint="eastAsia"/>
+        </w:rPr>
+        <w:t>意見</w:t>
+      </w:r>
+      <w:r>
+        <w:rPr>
+          <w:rFonts w:hint="eastAsia"/>
+        </w:rPr>
+        <w:t>であると</w:t>
+      </w:r>
+      <w:r>
+        <w:rPr>
+          <w:rFonts w:hint="eastAsia"/>
+        </w:rPr>
+        <w:t>判断され</w:t>
+      </w:r>
+      <w:r>
+        <w:rPr>
+          <w:rFonts w:hint="eastAsia"/>
+        </w:rPr>
+        <w:t>，</w:t>
+      </w:r>
+      <w:r>
+        <w:rPr>
+          <w:rFonts w:hint="eastAsia"/>
+        </w:rPr>
+        <w:t>その</w:t>
+      </w:r>
+      <w:r>
+        <w:rPr>
+          <w:rFonts w:hint="eastAsia"/>
+        </w:rPr>
+        <w:t>責任を問われ</w:t>
+      </w:r>
+      <w:r>
+        <w:rPr>
+          <w:rFonts w:hint="eastAsia"/>
+        </w:rPr>
+        <w:t>得る恐れを持つ．</w:t>
       </w:r>
       <w:r>
         <w:rPr>
@@ -1660,7 +1828,7 @@
         <w:rPr>
           <w:rFonts w:hint="eastAsia"/>
         </w:rPr>
-        <w:t>が</w:t>
+        <w:t>を</w:t>
       </w:r>
       <w:r>
         <w:rPr>
@@ -1672,7 +1840,7 @@
         <w:rPr>
           <w:rFonts w:hint="eastAsia"/>
         </w:rPr>
-        <w:t>られる</w:t>
+        <w:t>得る</w:t>
       </w:r>
       <w:r>
         <w:rPr>
@@ -1907,13 +2075,43 @@
         <w:rPr>
           <w:rFonts w:hint="eastAsia"/>
         </w:rPr>
-        <w:t>したがって，対話篇を執筆することには，次の機能があると理解できる．すなわち，個々の発言について作者への直接的な帰責を緩めつつ，葛藤の展開自体</w:t>
-      </w:r>
-      <w:r>
-        <w:rPr>
-          <w:rFonts w:hint="eastAsia"/>
-        </w:rPr>
-        <w:t>は可能にする</w:t>
+        <w:t>したがって，対話篇を執筆することには，次の機能があると理解できる．すなわち，個々の発言</w:t>
+      </w:r>
+      <w:r>
+        <w:rPr>
+          <w:rFonts w:hint="eastAsia"/>
+        </w:rPr>
+        <w:t>の</w:t>
+      </w:r>
+      <w:r>
+        <w:rPr>
+          <w:rFonts w:hint="eastAsia"/>
+        </w:rPr>
+        <w:t>作者への直接的な帰責を緩めつつ，葛藤の展開</w:t>
+      </w:r>
+      <w:r>
+        <w:rPr>
+          <w:rFonts w:hint="eastAsia"/>
+        </w:rPr>
+        <w:t>それ自体</w:t>
+      </w:r>
+      <w:r>
+        <w:rPr>
+          <w:rFonts w:hint="eastAsia"/>
+        </w:rPr>
+        <w:t>は可能</w:t>
+      </w:r>
+      <w:r>
+        <w:rPr>
+          <w:rFonts w:hint="eastAsia"/>
+        </w:rPr>
+        <w:t>とする</w:t>
+      </w:r>
+      <w:r>
+        <w:rPr>
+          <w:rFonts w:hint="eastAsia"/>
+        </w:rPr>
+        <w:t>ような</w:t>
       </w:r>
       <w:r>
         <w:rPr>
@@ -1943,14 +2141,14 @@
         <w:rPr>
           <w:rFonts w:hint="eastAsia"/>
         </w:rPr>
-        <w:t>は，これと相似した構造の実現を意</w:t>
+        <w:t>は，これと相似した構造の実現を意図しているが，成功しているとすれば，ユーザは葛藤過程の全体を作者として引き受け，対話の余地あ</w:t>
       </w:r>
       <w:r>
         <w:rPr>
           <w:rFonts w:hint="eastAsia"/>
         </w:rPr>
         <w:lastRenderedPageBreak/>
-        <w:t>図しているが，成功しているとすれば，ユーザは葛藤過程の全体を作者として引き受けて，対話の余地ある者として，よりよく他者と共生し得るだろう．</w:t>
+        <w:t>る者として，よりよく他者と共生し得るだろう．</w:t>
       </w:r>
     </w:p>
     <w:p>
@@ -2348,9 +2546,6 @@
         </w:rPr>
         <w:t>無効を切り替えられる．</w:t>
       </w:r>
-      <w:r>
-        <w:t xml:space="preserve"> </w:t>
-      </w:r>
     </w:p>
     <w:p>
       <w:pPr>
@@ -2410,7 +2605,13 @@
         <w:rPr>
           <w:rFonts w:hint="eastAsia"/>
         </w:rPr>
-        <w:t>これにより，対話の私秘性を保持している．</w:t>
+        <w:t>これ</w:t>
+      </w:r>
+      <w:r>
+        <w:rPr>
+          <w:rFonts w:hint="eastAsia"/>
+        </w:rPr>
+        <w:t>により，対話の私秘性を保持している．</w:t>
       </w:r>
     </w:p>
     <w:p>
@@ -2511,7 +2712,43 @@
         <w:rPr>
           <w:rFonts w:hint="eastAsia"/>
         </w:rPr>
-        <w:t>は全ての発言をユーザ自身が記述する．これは，葛藤の過程全体を自身に由来するものとして</w:t>
+        <w:t>は全ての発言をユーザ自身が記述する．</w:t>
+      </w:r>
+      <w:r>
+        <w:rPr>
+          <w:rFonts w:hint="eastAsia"/>
+        </w:rPr>
+        <w:t>これは，葛藤の過程の全体</w:t>
+      </w:r>
+      <w:r>
+        <w:rPr>
+          <w:rFonts w:hint="eastAsia"/>
+        </w:rPr>
+        <w:t>を</w:t>
+      </w:r>
+      <w:r>
+        <w:rPr>
+          <w:rFonts w:hint="eastAsia"/>
+        </w:rPr>
+        <w:t>正に自身に由来するものとして，</w:t>
+      </w:r>
+      <w:r>
+        <w:rPr>
+          <w:rFonts w:hint="eastAsia"/>
+        </w:rPr>
+        <w:t>その引き受けを支援するためである．</w:t>
+      </w:r>
+      <w:r>
+        <w:rPr>
+          <w:rFonts w:hint="eastAsia"/>
+        </w:rPr>
+        <w:t>また</w:t>
+      </w:r>
+      <w:r>
+        <w:rPr>
+          <w:rFonts w:hint="eastAsia"/>
+        </w:rPr>
+        <w:t>本構成には</w:t>
       </w:r>
       <w:r>
         <w:rPr>
@@ -2523,31 +2760,61 @@
         <w:rPr>
           <w:rFonts w:hint="eastAsia"/>
         </w:rPr>
-        <w:t>引き受ける</w:t>
-      </w:r>
-      <w:r>
-        <w:rPr>
-          <w:rFonts w:hint="eastAsia"/>
-        </w:rPr>
-        <w:t>ことを支援する</w:t>
-      </w:r>
-      <w:r>
-        <w:rPr>
-          <w:rFonts w:hint="eastAsia"/>
-        </w:rPr>
-        <w:t>ため</w:t>
-      </w:r>
-      <w:r>
-        <w:rPr>
-          <w:rFonts w:hint="eastAsia"/>
-        </w:rPr>
-        <w:t>である．また</w:t>
-      </w:r>
-      <w:r>
-        <w:rPr>
-          <w:rFonts w:hint="eastAsia"/>
-        </w:rPr>
-        <w:t>本構成には</w:t>
+        <w:t>AI</w:t>
+      </w:r>
+      <w:r>
+        <w:rPr>
+          <w:rFonts w:hint="eastAsia"/>
+        </w:rPr>
+        <w:t>に</w:t>
+      </w:r>
+      <w:r>
+        <w:rPr>
+          <w:rFonts w:hint="eastAsia"/>
+        </w:rPr>
+        <w:t>葛藤</w:t>
+      </w:r>
+      <w:r>
+        <w:rPr>
+          <w:rFonts w:hint="eastAsia"/>
+        </w:rPr>
+        <w:t>の背景</w:t>
+      </w:r>
+      <w:r>
+        <w:rPr>
+          <w:rFonts w:hint="eastAsia"/>
+        </w:rPr>
+        <w:t>や</w:t>
+      </w:r>
+      <w:r>
+        <w:rPr>
+          <w:rFonts w:hint="eastAsia"/>
+        </w:rPr>
+        <w:t>文脈</w:t>
+      </w:r>
+      <w:r>
+        <w:rPr>
+          <w:rFonts w:hint="eastAsia"/>
+        </w:rPr>
+        <w:t>を伝達する必要</w:t>
+      </w:r>
+      <w:r>
+        <w:rPr>
+          <w:rFonts w:hint="eastAsia"/>
+        </w:rPr>
+        <w:t>が</w:t>
+      </w:r>
+      <w:r>
+        <w:rPr>
+          <w:rFonts w:hint="eastAsia"/>
+        </w:rPr>
+        <w:t>な</w:t>
+      </w:r>
+      <w:r>
+        <w:rPr>
+          <w:rFonts w:hint="eastAsia"/>
+        </w:rPr>
+        <w:t>いため</w:t>
       </w:r>
       <w:r>
         <w:rPr>
@@ -2559,34 +2826,25 @@
         <w:rPr>
           <w:rFonts w:hint="eastAsia"/>
         </w:rPr>
-        <w:t>AI</w:t>
-      </w:r>
-      <w:r>
-        <w:rPr>
-          <w:rFonts w:hint="eastAsia"/>
-        </w:rPr>
-        <w:t>に思考の背景を都度伝達する必要</w:t>
-      </w:r>
-      <w:r>
-        <w:rPr>
-          <w:rFonts w:hint="eastAsia"/>
-        </w:rPr>
-        <w:t>がなく，</w:t>
-      </w:r>
-      <w:r>
-        <w:rPr>
-          <w:rFonts w:hint="eastAsia"/>
-        </w:rPr>
-        <w:t>今まさに生じつつある葛藤をそのまま書き始められる</w:t>
+        <w:t>今まさに生じつつある葛藤を</w:t>
+      </w:r>
+      <w:r>
+        <w:rPr>
+          <w:rFonts w:hint="eastAsia"/>
+        </w:rPr>
+        <w:t>直に</w:t>
+      </w:r>
+      <w:r>
+        <w:rPr>
+          <w:rFonts w:hint="eastAsia"/>
+        </w:rPr>
+        <w:t>書き始められる</w:t>
       </w:r>
       <w:r>
         <w:rPr>
           <w:rFonts w:hint="eastAsia"/>
         </w:rPr>
         <w:t>利点もあると言える．</w:t>
-      </w:r>
-      <w:r>
-        <w:t xml:space="preserve"> </w:t>
       </w:r>
     </w:p>
     <w:p>
@@ -2663,6 +2921,12 @@
         <w:rPr>
           <w:rFonts w:hint="eastAsia"/>
         </w:rPr>
+        <w:t>と</w:t>
+      </w:r>
+      <w:r>
+        <w:rPr>
+          <w:rFonts w:hint="eastAsia"/>
+        </w:rPr>
         <w:t>した</w:t>
       </w:r>
       <w:r>
@@ -2729,7 +2993,13 @@
         <w:rPr>
           <w:rFonts w:hint="eastAsia"/>
         </w:rPr>
-        <w:t>．ただしその場合にも，</w:t>
+        <w:t>．</w:t>
+      </w:r>
+      <w:r>
+        <w:rPr>
+          <w:rFonts w:hint="eastAsia"/>
+        </w:rPr>
+        <w:t>ただし，本研究の企図からは，</w:t>
       </w:r>
       <w:r>
         <w:rPr>
@@ -2741,37 +3011,43 @@
         <w:rPr>
           <w:rFonts w:hint="eastAsia"/>
         </w:rPr>
-        <w:t>自体を</w:t>
-      </w:r>
-      <w:r>
-        <w:rPr>
-          <w:rFonts w:hint="eastAsia"/>
-        </w:rPr>
-        <w:t>ユーザ</w:t>
-      </w:r>
-      <w:r>
-        <w:rPr>
-          <w:rFonts w:hint="eastAsia"/>
-        </w:rPr>
-        <w:t>の</w:t>
-      </w:r>
-      <w:r>
-        <w:rPr>
-          <w:rFonts w:hint="eastAsia"/>
-        </w:rPr>
-        <w:t>対話相手とするより</w:t>
-      </w:r>
-      <w:r>
-        <w:rPr>
-          <w:rFonts w:hint="eastAsia"/>
-        </w:rPr>
-        <w:t>も</w:t>
-      </w:r>
-      <w:r>
-        <w:rPr>
-          <w:rFonts w:hint="eastAsia"/>
-        </w:rPr>
-        <w:t>，「ユーザ」と「</w:t>
+        <w:t>自身</w:t>
+      </w:r>
+      <w:r>
+        <w:rPr>
+          <w:rFonts w:hint="eastAsia"/>
+        </w:rPr>
+        <w:t>が</w:t>
+      </w:r>
+      <w:r>
+        <w:rPr>
+          <w:rFonts w:hint="eastAsia"/>
+        </w:rPr>
+        <w:t>ユーザの対話相手と</w:t>
+      </w:r>
+      <w:r>
+        <w:rPr>
+          <w:rFonts w:hint="eastAsia"/>
+        </w:rPr>
+        <w:t>な</w:t>
+      </w:r>
+      <w:r>
+        <w:rPr>
+          <w:rFonts w:hint="eastAsia"/>
+        </w:rPr>
+        <w:t>るよりも，</w:t>
+      </w:r>
+      <w:r>
+        <w:rPr>
+          <w:rFonts w:hint="eastAsia"/>
+        </w:rPr>
+        <w:t>あくまで</w:t>
+      </w:r>
+      <w:r>
+        <w:rPr>
+          <w:rFonts w:hint="eastAsia"/>
+        </w:rPr>
+        <w:t>「ユーザ」と「</w:t>
       </w:r>
       <w:r>
         <w:rPr>
@@ -2783,43 +3059,55 @@
         <w:rPr>
           <w:rFonts w:hint="eastAsia"/>
         </w:rPr>
-        <w:t>によって補助されたユーザ自身」とが対話する構図を保つ</w:t>
-      </w:r>
-      <w:r>
-        <w:rPr>
-          <w:rFonts w:hint="eastAsia"/>
-        </w:rPr>
-        <w:t>こと</w:t>
-      </w:r>
-      <w:r>
-        <w:rPr>
-          <w:rFonts w:hint="eastAsia"/>
-        </w:rPr>
-        <w:t>が</w:t>
-      </w:r>
-      <w:r>
-        <w:rPr>
-          <w:rFonts w:hint="eastAsia"/>
-        </w:rPr>
-        <w:t>，本研究の</w:t>
-      </w:r>
-      <w:r>
-        <w:rPr>
-          <w:rFonts w:hint="eastAsia"/>
-        </w:rPr>
-        <w:t>企図</w:t>
-      </w:r>
-      <w:r>
-        <w:rPr>
-          <w:rFonts w:hint="eastAsia"/>
-        </w:rPr>
-        <w:t>からは望ましい．</w:t>
-      </w:r>
-      <w:r>
-        <w:rPr>
-          <w:rFonts w:hint="eastAsia"/>
-        </w:rPr>
-        <w:t xml:space="preserve"> </w:t>
+        <w:t>に補助されたユーザ自身」</w:t>
+      </w:r>
+      <w:r>
+        <w:rPr>
+          <w:rFonts w:hint="eastAsia"/>
+        </w:rPr>
+        <w:t>と</w:t>
+      </w:r>
+      <w:r>
+        <w:rPr>
+          <w:rFonts w:hint="eastAsia"/>
+        </w:rPr>
+        <w:t>が対話する</w:t>
+      </w:r>
+      <w:r>
+        <w:rPr>
+          <w:rFonts w:hint="eastAsia"/>
+        </w:rPr>
+        <w:t>構図</w:t>
+      </w:r>
+      <w:r>
+        <w:rPr>
+          <w:rFonts w:hint="eastAsia"/>
+        </w:rPr>
+        <w:t>を保つ</w:t>
+      </w:r>
+      <w:r>
+        <w:rPr>
+          <w:rFonts w:hint="eastAsia"/>
+        </w:rPr>
+        <w:t>ことが，</w:t>
+      </w:r>
+      <w:r>
+        <w:rPr>
+          <w:rFonts w:hint="eastAsia"/>
+        </w:rPr>
+        <w:t>より望ましい</w:t>
+      </w:r>
+      <w:r>
+        <w:rPr>
+          <w:rFonts w:hint="eastAsia"/>
+        </w:rPr>
+        <w:t>支援の形である</w:t>
+      </w:r>
+      <w:r>
+        <w:rPr>
+          <w:rFonts w:hint="eastAsia"/>
+        </w:rPr>
+        <w:t>．</w:t>
       </w:r>
     </w:p>
     <w:p>
@@ -3126,73 +3414,127 @@
         <w:rPr>
           <w:rFonts w:hint="eastAsia"/>
         </w:rPr>
-        <w:t>なお</w:t>
-      </w:r>
-      <w:r>
-        <w:rPr>
-          <w:rFonts w:hint="eastAsia"/>
-        </w:rPr>
-        <w:t>，本研究では</w:t>
-      </w:r>
-      <w:r>
-        <w:rPr>
-          <w:rFonts w:hint="eastAsia"/>
-        </w:rPr>
-        <w:t>MyPolyphony</w:t>
-      </w:r>
-      <w:r>
-        <w:rPr>
-          <w:rFonts w:hint="eastAsia"/>
-        </w:rPr>
-        <w:t>の効果を</w:t>
-      </w:r>
-      <w:r>
-        <w:rPr>
-          <w:rFonts w:hint="eastAsia"/>
-        </w:rPr>
-        <w:t>まだ</w:t>
-      </w:r>
-      <w:r>
-        <w:rPr>
-          <w:rFonts w:hint="eastAsia"/>
-        </w:rPr>
-        <w:t>検証していない．しかし，本システムを検証するとは何を検証することか</w:t>
-      </w:r>
-      <w:r>
-        <w:rPr>
-          <w:rFonts w:hint="eastAsia"/>
-        </w:rPr>
-        <w:t>を</w:t>
-      </w:r>
-      <w:r>
-        <w:rPr>
-          <w:rFonts w:hint="eastAsia"/>
-        </w:rPr>
-        <w:t>，まず問う必要がある</w:t>
-      </w:r>
-      <w:r>
-        <w:rPr>
-          <w:rFonts w:hint="eastAsia"/>
-        </w:rPr>
-        <w:t>と思われる</w:t>
-      </w:r>
-      <w:r>
-        <w:rPr>
-          <w:rFonts w:hint="eastAsia"/>
-        </w:rPr>
-        <w:t>．本研究は葛藤の解消や，意思決定への迅速な到達を目的としない．むしろ，相容れない考えが残り続けることで，異なる立場の他者との対話可能性が保たれる場合すら想定している．したがって，成功指標</w:t>
-      </w:r>
-      <w:r>
-        <w:rPr>
-          <w:rFonts w:hint="eastAsia"/>
-        </w:rPr>
-        <w:t>の選択の仕方によっては，</w:t>
-      </w:r>
-      <w:r>
-        <w:rPr>
-          <w:rFonts w:hint="eastAsia"/>
-        </w:rPr>
-        <w:t>本研究が価値を見いだす経験を取りこぼし得る．</w:t>
+        <w:t>なお，本研究における葛藤を対話篇として展開する価値の吟味は</w:t>
+      </w:r>
+      <w:r>
+        <w:rPr>
+          <w:rFonts w:hint="eastAsia"/>
+        </w:rPr>
+        <w:t>，</w:t>
+      </w:r>
+      <w:r>
+        <w:rPr>
+          <w:rFonts w:hint="eastAsia"/>
+        </w:rPr>
+        <w:t>極めて簡素な</w:t>
+      </w:r>
+      <w:r>
+        <w:rPr>
+          <w:rFonts w:hint="eastAsia"/>
+        </w:rPr>
+        <w:t>ものに留まる</w:t>
+      </w:r>
+      <w:r>
+        <w:rPr>
+          <w:rFonts w:hint="eastAsia"/>
+        </w:rPr>
+        <w:t>．これの</w:t>
+      </w:r>
+      <w:r>
+        <w:rPr>
+          <w:rFonts w:hint="eastAsia"/>
+        </w:rPr>
+        <w:t>更なる</w:t>
+      </w:r>
+      <w:r>
+        <w:rPr>
+          <w:rFonts w:hint="eastAsia"/>
+        </w:rPr>
+        <w:t>深化</w:t>
+      </w:r>
+      <w:r>
+        <w:rPr>
+          <w:rFonts w:hint="eastAsia"/>
+        </w:rPr>
+        <w:t>には</w:t>
+      </w:r>
+      <w:r>
+        <w:rPr>
+          <w:rFonts w:hint="eastAsia"/>
+        </w:rPr>
+        <w:t>，</w:t>
+      </w:r>
+      <w:r>
+        <w:rPr>
+          <w:rFonts w:hint="eastAsia"/>
+        </w:rPr>
+        <w:t>ミハイル・バフチン</w:t>
+      </w:r>
+      <w:r>
+        <w:rPr>
+          <w:rFonts w:hint="eastAsia"/>
+        </w:rPr>
+        <w:t>[3]</w:t>
+      </w:r>
+      <w:r>
+        <w:rPr>
+          <w:rFonts w:hint="eastAsia"/>
+        </w:rPr>
+        <w:t>や，</w:t>
+      </w:r>
+      <w:r>
+        <w:rPr>
+          <w:rFonts w:hint="eastAsia"/>
+        </w:rPr>
+        <w:t>プラトン研究者</w:t>
+      </w:r>
+      <w:r>
+        <w:rPr>
+          <w:rFonts w:hint="eastAsia"/>
+        </w:rPr>
+        <w:t>である</w:t>
+      </w:r>
+      <w:r>
+        <w:rPr>
+          <w:rFonts w:hint="eastAsia"/>
+        </w:rPr>
+        <w:t>内山</w:t>
+      </w:r>
+      <w:r>
+        <w:rPr>
+          <w:rFonts w:hint="eastAsia"/>
+        </w:rPr>
+        <w:t>勝利</w:t>
+      </w:r>
+      <w:r>
+        <w:rPr>
+          <w:rFonts w:hint="eastAsia"/>
+        </w:rPr>
+        <w:t>[</w:t>
+      </w:r>
+      <w:r>
+        <w:rPr>
+          <w:rFonts w:hint="eastAsia"/>
+        </w:rPr>
+        <w:t>4</w:t>
+      </w:r>
+      <w:r>
+        <w:rPr>
+          <w:rFonts w:hint="eastAsia"/>
+        </w:rPr>
+        <w:t>]</w:t>
+      </w:r>
+      <w:r>
+        <w:rPr>
+          <w:rFonts w:hint="eastAsia"/>
+        </w:rPr>
+        <w:t>の著作</w:t>
+      </w:r>
+      <w:r>
+        <w:rPr>
+          <w:rFonts w:hint="eastAsia"/>
+        </w:rPr>
+        <w:t>が参考になる．</w:t>
       </w:r>
     </w:p>
     <w:p>
@@ -3203,7 +3545,19 @@
         <w:rPr>
           <w:rFonts w:hint="eastAsia"/>
         </w:rPr>
-        <w:t>今後は，ユーザが</w:t>
+        <w:t>加えて</w:t>
+      </w:r>
+      <w:r>
+        <w:rPr>
+          <w:rFonts w:hint="eastAsia"/>
+        </w:rPr>
+        <w:t>，</w:t>
+      </w:r>
+      <w:r>
+        <w:rPr>
+          <w:rFonts w:hint="eastAsia"/>
+        </w:rPr>
+        <w:t>本研究では</w:t>
       </w:r>
       <w:r>
         <w:rPr>
@@ -3215,79 +3569,153 @@
         <w:rPr>
           <w:rFonts w:hint="eastAsia"/>
         </w:rPr>
-        <w:t>と共にいかに自らの葛藤を育てつつ，</w:t>
-      </w:r>
-      <w:r>
-        <w:rPr>
-          <w:rFonts w:hint="eastAsia"/>
-        </w:rPr>
-        <w:t>またその葛藤全体を自己のものとして引き受けてゆくか</w:t>
-      </w:r>
-      <w:r>
-        <w:rPr>
-          <w:rFonts w:hint="eastAsia"/>
-        </w:rPr>
-        <w:t>を分析し</w:t>
-      </w:r>
-      <w:r>
-        <w:rPr>
-          <w:rFonts w:hint="eastAsia"/>
-        </w:rPr>
-        <w:t>，</w:t>
-      </w:r>
-      <w:r>
-        <w:rPr>
-          <w:rFonts w:hint="eastAsia"/>
-        </w:rPr>
-        <w:t>本システムに適した評価</w:t>
-      </w:r>
-      <w:r>
-        <w:rPr>
-          <w:rFonts w:hint="eastAsia"/>
-        </w:rPr>
-        <w:t>そのもの</w:t>
-      </w:r>
-      <w:r>
-        <w:rPr>
-          <w:rFonts w:hint="eastAsia"/>
-        </w:rPr>
-        <w:t>を検討</w:t>
-      </w:r>
-      <w:r>
-        <w:rPr>
-          <w:rFonts w:hint="eastAsia"/>
-        </w:rPr>
-        <w:t>する必要があると</w:t>
-      </w:r>
-      <w:r>
-        <w:rPr>
-          <w:rFonts w:hint="eastAsia"/>
-        </w:rPr>
-        <w:t>考える</w:t>
+        <w:t>の</w:t>
+      </w:r>
+      <w:r>
+        <w:rPr>
+          <w:rFonts w:hint="eastAsia"/>
+        </w:rPr>
+        <w:t>実際の効果</w:t>
+      </w:r>
+      <w:r>
+        <w:rPr>
+          <w:rFonts w:hint="eastAsia"/>
+        </w:rPr>
+        <w:t>を</w:t>
+      </w:r>
+      <w:r>
+        <w:rPr>
+          <w:rFonts w:hint="eastAsia"/>
+        </w:rPr>
+        <w:t>未だ</w:t>
+      </w:r>
+      <w:r>
+        <w:rPr>
+          <w:rFonts w:hint="eastAsia"/>
+        </w:rPr>
+        <w:t>検証していない．しかし，本システムを検証するとは何を検証することか</w:t>
+      </w:r>
+      <w:r>
+        <w:rPr>
+          <w:rFonts w:hint="eastAsia"/>
+        </w:rPr>
+        <w:t>を</w:t>
+      </w:r>
+      <w:r>
+        <w:rPr>
+          <w:rFonts w:hint="eastAsia"/>
+        </w:rPr>
+        <w:t>，まず問う必要がある</w:t>
+      </w:r>
+      <w:r>
+        <w:rPr>
+          <w:rFonts w:hint="eastAsia"/>
+        </w:rPr>
+        <w:t>と思われる</w:t>
+      </w:r>
+      <w:r>
+        <w:rPr>
+          <w:rFonts w:hint="eastAsia"/>
+        </w:rPr>
+        <w:t>．本研究は葛藤の解消や，意思決定への迅速な到達を目的としない．むしろ，相容れない考えが残り続けることで，異なる立場の他者との対話可能性が保たれる場合すら想定している．したがって，成功指標</w:t>
+      </w:r>
+      <w:r>
+        <w:rPr>
+          <w:rFonts w:hint="eastAsia"/>
+        </w:rPr>
+        <w:t>の選択の仕方によっては，</w:t>
+      </w:r>
+      <w:r>
+        <w:rPr>
+          <w:rFonts w:hint="eastAsia"/>
+        </w:rPr>
+        <w:t>本研究が価値を見いだす経験を取りこぼし得る</w:t>
       </w:r>
       <w:r>
         <w:rPr>
           <w:rFonts w:hint="eastAsia"/>
         </w:rPr>
         <w:t>．</w:t>
-      </w:r>
-      <w:r>
-        <w:t xml:space="preserve"> </w:t>
       </w:r>
     </w:p>
     <w:p>
       <w:pPr>
-        <w:widowControl/>
-        <w:ind w:firstLineChars="0" w:firstLine="0"/>
-        <w:jc w:val="left"/>
-        <w:rPr>
-          <w:rFonts w:eastAsia="ＭＳ ゴシック" w:cs="ＭＳ 明朝"/>
-          <w:sz w:val="22"/>
-          <w:szCs w:val="20"/>
-        </w:rPr>
-      </w:pPr>
-      <w:r>
-        <w:br w:type="page"/>
+        <w:ind w:firstLine="197"/>
+      </w:pPr>
+      <w:r>
+        <w:rPr>
+          <w:rFonts w:hint="eastAsia"/>
+        </w:rPr>
+        <w:t>今後は，ユーザが</w:t>
+      </w:r>
+      <w:r>
+        <w:rPr>
+          <w:rFonts w:hint="eastAsia"/>
+        </w:rPr>
+        <w:t>MyPolyphony</w:t>
+      </w:r>
+      <w:r>
+        <w:rPr>
+          <w:rFonts w:hint="eastAsia"/>
+        </w:rPr>
+        <w:t>と共にいかに自らの葛藤を育てつつ，</w:t>
+      </w:r>
+      <w:r>
+        <w:rPr>
+          <w:rFonts w:hint="eastAsia"/>
+        </w:rPr>
+        <w:t>またその葛藤全体を自己のものとして引き受けてゆくか</w:t>
+      </w:r>
+      <w:r>
+        <w:rPr>
+          <w:rFonts w:hint="eastAsia"/>
+        </w:rPr>
+        <w:t>を分析し</w:t>
+      </w:r>
+      <w:r>
+        <w:rPr>
+          <w:rFonts w:hint="eastAsia"/>
+        </w:rPr>
+        <w:t>，</w:t>
+      </w:r>
+      <w:r>
+        <w:rPr>
+          <w:rFonts w:hint="eastAsia"/>
+        </w:rPr>
+        <w:t>本システムに適した評価</w:t>
+      </w:r>
+      <w:r>
+        <w:rPr>
+          <w:rFonts w:hint="eastAsia"/>
+        </w:rPr>
+        <w:t>そのもの</w:t>
+      </w:r>
+      <w:r>
+        <w:rPr>
+          <w:rFonts w:hint="eastAsia"/>
+        </w:rPr>
+        <w:t>を検討</w:t>
+      </w:r>
+      <w:r>
+        <w:rPr>
+          <w:rFonts w:hint="eastAsia"/>
+        </w:rPr>
+        <w:t>する必要があると</w:t>
+      </w:r>
+      <w:r>
+        <w:rPr>
+          <w:rFonts w:hint="eastAsia"/>
+        </w:rPr>
+        <w:t>考える</w:t>
+      </w:r>
+      <w:r>
+        <w:rPr>
+          <w:rFonts w:hint="eastAsia"/>
+        </w:rPr>
+        <w:t>．</w:t>
+      </w:r>
+      <w:r>
+        <w:t xml:space="preserve"> </w:t>
       </w:r>
     </w:p>
     <w:p>
@@ -3335,7 +3763,7 @@
         <w:rPr>
           <w:rFonts w:hint="eastAsia"/>
         </w:rPr>
-        <w:t>『〈責任〉の生成：中動態と当事者研究』</w:t>
+        <w:t>〈責任〉の生成：中動態と当事者研究</w:t>
       </w:r>
       <w:r>
         <w:rPr>
@@ -3371,278 +3799,7 @@
     <w:p>
       <w:pPr>
         <w:pStyle w:val="a"/>
-        <w:rPr>
-          <w:rFonts w:hint="eastAsia"/>
-        </w:rPr>
-      </w:pPr>
-      <w:r>
-        <w:rPr>
-          <w:noProof/>
-        </w:rPr>
-        <mc:AlternateContent>
-          <mc:Choice Requires="wpg">
-            <w:drawing>
-              <wp:anchor distT="0" distB="0" distL="114300" distR="114300" simplePos="0" relativeHeight="251663872" behindDoc="0" locked="0" layoutInCell="1" allowOverlap="1" wp14:anchorId="00AE985D" wp14:editId="29DB7F59">
-                <wp:simplePos x="0" y="0"/>
-                <wp:positionH relativeFrom="margin">
-                  <wp:align>center</wp:align>
-                </wp:positionH>
-                <wp:positionV relativeFrom="page">
-                  <wp:align>center</wp:align>
-                </wp:positionV>
-                <wp:extent cx="5769610" cy="3347085"/>
-                <wp:effectExtent l="0" t="0" r="21590" b="24765"/>
-                <wp:wrapSquare wrapText="bothSides"/>
-                <wp:docPr id="3" name="グループ化 4"/>
-                <wp:cNvGraphicFramePr/>
-                <a:graphic xmlns:a="http://schemas.openxmlformats.org/drawingml/2006/main">
-                  <a:graphicData uri="http://schemas.microsoft.com/office/word/2010/wordprocessingGroup">
-                    <wpg:wgp>
-                      <wpg:cNvGrpSpPr/>
-                      <wpg:grpSpPr bwMode="auto">
-                        <a:xfrm>
-                          <a:off x="0" y="0"/>
-                          <a:ext cx="5769610" cy="3347085"/>
-                          <a:chOff x="0" y="0"/>
-                          <a:chExt cx="9086" cy="5271"/>
-                        </a:xfrm>
-                      </wpg:grpSpPr>
-                      <wps:wsp>
-                        <wps:cNvPr id="745810184" name="Rectangle 13"/>
-                        <wps:cNvSpPr>
-                          <a:spLocks noChangeArrowheads="1"/>
-                        </wps:cNvSpPr>
-                        <wps:spPr bwMode="auto">
-                          <a:xfrm>
-                            <a:off x="0" y="0"/>
-                            <a:ext cx="9086" cy="5271"/>
-                          </a:xfrm>
-                          <a:prstGeom prst="rect">
-                            <a:avLst/>
-                          </a:prstGeom>
-                          <a:noFill/>
-                          <a:ln w="6350">
-                            <a:solidFill>
-                              <a:srgbClr val="000000"/>
-                            </a:solidFill>
-                            <a:miter lim="800000"/>
-                            <a:headEnd/>
-                            <a:tailEnd/>
-                          </a:ln>
-                          <a:extLst>
-                            <a:ext uri="{909E8E84-426E-40DD-AFC4-6F175D3DCCD1}">
-                              <a14:hiddenFill xmlns:a14="http://schemas.microsoft.com/office/drawing/2010/main">
-                                <a:solidFill>
-                                  <a:srgbClr val="FFFF00"/>
-                                </a:solidFill>
-                              </a14:hiddenFill>
-                            </a:ext>
-                          </a:extLst>
-                        </wps:spPr>
-                        <wps:bodyPr rot="0" vert="horz" wrap="square" lIns="74295" tIns="8890" rIns="74295" bIns="8890" anchor="t" anchorCtr="0" upright="1">
-                          <a:noAutofit/>
-                        </wps:bodyPr>
-                      </wps:wsp>
-                      <wpg:grpSp>
-                        <wpg:cNvPr id="1900612666" name="Group 14"/>
-                        <wpg:cNvGrpSpPr>
-                          <a:grpSpLocks/>
-                        </wpg:cNvGrpSpPr>
-                        <wpg:grpSpPr bwMode="auto">
-                          <a:xfrm>
-                            <a:off x="116" y="175"/>
-                            <a:ext cx="8853" cy="4920"/>
-                            <a:chOff x="116" y="175"/>
-                            <a:chExt cx="8853" cy="4920"/>
-                          </a:xfrm>
-                        </wpg:grpSpPr>
-                        <wps:wsp>
-                          <wps:cNvPr id="493235681" name="Text Box 15"/>
-                          <wps:cNvSpPr txBox="1">
-                            <a:spLocks noChangeArrowheads="1"/>
-                          </wps:cNvSpPr>
-                          <wps:spPr bwMode="auto">
-                            <a:xfrm>
-                              <a:off x="116" y="175"/>
-                              <a:ext cx="4309" cy="4920"/>
-                            </a:xfrm>
-                            <a:prstGeom prst="rect">
-                              <a:avLst/>
-                            </a:prstGeom>
-                            <a:noFill/>
-                            <a:ln>
-                              <a:noFill/>
-                            </a:ln>
-                            <a:extLst>
-                              <a:ext uri="{909E8E84-426E-40DD-AFC4-6F175D3DCCD1}">
-                                <a14:hiddenFill xmlns:a14="http://schemas.microsoft.com/office/drawing/2010/main">
-                                  <a:solidFill>
-                                    <a:srgbClr val="FFFFFF"/>
-                                  </a:solidFill>
-                                </a14:hiddenFill>
-                              </a:ext>
-                              <a:ext uri="{91240B29-F687-4F45-9708-019B960494DF}">
-                                <a14:hiddenLine xmlns:a14="http://schemas.microsoft.com/office/drawing/2010/main" w="6350">
-                                  <a:solidFill>
-                                    <a:srgbClr val="000000"/>
-                                  </a:solidFill>
-                                  <a:miter lim="800000"/>
-                                  <a:headEnd/>
-                                  <a:tailEnd/>
-                                </a14:hiddenLine>
-                              </a:ext>
-                            </a:extLst>
-                          </wps:spPr>
-                          <wps:txbx id="3">
-                            <w:txbxContent>
-                              <w:p>
-                                <w:pPr>
-                                  <w:snapToGrid w:val="0"/>
-                                  <w:ind w:right="73" w:firstLineChars="0" w:firstLine="0"/>
-                                  <w:rPr>
-                                    <w:rFonts w:ascii="ＭＳ ゴシック" w:eastAsia="ＭＳ ゴシック" w:hAnsi="ＭＳ ゴシック" w:hint="eastAsia"/>
-                                    <w:sz w:val="22"/>
-                                  </w:rPr>
-                                </w:pPr>
-                                <w:r>
-                                  <w:rPr>
-                                    <w:rFonts w:ascii="ＭＳ ゴシック" w:eastAsia="ＭＳ ゴシック" w:hAnsi="ＭＳ ゴシック" w:hint="eastAsia"/>
-                                    <w:sz w:val="22"/>
-                                  </w:rPr>
-                                  <w:t>未来ビジョン</w:t>
-                                </w:r>
-                              </w:p>
-                              <w:p>
-                                <w:pPr>
-                                  <w:ind w:firstLine="197"/>
-                                  <w:rPr>
-                                    <w:rFonts w:hint="eastAsia"/>
-                                  </w:rPr>
-                                </w:pPr>
-                                <w:r>
-                                  <w:rPr>
-                                    <w:rFonts w:hint="eastAsia"/>
-                                  </w:rPr>
-                                  <w:t>対話篇によって自らの思考を展開する試みの始原の一つに，プラトンの諸著作が挙げられる．</w:t>
-                                </w:r>
-                              </w:p>
-                            </w:txbxContent>
-                          </wps:txbx>
-                          <wps:bodyPr rot="0" vert="horz" wrap="square" lIns="108000" tIns="8890" rIns="108000" bIns="8890" anchor="t" anchorCtr="0" upright="1">
-                            <a:noAutofit/>
-                          </wps:bodyPr>
-                        </wps:wsp>
-                        <wps:wsp>
-                          <wps:cNvPr id="985938137" name="Text Box 16"/>
-                          <wps:cNvSpPr txBox="1">
-                            <a:spLocks noChangeArrowheads="1"/>
-                          </wps:cNvSpPr>
-                          <wps:spPr bwMode="auto">
-                            <a:xfrm>
-                              <a:off x="4660" y="175"/>
-                              <a:ext cx="4309" cy="4920"/>
-                            </a:xfrm>
-                            <a:prstGeom prst="rect">
-                              <a:avLst/>
-                            </a:prstGeom>
-                            <a:noFill/>
-                            <a:ln>
-                              <a:noFill/>
-                            </a:ln>
-                            <a:extLst>
-                              <a:ext uri="{909E8E84-426E-40DD-AFC4-6F175D3DCCD1}">
-                                <a14:hiddenFill xmlns:a14="http://schemas.microsoft.com/office/drawing/2010/main">
-                                  <a:solidFill>
-                                    <a:srgbClr val="FFFFFF"/>
-                                  </a:solidFill>
-                                </a14:hiddenFill>
-                              </a:ext>
-                              <a:ext uri="{91240B29-F687-4F45-9708-019B960494DF}">
-                                <a14:hiddenLine xmlns:a14="http://schemas.microsoft.com/office/drawing/2010/main" w="6350">
-                                  <a:solidFill>
-                                    <a:srgbClr val="000000"/>
-                                  </a:solidFill>
-                                  <a:miter lim="800000"/>
-                                  <a:headEnd/>
-                                  <a:tailEnd/>
-                                </a14:hiddenLine>
-                              </a:ext>
-                            </a:extLst>
-                          </wps:spPr>
-                          <wps:linkedTxbx id="3" seq="1"/>
-                          <wps:bodyPr rot="0" vert="horz" wrap="square" lIns="108000" tIns="8890" rIns="108000" bIns="8890" anchor="t" anchorCtr="0" upright="1">
-                            <a:noAutofit/>
-                          </wps:bodyPr>
-                        </wps:wsp>
-                      </wpg:grpSp>
-                    </wpg:wgp>
-                  </a:graphicData>
-                </a:graphic>
-                <wp14:sizeRelH relativeFrom="page">
-                  <wp14:pctWidth>0</wp14:pctWidth>
-                </wp14:sizeRelH>
-                <wp14:sizeRelV relativeFrom="page">
-                  <wp14:pctHeight>0</wp14:pctHeight>
-                </wp14:sizeRelV>
-              </wp:anchor>
-            </w:drawing>
-          </mc:Choice>
-          <mc:Fallback>
-            <w:pict>
-              <v:group w14:anchorId="00AE985D" id="グループ化 4" o:spid="_x0000_s1032" style="position:absolute;left:0;text-align:left;margin-left:0;margin-top:0;width:454.3pt;height:263.55pt;z-index:251663872;mso-position-horizontal:center;mso-position-horizontal-relative:margin;mso-position-vertical:center;mso-position-vertical-relative:page" coordsize="9086,5271" o:gfxdata="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">
-                <v:rect id="Rectangle 13" o:spid="_x0000_s1033" style="position:absolute;width:9086;height:5271;visibility:visible;mso-wrap-style:square;v-text-anchor:top" o:gfxdata="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" filled="f" fillcolor="yellow" strokeweight=".5pt">
-                  <v:textbox inset="5.85pt,.7pt,5.85pt,.7pt"/>
-                </v:rect>
-                <v:group id="Group 14" o:spid="_x0000_s1034" style="position:absolute;left:116;top:175;width:8853;height:4920" coordorigin="116,175" coordsize="8853,4920" o:gfxdata="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">
-                  <v:shape id="Text Box 15" o:spid="_x0000_s1035" type="#_x0000_t202" style="position:absolute;left:116;top:175;width:4309;height:4920;visibility:visible;mso-wrap-style:square;v-text-anchor:top" o:gfxdata="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" filled="f" stroked="f" strokeweight=".5pt">
-                    <v:textbox style="mso-next-textbox:#Text Box 16" inset="3mm,.7pt,3mm,.7pt">
-                      <w:txbxContent>
-                        <w:p>
-                          <w:pPr>
-                            <w:snapToGrid w:val="0"/>
-                            <w:ind w:right="73" w:firstLineChars="0" w:firstLine="0"/>
-                            <w:rPr>
-                              <w:rFonts w:ascii="ＭＳ ゴシック" w:eastAsia="ＭＳ ゴシック" w:hAnsi="ＭＳ ゴシック" w:hint="eastAsia"/>
-                              <w:sz w:val="22"/>
-                            </w:rPr>
-                          </w:pPr>
-                          <w:r>
-                            <w:rPr>
-                              <w:rFonts w:ascii="ＭＳ ゴシック" w:eastAsia="ＭＳ ゴシック" w:hAnsi="ＭＳ ゴシック" w:hint="eastAsia"/>
-                              <w:sz w:val="22"/>
-                            </w:rPr>
-                            <w:t>未来ビジョン</w:t>
-                          </w:r>
-                        </w:p>
-                        <w:p>
-                          <w:pPr>
-                            <w:ind w:firstLine="197"/>
-                            <w:rPr>
-                              <w:rFonts w:hint="eastAsia"/>
-                            </w:rPr>
-                          </w:pPr>
-                          <w:r>
-                            <w:rPr>
-                              <w:rFonts w:hint="eastAsia"/>
-                            </w:rPr>
-                            <w:t>対話篇によって自らの思考を展開する試みの始原の一つに，プラトンの諸著作が挙げられる．</w:t>
-                          </w:r>
-                        </w:p>
-                      </w:txbxContent>
-                    </v:textbox>
-                  </v:shape>
-                  <v:shape id="Text Box 16" o:spid="_x0000_s1036" type="#_x0000_t202" style="position:absolute;left:4660;top:175;width:4309;height:4920;visibility:visible;mso-wrap-style:square;v-text-anchor:top" o:gfxdata="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" filled="f" stroked="f" strokeweight=".5pt">
-                    <v:textbox inset="3mm,.7pt,3mm,.7pt">
-                      <w:txbxContent/>
-                    </v:textbox>
-                  </v:shape>
-                </v:group>
-                <w10:wrap type="square" anchorx="margin" anchory="page"/>
-              </v:group>
-            </w:pict>
-          </mc:Fallback>
-        </mc:AlternateContent>
-      </w:r>
+      </w:pPr>
       <w:r>
         <w:t xml:space="preserve">H. Jeon, D. Ahn, S. Pang, Y. Choi, S. Yoon, J. Lee, E.-m. Kim, and H. Lim. </w:t>
       </w:r>
@@ -3655,6 +3812,64 @@
         <w:t>: Fostering Inter-Self Dialogue with a Multi-Agent Approach for Introspection. In Proceedings of the 2026 CHI Conference on Human Factors in Computing Systems (CHI '26), pp. 1–25, ACM, 2026.</w:t>
       </w:r>
       <w:bookmarkEnd w:id="0"/>
+    </w:p>
+    <w:p>
+      <w:pPr>
+        <w:pStyle w:val="a"/>
+      </w:pPr>
+      <w:r>
+        <w:rPr>
+          <w:rFonts w:hint="eastAsia"/>
+        </w:rPr>
+        <w:t>ミハイル・バフチン</w:t>
+      </w:r>
+      <w:r>
+        <w:rPr>
+          <w:rFonts w:hint="eastAsia"/>
+        </w:rPr>
+        <w:t xml:space="preserve">. </w:t>
+      </w:r>
+      <w:r>
+        <w:rPr>
+          <w:rFonts w:hint="eastAsia"/>
+        </w:rPr>
+        <w:t>ドストエフスキーの詩学（望月哲男・鈴木淳一訳）</w:t>
+      </w:r>
+      <w:r>
+        <w:rPr>
+          <w:rFonts w:hint="eastAsia"/>
+        </w:rPr>
+        <w:t xml:space="preserve">. </w:t>
+      </w:r>
+      <w:r>
+        <w:rPr>
+          <w:rFonts w:hint="eastAsia"/>
+        </w:rPr>
+        <w:t>筑摩書房</w:t>
+      </w:r>
+      <w:r>
+        <w:rPr>
+          <w:rFonts w:hint="eastAsia"/>
+        </w:rPr>
+        <w:t>, 1995.</w:t>
+      </w:r>
+    </w:p>
+    <w:p>
+      <w:pPr>
+        <w:pStyle w:val="a"/>
+      </w:pPr>
+      <w:r>
+        <w:rPr>
+          <w:rFonts w:hint="eastAsia"/>
+        </w:rPr>
+        <w:t>内山勝利．対話という思想．岩波書店</w:t>
+      </w:r>
+      <w:r>
+        <w:rPr>
+          <w:rFonts w:hint="eastAsia"/>
+        </w:rPr>
+        <w:t>, pp.22-44, 217-219, 2004.</w:t>
+      </w:r>
     </w:p>
     <w:sectPr>
       <w:headerReference w:type="even" r:id="rId18"/>

--- a/paper/WISS_Template_2026_demo.docx
+++ b/paper/WISS_Template_2026_demo.docx
@@ -1275,12 +1275,6 @@
         <w:rPr>
           <w:rFonts w:hint="eastAsia"/>
         </w:rPr>
-        <w:t>しかし，</w:t>
-      </w:r>
-      <w:r>
-        <w:rPr>
-          <w:rFonts w:hint="eastAsia"/>
-        </w:rPr>
         <w:t>抱えた</w:t>
       </w:r>
       <w:r>
@@ -1299,12 +1293,6 @@
         <w:rPr>
           <w:rFonts w:hint="eastAsia"/>
         </w:rPr>
-        <w:t>，</w:t>
-      </w:r>
-      <w:r>
-        <w:rPr>
-          <w:rFonts w:hint="eastAsia"/>
-        </w:rPr>
         <w:t>決着を見ると</w:t>
       </w:r>
       <w:r>
@@ -1323,7 +1311,7 @@
         <w:rPr>
           <w:rFonts w:hint="eastAsia"/>
         </w:rPr>
-        <w:t>ない．</w:t>
+        <w:t>ず，</w:t>
       </w:r>
       <w:r>
         <w:rPr>
@@ -1341,25 +1329,31 @@
         <w:rPr>
           <w:rFonts w:hint="eastAsia"/>
         </w:rPr>
-        <w:t>及</w:t>
-      </w:r>
-      <w:r>
-        <w:rPr>
-          <w:rFonts w:hint="eastAsia"/>
-        </w:rPr>
-        <w:t>び</w:t>
-      </w:r>
-      <w:r>
-        <w:rPr>
-          <w:rFonts w:hint="eastAsia"/>
-        </w:rPr>
-        <w:t>，</w:t>
-      </w:r>
-      <w:r>
-        <w:rPr>
-          <w:rFonts w:hint="eastAsia"/>
-        </w:rPr>
-        <w:t>抱え続ける可能性は否定できない．</w:t>
+        <w:t>渡り</w:t>
+      </w:r>
+      <w:r>
+        <w:rPr>
+          <w:rFonts w:hint="eastAsia"/>
+        </w:rPr>
+        <w:t>それを</w:t>
+      </w:r>
+      <w:r>
+        <w:rPr>
+          <w:rFonts w:hint="eastAsia"/>
+        </w:rPr>
+        <w:t>抱え続ける可能性</w:t>
+      </w:r>
+      <w:r>
+        <w:rPr>
+          <w:rFonts w:hint="eastAsia"/>
+        </w:rPr>
+        <w:t>もある</w:t>
+      </w:r>
+      <w:r>
+        <w:rPr>
+          <w:rFonts w:hint="eastAsia"/>
+        </w:rPr>
+        <w:t>．</w:t>
       </w:r>
       <w:r>
         <w:rPr>
@@ -1816,7 +1810,7 @@
         <w:rPr>
           <w:rFonts w:hint="eastAsia"/>
         </w:rPr>
-        <w:t>得る恐れを持つ．</w:t>
+        <w:t>る恐れを持つ．</w:t>
       </w:r>
       <w:r>
         <w:rPr>
@@ -1828,19 +1822,13 @@
         <w:rPr>
           <w:rFonts w:hint="eastAsia"/>
         </w:rPr>
-        <w:t>を</w:t>
-      </w:r>
-      <w:r>
-        <w:rPr>
-          <w:rFonts w:hint="eastAsia"/>
-        </w:rPr>
-        <w:t>認め</w:t>
-      </w:r>
-      <w:r>
-        <w:rPr>
-          <w:rFonts w:hint="eastAsia"/>
-        </w:rPr>
-        <w:t>得る</w:t>
+        <w:t>があ</w:t>
+      </w:r>
+      <w:r>
+        <w:rPr>
+          <w:rFonts w:hint="eastAsia"/>
+        </w:rPr>
+        <w:t>る</w:t>
       </w:r>
       <w:r>
         <w:rPr>
@@ -2160,10 +2148,10 @@
           <w:noProof/>
         </w:rPr>
         <w:drawing>
-          <wp:inline distT="0" distB="0" distL="0" distR="0" wp14:anchorId="3994D463" wp14:editId="4750C74A">
-            <wp:extent cx="2882900" cy="1420080"/>
-            <wp:effectExtent l="0" t="0" r="0" b="8890"/>
-            <wp:docPr id="1200823083" name="図 1"/>
+          <wp:inline distT="0" distB="0" distL="0" distR="0" wp14:anchorId="56A12321" wp14:editId="593420F0">
+            <wp:extent cx="2877185" cy="1537335"/>
+            <wp:effectExtent l="0" t="0" r="0" b="5715"/>
+            <wp:docPr id="1674524801" name="図 1"/>
             <wp:cNvGraphicFramePr>
               <a:graphicFrameLocks xmlns:a="http://schemas.openxmlformats.org/drawingml/2006/main" noChangeAspect="1"/>
             </wp:cNvGraphicFramePr>
@@ -2171,7 +2159,7 @@
               <a:graphicData uri="http://schemas.openxmlformats.org/drawingml/2006/picture">
                 <pic:pic xmlns:pic="http://schemas.openxmlformats.org/drawingml/2006/picture">
                   <pic:nvPicPr>
-                    <pic:cNvPr id="1200823083" name=""/>
+                    <pic:cNvPr id="1674524801" name=""/>
                     <pic:cNvPicPr/>
                   </pic:nvPicPr>
                   <pic:blipFill>
@@ -2183,7 +2171,7 @@
                   <pic:spPr>
                     <a:xfrm>
                       <a:off x="0" y="0"/>
-                      <a:ext cx="2905442" cy="1431184"/>
+                      <a:ext cx="2877185" cy="1537335"/>
                     </a:xfrm>
                     <a:prstGeom prst="rect">
                       <a:avLst/>
@@ -2257,10 +2245,10 @@
           <w:noProof/>
         </w:rPr>
         <w:drawing>
-          <wp:inline distT="0" distB="0" distL="0" distR="0" wp14:anchorId="6ED4A789" wp14:editId="3ABB7F94">
-            <wp:extent cx="2877185" cy="1407160"/>
-            <wp:effectExtent l="0" t="0" r="0" b="2540"/>
-            <wp:docPr id="1828097128" name="図 1"/>
+          <wp:inline distT="0" distB="0" distL="0" distR="0" wp14:anchorId="369C82BC" wp14:editId="019C721F">
+            <wp:extent cx="2877185" cy="1579245"/>
+            <wp:effectExtent l="0" t="0" r="0" b="1905"/>
+            <wp:docPr id="609515167" name="図 1"/>
             <wp:cNvGraphicFramePr>
               <a:graphicFrameLocks xmlns:a="http://schemas.openxmlformats.org/drawingml/2006/main" noChangeAspect="1"/>
             </wp:cNvGraphicFramePr>
@@ -2268,7 +2256,7 @@
               <a:graphicData uri="http://schemas.openxmlformats.org/drawingml/2006/picture">
                 <pic:pic xmlns:pic="http://schemas.openxmlformats.org/drawingml/2006/picture">
                   <pic:nvPicPr>
-                    <pic:cNvPr id="1828097128" name=""/>
+                    <pic:cNvPr id="609515167" name=""/>
                     <pic:cNvPicPr/>
                   </pic:nvPicPr>
                   <pic:blipFill>
@@ -2280,7 +2268,7 @@
                   <pic:spPr>
                     <a:xfrm>
                       <a:off x="0" y="0"/>
-                      <a:ext cx="2877185" cy="1407160"/>
+                      <a:ext cx="2877185" cy="1579245"/>
                     </a:xfrm>
                     <a:prstGeom prst="rect">
                       <a:avLst/>
@@ -2593,11 +2581,9 @@
       <w:r>
         <w:t>ブラウザの</w:t>
       </w:r>
-      <w:proofErr w:type="spellStart"/>
       <w:r>
         <w:t>localStorage</w:t>
       </w:r>
-      <w:proofErr w:type="spellEnd"/>
       <w:r>
         <w:t>にのみ自動保存する．</w:t>
       </w:r>
@@ -2605,13 +2591,7 @@
         <w:rPr>
           <w:rFonts w:hint="eastAsia"/>
         </w:rPr>
-        <w:t>これ</w:t>
-      </w:r>
-      <w:r>
-        <w:rPr>
-          <w:rFonts w:hint="eastAsia"/>
-        </w:rPr>
-        <w:t>により，対話の私秘性を保持している．</w:t>
+        <w:t>これにより，対話の私秘性を保持している．</w:t>
       </w:r>
     </w:p>
     <w:p>
@@ -2670,19 +2650,11 @@
         </w:rPr>
         <w:t>エージェントとして外在化し，それらの対話を通じた内省を支援する</w:t>
       </w:r>
-      <w:proofErr w:type="spellStart"/>
-      <w:r>
-        <w:rPr>
-          <w:rFonts w:hint="eastAsia"/>
-        </w:rPr>
-        <w:t>InnerPond</w:t>
-      </w:r>
-      <w:proofErr w:type="spellEnd"/>
-      <w:r>
-        <w:rPr>
-          <w:rFonts w:hint="eastAsia"/>
-        </w:rPr>
-        <w:t>[2]</w:t>
+      <w:r>
+        <w:rPr>
+          <w:rFonts w:hint="eastAsia"/>
+        </w:rPr>
+        <w:t>InnerPond[2]</w:t>
       </w:r>
       <w:r>
         <w:rPr>
@@ -3154,7 +3126,7 @@
         <w:rPr>
           <w:rFonts w:hint="eastAsia"/>
         </w:rPr>
-        <w:t>対話篇</w:t>
+        <w:t>葛藤</w:t>
       </w:r>
       <w:r>
         <w:t>を</w:t>
@@ -3253,25 +3225,7 @@
         <w:rPr>
           <w:rFonts w:hint="eastAsia"/>
         </w:rPr>
-        <w:t>今後とも</w:t>
-      </w:r>
-      <w:r>
-        <w:rPr>
-          <w:rFonts w:hint="eastAsia"/>
-        </w:rPr>
-        <w:t>考えて</w:t>
-      </w:r>
-      <w:r>
-        <w:rPr>
-          <w:rFonts w:hint="eastAsia"/>
-        </w:rPr>
-        <w:t>は</w:t>
-      </w:r>
-      <w:r>
-        <w:rPr>
-          <w:rFonts w:hint="eastAsia"/>
-        </w:rPr>
-        <w:t>いない．</w:t>
+        <w:t>考えていない．</w:t>
       </w:r>
       <w:r>
         <w:rPr>
@@ -3289,7 +3243,7 @@
         <w:rPr>
           <w:rFonts w:hint="eastAsia"/>
         </w:rPr>
-        <w:t>設定を考えたり，その</w:t>
+        <w:t>設定を考えたりその</w:t>
       </w:r>
       <w:r>
         <w:rPr>
@@ -3414,7 +3368,7 @@
         <w:rPr>
           <w:rFonts w:hint="eastAsia"/>
         </w:rPr>
-        <w:t>なお，本研究における葛藤を対話篇として展開する価値の吟味は</w:t>
+        <w:t>なお</w:t>
       </w:r>
       <w:r>
         <w:rPr>
@@ -3426,19 +3380,31 @@
         <w:rPr>
           <w:rFonts w:hint="eastAsia"/>
         </w:rPr>
-        <w:t>極めて簡素な</w:t>
-      </w:r>
-      <w:r>
-        <w:rPr>
-          <w:rFonts w:hint="eastAsia"/>
-        </w:rPr>
-        <w:t>ものに留まる</w:t>
-      </w:r>
-      <w:r>
-        <w:rPr>
-          <w:rFonts w:hint="eastAsia"/>
-        </w:rPr>
-        <w:t>．これの</w:t>
+        <w:t>本研究では</w:t>
+      </w:r>
+      <w:r>
+        <w:rPr>
+          <w:rFonts w:hint="eastAsia"/>
+        </w:rPr>
+        <w:t>葛藤を対話篇として展開する価値</w:t>
+      </w:r>
+      <w:r>
+        <w:rPr>
+          <w:rFonts w:hint="eastAsia"/>
+        </w:rPr>
+        <w:t>についての検討はまだ深められていない．</w:t>
+      </w:r>
+      <w:r>
+        <w:rPr>
+          <w:rFonts w:hint="eastAsia"/>
+        </w:rPr>
+        <w:t>こ</w:t>
+      </w:r>
+      <w:r>
+        <w:rPr>
+          <w:rFonts w:hint="eastAsia"/>
+        </w:rPr>
+        <w:t>の</w:t>
       </w:r>
       <w:r>
         <w:rPr>
@@ -3468,7 +3434,49 @@
         <w:rPr>
           <w:rFonts w:hint="eastAsia"/>
         </w:rPr>
-        <w:t>ミハイル・バフチン</w:t>
+        <w:t>プラトン</w:t>
+      </w:r>
+      <w:r>
+        <w:rPr>
+          <w:rFonts w:hint="eastAsia"/>
+        </w:rPr>
+        <w:t>の著作が正に対話篇で</w:t>
+      </w:r>
+      <w:r>
+        <w:rPr>
+          <w:rFonts w:hint="eastAsia"/>
+        </w:rPr>
+        <w:t>あ</w:t>
+      </w:r>
+      <w:r>
+        <w:rPr>
+          <w:rFonts w:hint="eastAsia"/>
+        </w:rPr>
+        <w:t>る</w:t>
+      </w:r>
+      <w:r>
+        <w:rPr>
+          <w:rFonts w:hint="eastAsia"/>
+        </w:rPr>
+        <w:t>点</w:t>
+      </w:r>
+      <w:r>
+        <w:rPr>
+          <w:rFonts w:hint="eastAsia"/>
+        </w:rPr>
+        <w:t>に着目する</w:t>
+      </w:r>
+      <w:r>
+        <w:rPr>
+          <w:rFonts w:hint="eastAsia"/>
+        </w:rPr>
+        <w:t>内山</w:t>
+      </w:r>
+      <w:r>
+        <w:rPr>
+          <w:rFonts w:hint="eastAsia"/>
+        </w:rPr>
+        <w:t>勝利の著作</w:t>
       </w:r>
       <w:r>
         <w:rPr>
@@ -3480,61 +3488,16 @@
         <w:rPr>
           <w:rFonts w:hint="eastAsia"/>
         </w:rPr>
-        <w:t>や，</w:t>
-      </w:r>
-      <w:r>
-        <w:rPr>
-          <w:rFonts w:hint="eastAsia"/>
-        </w:rPr>
-        <w:t>プラトン研究者</w:t>
-      </w:r>
-      <w:r>
-        <w:rPr>
-          <w:rFonts w:hint="eastAsia"/>
-        </w:rPr>
-        <w:t>である</w:t>
-      </w:r>
-      <w:r>
-        <w:rPr>
-          <w:rFonts w:hint="eastAsia"/>
-        </w:rPr>
-        <w:t>内山</w:t>
-      </w:r>
-      <w:r>
-        <w:rPr>
-          <w:rFonts w:hint="eastAsia"/>
-        </w:rPr>
-        <w:t>勝利</w:t>
-      </w:r>
-      <w:r>
-        <w:rPr>
-          <w:rFonts w:hint="eastAsia"/>
-        </w:rPr>
-        <w:t>[</w:t>
-      </w:r>
-      <w:r>
-        <w:rPr>
-          <w:rFonts w:hint="eastAsia"/>
-        </w:rPr>
-        <w:t>4</w:t>
-      </w:r>
-      <w:r>
-        <w:rPr>
-          <w:rFonts w:hint="eastAsia"/>
-        </w:rPr>
-        <w:t>]</w:t>
-      </w:r>
-      <w:r>
-        <w:rPr>
-          <w:rFonts w:hint="eastAsia"/>
-        </w:rPr>
-        <w:t>の著作</w:t>
-      </w:r>
-      <w:r>
-        <w:rPr>
-          <w:rFonts w:hint="eastAsia"/>
-        </w:rPr>
-        <w:t>が参考になる．</w:t>
+        <w:t>等</w:t>
+      </w:r>
+      <w:r>
+        <w:rPr>
+          <w:rFonts w:hint="eastAsia"/>
+        </w:rPr>
+        <w:t>を参考にしたい．</w:t>
+      </w:r>
+      <w:r>
+        <w:t xml:space="preserve"> </w:t>
       </w:r>
     </w:p>
     <w:p>
@@ -3575,7 +3538,7 @@
         <w:rPr>
           <w:rFonts w:hint="eastAsia"/>
         </w:rPr>
-        <w:t>実際の効果</w:t>
+        <w:t>効果</w:t>
       </w:r>
       <w:r>
         <w:rPr>
@@ -3587,7 +3550,13 @@
         <w:rPr>
           <w:rFonts w:hint="eastAsia"/>
         </w:rPr>
-        <w:t>未だ</w:t>
+        <w:t>ま</w:t>
+      </w:r>
+      <w:r>
+        <w:rPr>
+          <w:rFonts w:hint="eastAsia"/>
+        </w:rPr>
+        <w:t>だ</w:t>
       </w:r>
       <w:r>
         <w:rPr>
@@ -3801,58 +3770,9 @@
         <w:pStyle w:val="a"/>
       </w:pPr>
       <w:r>
-        <w:t xml:space="preserve">H. Jeon, D. Ahn, S. Pang, Y. Choi, S. Yoon, J. Lee, E.-m. Kim, and H. Lim. </w:t>
-      </w:r>
-      <w:proofErr w:type="spellStart"/>
-      <w:r>
-        <w:t>InnerPond</w:t>
-      </w:r>
-      <w:proofErr w:type="spellEnd"/>
-      <w:r>
-        <w:t>: Fostering Inter-Self Dialogue with a Multi-Agent Approach for Introspection. In Proceedings of the 2026 CHI Conference on Human Factors in Computing Systems (CHI '26), pp. 1–25, ACM, 2026.</w:t>
+        <w:t>H. Jeon, D. Ahn, S. Pang, Y. Choi, S. Yoon, J. Lee, E.-m. Kim, and H. Lim. InnerPond: Fostering Inter-Self Dialogue with a Multi-Agent Approach for Introspection. In Proceedings of the 2026 CHI Conference on Human Factors in Computing Systems (CHI '26), pp. 1–25, ACM, 2026.</w:t>
       </w:r>
       <w:bookmarkEnd w:id="0"/>
-    </w:p>
-    <w:p>
-      <w:pPr>
-        <w:pStyle w:val="a"/>
-      </w:pPr>
-      <w:r>
-        <w:rPr>
-          <w:rFonts w:hint="eastAsia"/>
-        </w:rPr>
-        <w:t>ミハイル・バフチン</w:t>
-      </w:r>
-      <w:r>
-        <w:rPr>
-          <w:rFonts w:hint="eastAsia"/>
-        </w:rPr>
-        <w:t xml:space="preserve">. </w:t>
-      </w:r>
-      <w:r>
-        <w:rPr>
-          <w:rFonts w:hint="eastAsia"/>
-        </w:rPr>
-        <w:t>ドストエフスキーの詩学（望月哲男・鈴木淳一訳）</w:t>
-      </w:r>
-      <w:r>
-        <w:rPr>
-          <w:rFonts w:hint="eastAsia"/>
-        </w:rPr>
-        <w:t xml:space="preserve">. </w:t>
-      </w:r>
-      <w:r>
-        <w:rPr>
-          <w:rFonts w:hint="eastAsia"/>
-        </w:rPr>
-        <w:t>筑摩書房</w:t>
-      </w:r>
-      <w:r>
-        <w:rPr>
-          <w:rFonts w:hint="eastAsia"/>
-        </w:rPr>
-        <w:t>, 1995.</w:t>
-      </w:r>
     </w:p>
     <w:p>
       <w:pPr>

--- a/paper/WISS_Template_2026_demo.docx
+++ b/paper/WISS_Template_2026_demo.docx
@@ -1251,7 +1251,7 @@
         <w:rPr>
           <w:rFonts w:hint="eastAsia"/>
         </w:rPr>
-        <w:t>する</w:t>
+        <w:t>し続ける</w:t>
       </w:r>
       <w:r>
         <w:rPr>
@@ -1293,7 +1293,37 @@
         <w:rPr>
           <w:rFonts w:hint="eastAsia"/>
         </w:rPr>
-        <w:t>決着を見ると</w:t>
+        <w:t>，</w:t>
+      </w:r>
+      <w:r>
+        <w:rPr>
+          <w:rFonts w:hint="eastAsia"/>
+        </w:rPr>
+        <w:t>その</w:t>
+      </w:r>
+      <w:r>
+        <w:rPr>
+          <w:rFonts w:hint="eastAsia"/>
+        </w:rPr>
+        <w:t>決着を見る</w:t>
+      </w:r>
+      <w:r>
+        <w:rPr>
+          <w:rFonts w:hint="eastAsia"/>
+        </w:rPr>
+        <w:t>とは限らず</w:t>
+      </w:r>
+      <w:r>
+        <w:rPr>
+          <w:rFonts w:hint="eastAsia"/>
+        </w:rPr>
+        <w:t>，</w:t>
+      </w:r>
+      <w:r>
+        <w:rPr>
+          <w:rFonts w:hint="eastAsia"/>
+        </w:rPr>
+        <w:t>時に人</w:t>
       </w:r>
       <w:r>
         <w:rPr>
@@ -1305,13 +1335,7 @@
         <w:rPr>
           <w:rFonts w:hint="eastAsia"/>
         </w:rPr>
-        <w:t>限ら</w:t>
-      </w:r>
-      <w:r>
-        <w:rPr>
-          <w:rFonts w:hint="eastAsia"/>
-        </w:rPr>
-        <w:t>ず，</w:t>
+        <w:t>，</w:t>
       </w:r>
       <w:r>
         <w:rPr>
@@ -1329,25 +1353,31 @@
         <w:rPr>
           <w:rFonts w:hint="eastAsia"/>
         </w:rPr>
-        <w:t>渡り</w:t>
-      </w:r>
-      <w:r>
-        <w:rPr>
-          <w:rFonts w:hint="eastAsia"/>
-        </w:rPr>
-        <w:t>それを</w:t>
-      </w:r>
-      <w:r>
-        <w:rPr>
-          <w:rFonts w:hint="eastAsia"/>
-        </w:rPr>
-        <w:t>抱え続ける可能性</w:t>
-      </w:r>
-      <w:r>
-        <w:rPr>
-          <w:rFonts w:hint="eastAsia"/>
-        </w:rPr>
-        <w:t>もある</w:t>
+        <w:t>渡</w:t>
+      </w:r>
+      <w:r>
+        <w:rPr>
+          <w:rFonts w:hint="eastAsia"/>
+        </w:rPr>
+        <w:t>り</w:t>
+      </w:r>
+      <w:r>
+        <w:rPr>
+          <w:rFonts w:hint="eastAsia"/>
+        </w:rPr>
+        <w:t>当の葛藤を抱え</w:t>
+      </w:r>
+      <w:r>
+        <w:rPr>
+          <w:rFonts w:hint="eastAsia"/>
+        </w:rPr>
+        <w:t>たまま生き</w:t>
+      </w:r>
+      <w:r>
+        <w:rPr>
+          <w:rFonts w:hint="eastAsia"/>
+        </w:rPr>
+        <w:t>る</w:t>
       </w:r>
       <w:r>
         <w:rPr>
@@ -2581,9 +2611,11 @@
       <w:r>
         <w:t>ブラウザの</w:t>
       </w:r>
+      <w:proofErr w:type="spellStart"/>
       <w:r>
         <w:t>localStorage</w:t>
       </w:r>
+      <w:proofErr w:type="spellEnd"/>
       <w:r>
         <w:t>にのみ自動保存する．</w:t>
       </w:r>
@@ -2650,11 +2682,19 @@
         </w:rPr>
         <w:t>エージェントとして外在化し，それらの対話を通じた内省を支援する</w:t>
       </w:r>
-      <w:r>
-        <w:rPr>
-          <w:rFonts w:hint="eastAsia"/>
-        </w:rPr>
-        <w:t>InnerPond[2]</w:t>
+      <w:proofErr w:type="spellStart"/>
+      <w:r>
+        <w:rPr>
+          <w:rFonts w:hint="eastAsia"/>
+        </w:rPr>
+        <w:t>InnerPond</w:t>
+      </w:r>
+      <w:proofErr w:type="spellEnd"/>
+      <w:r>
+        <w:rPr>
+          <w:rFonts w:hint="eastAsia"/>
+        </w:rPr>
+        <w:t>[2]</w:t>
       </w:r>
       <w:r>
         <w:rPr>
@@ -3770,7 +3810,15 @@
         <w:pStyle w:val="a"/>
       </w:pPr>
       <w:r>
-        <w:t>H. Jeon, D. Ahn, S. Pang, Y. Choi, S. Yoon, J. Lee, E.-m. Kim, and H. Lim. InnerPond: Fostering Inter-Self Dialogue with a Multi-Agent Approach for Introspection. In Proceedings of the 2026 CHI Conference on Human Factors in Computing Systems (CHI '26), pp. 1–25, ACM, 2026.</w:t>
+        <w:t xml:space="preserve">H. Jeon, D. Ahn, S. Pang, Y. Choi, S. Yoon, J. Lee, E.-m. Kim, and H. Lim. </w:t>
+      </w:r>
+      <w:proofErr w:type="spellStart"/>
+      <w:r>
+        <w:t>InnerPond</w:t>
+      </w:r>
+      <w:proofErr w:type="spellEnd"/>
+      <w:r>
+        <w:t>: Fostering Inter-Self Dialogue with a Multi-Agent Approach for Introspection. In Proceedings of the 2026 CHI Conference on Human Factors in Computing Systems (CHI '26), pp. 1–25, ACM, 2026.</w:t>
       </w:r>
       <w:bookmarkEnd w:id="0"/>
     </w:p>

--- a/paper/WISS_Template_2026_demo.docx
+++ b/paper/WISS_Template_2026_demo.docx
@@ -1245,13 +1245,31 @@
         <w:rPr>
           <w:rFonts w:hint="eastAsia"/>
         </w:rPr>
-        <w:t>自分なりの態度決定を希求</w:t>
-      </w:r>
-      <w:r>
-        <w:rPr>
-          <w:rFonts w:hint="eastAsia"/>
-        </w:rPr>
-        <w:t>し続ける</w:t>
+        <w:t>自分なりの態度決定を</w:t>
+      </w:r>
+      <w:r>
+        <w:rPr>
+          <w:rFonts w:hint="eastAsia"/>
+        </w:rPr>
+        <w:t>「</w:t>
+      </w:r>
+      <w:r>
+        <w:rPr>
+          <w:rFonts w:hint="eastAsia"/>
+        </w:rPr>
+        <w:t>希求</w:t>
+      </w:r>
+      <w:r>
+        <w:rPr>
+          <w:rFonts w:hint="eastAsia"/>
+        </w:rPr>
+        <w:t>する</w:t>
+      </w:r>
+      <w:r>
+        <w:rPr>
+          <w:rFonts w:hint="eastAsia"/>
+        </w:rPr>
+        <w:t>」</w:t>
       </w:r>
       <w:r>
         <w:rPr>
@@ -1412,7 +1430,19 @@
         <w:rPr>
           <w:rFonts w:hint="eastAsia"/>
         </w:rPr>
-        <w:t>のは，葛藤それ自体の価値である．葛藤する人間は，</w:t>
+        <w:t>のは，葛藤</w:t>
+      </w:r>
+      <w:r>
+        <w:rPr>
+          <w:rFonts w:hint="eastAsia"/>
+        </w:rPr>
+        <w:t>すること</w:t>
+      </w:r>
+      <w:r>
+        <w:rPr>
+          <w:rFonts w:hint="eastAsia"/>
+        </w:rPr>
+        <w:t>それ自体の価値である．葛藤する人間は，</w:t>
       </w:r>
       <w:r>
         <w:rPr>
@@ -2611,11 +2641,9 @@
       <w:r>
         <w:t>ブラウザの</w:t>
       </w:r>
-      <w:proofErr w:type="spellStart"/>
       <w:r>
         <w:t>localStorage</w:t>
       </w:r>
-      <w:proofErr w:type="spellEnd"/>
       <w:r>
         <w:t>にのみ自動保存する．</w:t>
       </w:r>
@@ -2682,19 +2710,11 @@
         </w:rPr>
         <w:t>エージェントとして外在化し，それらの対話を通じた内省を支援する</w:t>
       </w:r>
-      <w:proofErr w:type="spellStart"/>
-      <w:r>
-        <w:rPr>
-          <w:rFonts w:hint="eastAsia"/>
-        </w:rPr>
-        <w:t>InnerPond</w:t>
-      </w:r>
-      <w:proofErr w:type="spellEnd"/>
-      <w:r>
-        <w:rPr>
-          <w:rFonts w:hint="eastAsia"/>
-        </w:rPr>
-        <w:t>[2]</w:t>
+      <w:r>
+        <w:rPr>
+          <w:rFonts w:hint="eastAsia"/>
+        </w:rPr>
+        <w:t>InnerPond[2]</w:t>
       </w:r>
       <w:r>
         <w:rPr>
@@ -2826,7 +2846,13 @@
         <w:rPr>
           <w:rFonts w:hint="eastAsia"/>
         </w:rPr>
-        <w:t>いため</w:t>
+        <w:t>い</w:t>
+      </w:r>
+      <w:r>
+        <w:rPr>
+          <w:rFonts w:hint="eastAsia"/>
+        </w:rPr>
+        <w:t>．ゆえに</w:t>
       </w:r>
       <w:r>
         <w:rPr>
@@ -3029,7 +3055,7 @@
         <w:rPr>
           <w:rFonts w:hint="eastAsia"/>
         </w:rPr>
-        <w:t>が</w:t>
+        <w:t>は</w:t>
       </w:r>
       <w:r>
         <w:rPr>
@@ -3041,13 +3067,13 @@
         <w:rPr>
           <w:rFonts w:hint="eastAsia"/>
         </w:rPr>
-        <w:t>な</w:t>
-      </w:r>
-      <w:r>
-        <w:rPr>
-          <w:rFonts w:hint="eastAsia"/>
-        </w:rPr>
-        <w:t>るよりも，</w:t>
+        <w:t>なる</w:t>
+      </w:r>
+      <w:r>
+        <w:rPr>
+          <w:rFonts w:hint="eastAsia"/>
+        </w:rPr>
+        <w:t>べきではない．</w:t>
       </w:r>
       <w:r>
         <w:rPr>
@@ -3059,6 +3085,12 @@
         <w:rPr>
           <w:rFonts w:hint="eastAsia"/>
         </w:rPr>
+        <w:t>，</w:t>
+      </w:r>
+      <w:r>
+        <w:rPr>
+          <w:rFonts w:hint="eastAsia"/>
+        </w:rPr>
         <w:t>「ユーザ」と「</w:t>
       </w:r>
       <w:r>
@@ -3089,37 +3121,22 @@
         <w:rPr>
           <w:rFonts w:hint="eastAsia"/>
         </w:rPr>
-        <w:t>構図</w:t>
-      </w:r>
-      <w:r>
-        <w:rPr>
-          <w:rFonts w:hint="eastAsia"/>
-        </w:rPr>
-        <w:t>を保つ</w:t>
-      </w:r>
-      <w:r>
-        <w:rPr>
-          <w:rFonts w:hint="eastAsia"/>
-        </w:rPr>
-        <w:t>ことが，</w:t>
-      </w:r>
-      <w:r>
-        <w:rPr>
-          <w:rFonts w:hint="eastAsia"/>
-        </w:rPr>
-        <w:t>より望ましい</w:t>
-      </w:r>
-      <w:r>
-        <w:rPr>
-          <w:rFonts w:hint="eastAsia"/>
-        </w:rPr>
-        <w:t>支援の形である</w:t>
+        <w:t>こと．これがより望ましい支援の形</w:t>
+      </w:r>
+      <w:r>
+        <w:rPr>
+          <w:rFonts w:hint="eastAsia"/>
+        </w:rPr>
+        <w:t>である</w:t>
       </w:r>
       <w:r>
         <w:rPr>
           <w:rFonts w:hint="eastAsia"/>
         </w:rPr>
         <w:t>．</w:t>
+      </w:r>
+      <w:r>
+        <w:t xml:space="preserve"> </w:t>
       </w:r>
     </w:p>
     <w:p>
@@ -3157,7 +3174,19 @@
         <w:rPr>
           <w:rFonts w:hint="eastAsia"/>
         </w:rPr>
-        <w:t>背景情報を与えずに，</w:t>
+        <w:t>詳細</w:t>
+      </w:r>
+      <w:r>
+        <w:rPr>
+          <w:rFonts w:hint="eastAsia"/>
+        </w:rPr>
+        <w:t>を与えず，</w:t>
+      </w:r>
+      <w:r>
+        <w:rPr>
+          <w:rFonts w:hint="eastAsia"/>
+        </w:rPr>
+        <w:t>ただ</w:t>
       </w:r>
       <w:r>
         <w:t>言葉と括弧のみによって</w:t>
@@ -3166,6 +3195,12 @@
         <w:rPr>
           <w:rFonts w:hint="eastAsia"/>
         </w:rPr>
+        <w:t>，</w:t>
+      </w:r>
+      <w:r>
+        <w:rPr>
+          <w:rFonts w:hint="eastAsia"/>
+        </w:rPr>
         <w:t>葛藤</w:t>
       </w:r>
       <w:r>
@@ -3202,16 +3237,7 @@
         <w:rPr>
           <w:rFonts w:hint="eastAsia"/>
         </w:rPr>
-        <w:t>されて</w:t>
-      </w:r>
-      <w:r>
-        <w:rPr>
-          <w:rFonts w:hint="eastAsia"/>
-        </w:rPr>
-        <w:t>いる</w:t>
-      </w:r>
-      <w:r>
-        <w:t>．</w:t>
+        <w:t>されている．</w:t>
       </w:r>
       <w:r>
         <w:rPr>
@@ -3295,7 +3321,19 @@
         <w:rPr>
           <w:rFonts w:hint="eastAsia"/>
         </w:rPr>
-        <w:t>励むことよりも，ユーザの内にある葛藤</w:t>
+        <w:t>励むことよりも，ユーザの内</w:t>
+      </w:r>
+      <w:r>
+        <w:rPr>
+          <w:rFonts w:hint="eastAsia"/>
+        </w:rPr>
+        <w:t>なる</w:t>
+      </w:r>
+      <w:r>
+        <w:rPr>
+          <w:rFonts w:hint="eastAsia"/>
+        </w:rPr>
+        <w:t>葛藤</w:t>
       </w:r>
       <w:r>
         <w:rPr>
@@ -3426,13 +3464,25 @@
         <w:rPr>
           <w:rFonts w:hint="eastAsia"/>
         </w:rPr>
-        <w:t>葛藤を対話篇として展開する価値</w:t>
-      </w:r>
-      <w:r>
-        <w:rPr>
-          <w:rFonts w:hint="eastAsia"/>
-        </w:rPr>
-        <w:t>についての検討はまだ深められていない．</w:t>
+        <w:t>葛藤を対話篇として展開する</w:t>
+      </w:r>
+      <w:r>
+        <w:rPr>
+          <w:rFonts w:hint="eastAsia"/>
+        </w:rPr>
+        <w:t>その</w:t>
+      </w:r>
+      <w:r>
+        <w:rPr>
+          <w:rFonts w:hint="eastAsia"/>
+        </w:rPr>
+        <w:t>価値</w:t>
+      </w:r>
+      <w:r>
+        <w:rPr>
+          <w:rFonts w:hint="eastAsia"/>
+        </w:rPr>
+        <w:t>の検討はまだ深められていない．</w:t>
       </w:r>
       <w:r>
         <w:rPr>
@@ -3810,15 +3860,7 @@
         <w:pStyle w:val="a"/>
       </w:pPr>
       <w:r>
-        <w:t xml:space="preserve">H. Jeon, D. Ahn, S. Pang, Y. Choi, S. Yoon, J. Lee, E.-m. Kim, and H. Lim. </w:t>
-      </w:r>
-      <w:proofErr w:type="spellStart"/>
-      <w:r>
-        <w:t>InnerPond</w:t>
-      </w:r>
-      <w:proofErr w:type="spellEnd"/>
-      <w:r>
-        <w:t>: Fostering Inter-Self Dialogue with a Multi-Agent Approach for Introspection. In Proceedings of the 2026 CHI Conference on Human Factors in Computing Systems (CHI '26), pp. 1–25, ACM, 2026.</w:t>
+        <w:t>H. Jeon, D. Ahn, S. Pang, Y. Choi, S. Yoon, J. Lee, E.-m. Kim, and H. Lim. InnerPond: Fostering Inter-Self Dialogue with a Multi-Agent Approach for Introspection. In Proceedings of the 2026 CHI Conference on Human Factors in Computing Systems (CHI '26), pp. 1–25, ACM, 2026.</w:t>
       </w:r>
       <w:bookmarkEnd w:id="0"/>
     </w:p>
